--- a/AWS_FreeTest4Quiz.docx
+++ b/AWS_FreeTest4Quiz.docx
@@ -237,7 +237,37 @@
           <w:b/>
           <w:bCs/>
         </w:rPr>
-        <w:t xml:space="preserve">The way to limit an Amazon ECS task's privileges to only those required for its use of AWS services is by </w:t>
+        <w:t xml:space="preserve">The </w:t>
+      </w:r>
+      <w:r>
+        <w:t>way to limit an</w:t>
+      </w:r>
+      <w:r>
+        <w:rPr>
+          <w:b/>
+          <w:bCs/>
+        </w:rPr>
+        <w:t xml:space="preserve"> Amazon ECS task's privileges </w:t>
+      </w:r>
+      <w:r>
+        <w:t>to</w:t>
+      </w:r>
+      <w:r>
+        <w:rPr>
+          <w:b/>
+          <w:bCs/>
+        </w:rPr>
+        <w:t xml:space="preserve"> only those required </w:t>
+      </w:r>
+      <w:r>
+        <w:t>for its use</w:t>
+      </w:r>
+      <w:r>
+        <w:rPr>
+          <w:b/>
+          <w:bCs/>
+        </w:rPr>
+        <w:t xml:space="preserve"> of AWS services is by </w:t>
       </w:r>
       <w:r>
         <w:rPr>
@@ -1246,23 +1276,7 @@
           <w:b/>
           <w:bCs/>
         </w:rPr>
-        <w:t>A company is developing a new online gaming application</w:t>
-      </w:r>
-      <w:proofErr w:type="gramStart"/>
-      <w:r>
-        <w:rPr>
-          <w:b/>
-          <w:bCs/>
-        </w:rPr>
-        <w:t xml:space="preserve"> The</w:t>
-      </w:r>
-      <w:proofErr w:type="gramEnd"/>
-      <w:r>
-        <w:rPr>
-          <w:b/>
-          <w:bCs/>
-        </w:rPr>
-        <w:t xml:space="preserve"> application will run on Amazon EC2 instances in </w:t>
+        <w:t xml:space="preserve">A company is developing a new online gaming application The application will run on Amazon EC2 instances in </w:t>
       </w:r>
       <w:r>
         <w:rPr>
@@ -1813,7 +1827,21 @@
           <w:bCs/>
           <w:color w:val="3B3838" w:themeColor="background2" w:themeShade="40"/>
         </w:rPr>
-        <w:t>E. Create a content delivery network (</w:t>
+        <w:t>E. Create</w:t>
+      </w:r>
+      <w:r>
+        <w:rPr>
+          <w:color w:val="3B3838" w:themeColor="background2" w:themeShade="40"/>
+        </w:rPr>
+        <w:t xml:space="preserve"> a </w:t>
+      </w:r>
+      <w:r>
+        <w:rPr>
+          <w:b/>
+          <w:bCs/>
+          <w:color w:val="3B3838" w:themeColor="background2" w:themeShade="40"/>
+        </w:rPr>
+        <w:t>content delivery network (</w:t>
       </w:r>
       <w:r>
         <w:rPr>
@@ -1830,7 +1858,35 @@
           <w:bCs/>
           <w:color w:val="3B3838" w:themeColor="background2" w:themeShade="40"/>
         </w:rPr>
-        <w:t xml:space="preserve">) by using Amazon CloudFront. </w:t>
+        <w:t xml:space="preserve">) </w:t>
+      </w:r>
+      <w:r>
+        <w:rPr>
+          <w:color w:val="3B3838" w:themeColor="background2" w:themeShade="40"/>
+        </w:rPr>
+        <w:t>by</w:t>
+      </w:r>
+      <w:r>
+        <w:rPr>
+          <w:b/>
+          <w:bCs/>
+          <w:color w:val="3B3838" w:themeColor="background2" w:themeShade="40"/>
+        </w:rPr>
+        <w:t xml:space="preserve"> </w:t>
+      </w:r>
+      <w:r>
+        <w:rPr>
+          <w:color w:val="3B3838" w:themeColor="background2" w:themeShade="40"/>
+        </w:rPr>
+        <w:t>using</w:t>
+      </w:r>
+      <w:r>
+        <w:rPr>
+          <w:b/>
+          <w:bCs/>
+          <w:color w:val="3B3838" w:themeColor="background2" w:themeShade="40"/>
+        </w:rPr>
+        <w:t xml:space="preserve"> Amazon CloudFront. </w:t>
       </w:r>
       <w:r>
         <w:rPr>
@@ -1847,7 +1903,21 @@
           <w:bCs/>
           <w:color w:val="3B3838" w:themeColor="background2" w:themeShade="40"/>
         </w:rPr>
-        <w:t xml:space="preserve"> for static and dynamic </w:t>
+        <w:t xml:space="preserve"> for static </w:t>
+      </w:r>
+      <w:r>
+        <w:rPr>
+          <w:color w:val="3B3838" w:themeColor="background2" w:themeShade="40"/>
+        </w:rPr>
+        <w:t>and</w:t>
+      </w:r>
+      <w:r>
+        <w:rPr>
+          <w:b/>
+          <w:bCs/>
+          <w:color w:val="3B3838" w:themeColor="background2" w:themeShade="40"/>
+        </w:rPr>
+        <w:t xml:space="preserve"> dynamic </w:t>
       </w:r>
       <w:proofErr w:type="gramStart"/>
       <w:r>
@@ -1856,7 +1926,13 @@
           <w:bCs/>
           <w:color w:val="3B3838" w:themeColor="background2" w:themeShade="40"/>
         </w:rPr>
-        <w:t>content, and</w:t>
+        <w:t xml:space="preserve">content, </w:t>
+      </w:r>
+      <w:r>
+        <w:rPr>
+          <w:color w:val="3B3838" w:themeColor="background2" w:themeShade="40"/>
+        </w:rPr>
+        <w:t>and</w:t>
       </w:r>
       <w:proofErr w:type="gramEnd"/>
       <w:r>
@@ -2050,7 +2126,7 @@
           <w:color w:val="3B3838" w:themeColor="background2" w:themeShade="40"/>
         </w:rPr>
         <w:pict w14:anchorId="3FB1DAA1">
-          <v:rect id="_x0000_i1276" style="width:0;height:1.5pt" o:hralign="center" o:hrstd="t" o:hrnoshade="t" o:hr="t" fillcolor="#1b1c1d" stroked="f"/>
+          <v:rect id="_x0000_i1025" style="width:0;height:1.5pt" o:hralign="center" o:hrstd="t" o:hrnoshade="t" o:hr="t" fillcolor="#1b1c1d" stroked="f"/>
         </w:pict>
       </w:r>
     </w:p>
@@ -2731,13 +2807,23 @@
       <w:r>
         <w:t xml:space="preserve"> daily for one </w:t>
       </w:r>
-      <w:proofErr w:type="gramStart"/>
-      <w:r>
-        <w:t>week, and</w:t>
-      </w:r>
-      <w:proofErr w:type="gramEnd"/>
-      <w:r>
-        <w:t xml:space="preserve"> then must remain immediately accessible for occasional analysis. This access pattern is key to choosing the most cost-effective storage class.</w:t>
+      <w:r>
+        <w:t>week</w:t>
+      </w:r>
+      <w:r>
+        <w:t>,</w:t>
+      </w:r>
+      <w:r>
+        <w:t xml:space="preserve"> and</w:t>
+      </w:r>
+      <w:r>
+        <w:t xml:space="preserve"> then</w:t>
+      </w:r>
+      <w:r>
+        <w:t>,</w:t>
+      </w:r>
+      <w:r>
+        <w:t xml:space="preserve"> must remain immediately accessible for occasional analysis. This access pattern is key to choosing the most cost-effective storage class.</w:t>
       </w:r>
     </w:p>
     <w:p>
@@ -3387,7 +3473,31 @@
       </w:r>
       <w:proofErr w:type="spellEnd"/>
       <w:r>
-        <w:t xml:space="preserve"> request of CloudWatch is limited to 8KB for the HTTP GET requests and 40KB for the HTTP POST requests. The user can include a maximum of 20 data points in one </w:t>
+        <w:t xml:space="preserve"> request of CloudWatch is </w:t>
+      </w:r>
+      <w:r>
+        <w:rPr>
+          <w:highlight w:val="magenta"/>
+        </w:rPr>
+        <w:t xml:space="preserve">limited to </w:t>
+      </w:r>
+      <w:r>
+        <w:rPr>
+          <w:b/>
+          <w:bCs/>
+          <w:highlight w:val="magenta"/>
+        </w:rPr>
+        <w:t>8KB</w:t>
+      </w:r>
+      <w:r>
+        <w:rPr>
+          <w:b/>
+          <w:bCs/>
+        </w:rPr>
+        <w:t xml:space="preserve"> </w:t>
+      </w:r>
+      <w:r>
+        <w:t xml:space="preserve">for the HTTP GET requests and 40KB for the HTTP POST requests. The user can include a maximum of 20 data points in one </w:t>
       </w:r>
       <w:proofErr w:type="spellStart"/>
       <w:r>
@@ -4025,7 +4135,7 @@
     <w:p>
       <w:r>
         <w:pict w14:anchorId="58BEABFD">
-          <v:rect id="_x0000_i1284" style="width:0;height:1.5pt" o:hralign="center" o:hrstd="t" o:hrnoshade="t" o:hr="t" fillcolor="#1b1c1d" stroked="f"/>
+          <v:rect id="_x0000_i1026" style="width:0;height:1.5pt" o:hralign="center" o:hrstd="t" o:hrnoshade="t" o:hr="t" fillcolor="#1b1c1d" stroked="f"/>
         </w:pict>
       </w:r>
     </w:p>
@@ -5295,6 +5405,9 @@
       </w:r>
     </w:p>
     <w:p>
+      <w:pPr>
+        <w:ind w:left="720"/>
+      </w:pPr>
       <w:r>
         <w:rPr>
           <w:b/>
@@ -5315,6 +5428,9 @@
       </w:r>
     </w:p>
     <w:p>
+      <w:pPr>
+        <w:ind w:left="720"/>
+      </w:pPr>
       <w:r>
         <w:rPr>
           <w:b/>
@@ -5335,6 +5451,9 @@
       </w:r>
     </w:p>
     <w:p>
+      <w:pPr>
+        <w:ind w:left="720"/>
+      </w:pPr>
       <w:r>
         <w:rPr>
           <w:b/>
@@ -5355,6 +5474,9 @@
       </w:r>
     </w:p>
     <w:p>
+      <w:pPr>
+        <w:ind w:left="720"/>
+      </w:pPr>
       <w:r>
         <w:rPr>
           <w:b/>
@@ -5871,7 +5993,27 @@
           <w:b/>
           <w:bCs/>
         </w:rPr>
-        <w:t>A. Allow Internet traffic on the private subnet through the network ACL</w:t>
+        <w:t xml:space="preserve">A. Allow Internet traffic </w:t>
+      </w:r>
+      <w:r>
+        <w:t>on the</w:t>
+      </w:r>
+      <w:r>
+        <w:rPr>
+          <w:b/>
+          <w:bCs/>
+        </w:rPr>
+        <w:t xml:space="preserve"> private subnet through </w:t>
+      </w:r>
+      <w:r>
+        <w:t>the</w:t>
+      </w:r>
+      <w:r>
+        <w:rPr>
+          <w:b/>
+          <w:bCs/>
+        </w:rPr>
+        <w:t xml:space="preserve"> network ACL</w:t>
       </w:r>
       <w:r>
         <w:rPr>
@@ -5885,16 +6027,46 @@
         <w:rPr>
           <w:highlight w:val="green"/>
         </w:rPr>
-        <w:t xml:space="preserve"> Network ACLs</w:t>
+        <w:t xml:space="preserve"> </w:t>
+      </w:r>
+      <w:r>
+        <w:rPr>
+          <w:b/>
+          <w:bCs/>
+          <w:highlight w:val="green"/>
+        </w:rPr>
+        <w:t>Network ACLs</w:t>
       </w:r>
       <w:r>
         <w:t xml:space="preserve"> (Access Control Lists) are </w:t>
       </w:r>
       <w:r>
         <w:rPr>
+          <w:b/>
+          <w:bCs/>
           <w:highlight w:val="green"/>
         </w:rPr>
-        <w:t>stateless firewalls at the subnet level</w:t>
+        <w:t>stateless</w:t>
+      </w:r>
+      <w:r>
+        <w:rPr>
+          <w:highlight w:val="green"/>
+        </w:rPr>
+        <w:t xml:space="preserve"> firewalls at the </w:t>
+      </w:r>
+      <w:r>
+        <w:rPr>
+          <w:b/>
+          <w:bCs/>
+          <w:highlight w:val="green"/>
+        </w:rPr>
+        <w:t xml:space="preserve">subnet </w:t>
+      </w:r>
+      <w:r>
+        <w:rPr>
+          <w:highlight w:val="green"/>
+        </w:rPr>
+        <w:t>level</w:t>
       </w:r>
       <w:r>
         <w:t xml:space="preserve">. </w:t>
@@ -5930,7 +6102,17 @@
           <w:b/>
           <w:bCs/>
         </w:rPr>
-        <w:t xml:space="preserve"> have a route </w:t>
+        <w:t xml:space="preserve"> </w:t>
+      </w:r>
+      <w:r>
+        <w:t>have a</w:t>
+      </w:r>
+      <w:r>
+        <w:rPr>
+          <w:b/>
+          <w:bCs/>
+        </w:rPr>
+        <w:t xml:space="preserve"> route </w:t>
       </w:r>
       <w:r>
         <w:rPr>
@@ -5948,7 +6130,29 @@
         <w:t xml:space="preserve"> Internet Gateway</w:t>
       </w:r>
       <w:r>
-        <w:t>. Simply opening a Network ACL won't magically give instances in a private subnet internet access. You need a mechanism (like a NAT Gateway) to route the traffic.</w:t>
+        <w:t xml:space="preserve">. Simply opening a Network ACL won't magically give instances in a private subnet internet access. You </w:t>
+      </w:r>
+      <w:r>
+        <w:rPr>
+          <w:b/>
+          <w:bCs/>
+          <w:highlight w:val="yellow"/>
+        </w:rPr>
+        <w:t>need a</w:t>
+      </w:r>
+      <w:r>
+        <w:t xml:space="preserve"> mechanism (like a NAT Gateway) </w:t>
+      </w:r>
+      <w:r>
+        <w:rPr>
+          <w:b/>
+          <w:bCs/>
+          <w:highlight w:val="yellow"/>
+        </w:rPr>
+        <w:t>to route</w:t>
+      </w:r>
+      <w:r>
+        <w:t xml:space="preserve"> the traffic.</w:t>
       </w:r>
     </w:p>
     <w:p>
@@ -6212,6 +6416,9 @@
       </w:r>
     </w:p>
     <w:p>
+      <w:pPr>
+        <w:ind w:left="720"/>
+      </w:pPr>
       <w:r>
         <w:rPr>
           <w:b/>
@@ -6224,6 +6431,9 @@
       </w:r>
     </w:p>
     <w:p>
+      <w:pPr>
+        <w:ind w:left="720"/>
+      </w:pPr>
       <w:r>
         <w:rPr>
           <w:b/>
@@ -6236,6 +6446,9 @@
       </w:r>
     </w:p>
     <w:p>
+      <w:pPr>
+        <w:ind w:left="720"/>
+      </w:pPr>
       <w:r>
         <w:rPr>
           <w:b/>
@@ -6248,6 +6461,9 @@
       </w:r>
     </w:p>
     <w:p>
+      <w:pPr>
+        <w:ind w:left="720"/>
+      </w:pPr>
       <w:r>
         <w:rPr>
           <w:b/>
@@ -8622,15 +8838,7 @@
         <w:t>Durability:</w:t>
       </w:r>
       <w:r>
-        <w:t xml:space="preserve"> S3 is designed for 99.999999999% (11 nines) of durability, which meets the requirement of maintaining the current level of durability, </w:t>
-      </w:r>
-      <w:proofErr w:type="gramStart"/>
-      <w:r>
-        <w:t>exceeding</w:t>
-      </w:r>
-      <w:proofErr w:type="gramEnd"/>
-      <w:r>
-        <w:t xml:space="preserve"> most on-premises solutions.</w:t>
+        <w:t xml:space="preserve"> S3 is designed for 99.999999999% (11 nines) of durability, which meets the requirement of maintaining the current level of durability, exceeding most on-premises solutions.</w:t>
       </w:r>
     </w:p>
     <w:p>
@@ -9116,7 +9324,7 @@
     <w:p>
       <w:r>
         <w:pict w14:anchorId="0180DF41">
-          <v:rect id="_x0000_i1031" style="width:0;height:1.5pt" o:hralign="center" o:hrstd="t" o:hr="t" fillcolor="#a0a0a0" stroked="f"/>
+          <v:rect id="_x0000_i1027" style="width:0;height:1.5pt" o:hralign="center" o:hrstd="t" o:hr="t" fillcolor="#a0a0a0" stroked="f"/>
         </w:pict>
       </w:r>
     </w:p>
@@ -14083,7 +14291,7 @@
           <w:bCs/>
         </w:rPr>
         <w:pict w14:anchorId="76D20D5A">
-          <v:rect id="_x0000_i1039" style="width:0;height:1.5pt" o:hralign="center" o:hrstd="t" o:hr="t" fillcolor="#a0a0a0" stroked="f"/>
+          <v:rect id="_x0000_i1028" style="width:0;height:1.5pt" o:hralign="center" o:hrstd="t" o:hr="t" fillcolor="#a0a0a0" stroked="f"/>
         </w:pict>
       </w:r>
     </w:p>
@@ -14973,7 +15181,7 @@
     <w:p>
       <w:r>
         <w:pict w14:anchorId="70A783B0">
-          <v:rect id="_x0000_i1056" style="width:0;height:1.5pt" o:hralign="center" o:hrstd="t" o:hr="t" fillcolor="#a0a0a0" stroked="f"/>
+          <v:rect id="_x0000_i1029" style="width:0;height:1.5pt" o:hralign="center" o:hrstd="t" o:hr="t" fillcolor="#a0a0a0" stroked="f"/>
         </w:pict>
       </w:r>
     </w:p>
@@ -15497,7 +15705,7 @@
         <w:rPr>
           <w:b/>
           <w:bCs/>
-          <w:highlight w:val="green"/>
+          <w:highlight w:val="yellow"/>
         </w:rPr>
         <w:t>be routed</w:t>
       </w:r>
@@ -15574,7 +15782,22 @@
           <w:b/>
           <w:bCs/>
         </w:rPr>
-        <w:t xml:space="preserve"> throughout the rest of the day. A solutions architect needs to design a solution that will automatically adjust capacity to these traffic patterns while </w:t>
+        <w:t xml:space="preserve"> throughout the rest of the day. A solutions architect needs to design a solution that will </w:t>
+      </w:r>
+      <w:r>
+        <w:rPr>
+          <w:b/>
+          <w:bCs/>
+          <w:highlight w:val="yellow"/>
+        </w:rPr>
+        <w:t>automatically adjust capacity</w:t>
+      </w:r>
+      <w:r>
+        <w:rPr>
+          <w:b/>
+          <w:bCs/>
+        </w:rPr>
+        <w:t xml:space="preserve"> to these traffic patterns while </w:t>
       </w:r>
       <w:r>
         <w:rPr>
@@ -15826,7 +16049,7 @@
     <w:p>
       <w:r>
         <w:pict w14:anchorId="3F2A34DE">
-          <v:rect id="_x0000_i1069" style="width:0;height:1.5pt" o:hralign="center" o:hrstd="t" o:hrnoshade="t" o:hr="t" fillcolor="#1b1c1d" stroked="f"/>
+          <v:rect id="_x0000_i1030" style="width:0;height:1.5pt" o:hralign="center" o:hrstd="t" o:hrnoshade="t" o:hr="t" fillcolor="#1b1c1d" stroked="f"/>
         </w:pict>
       </w:r>
     </w:p>
@@ -16135,7 +16358,7 @@
     <w:p>
       <w:r>
         <w:pict w14:anchorId="513B0496">
-          <v:rect id="_x0000_i1070" style="width:0;height:1.5pt" o:hralign="center" o:hrstd="t" o:hrnoshade="t" o:hr="t" fillcolor="#1b1c1d" stroked="f"/>
+          <v:rect id="_x0000_i1031" style="width:0;height:1.5pt" o:hralign="center" o:hrstd="t" o:hrnoshade="t" o:hr="t" fillcolor="#1b1c1d" stroked="f"/>
         </w:pict>
       </w:r>
     </w:p>
@@ -16325,7 +16548,29 @@
         <w:t xml:space="preserve">UNSUITABLE </w:t>
       </w:r>
       <w:r>
-        <w:t>for subdomain-based routing. While it's highly performant, it doesn't meet the specific routing requirement.</w:t>
+        <w:t xml:space="preserve">for subdomain-based routing. While it's highly performant, it </w:t>
+      </w:r>
+      <w:r>
+        <w:rPr>
+          <w:b/>
+          <w:bCs/>
+          <w:color w:val="EE0000"/>
+        </w:rPr>
+        <w:t xml:space="preserve">DOESN'T </w:t>
+      </w:r>
+      <w:r>
+        <w:t xml:space="preserve">meet the specific </w:t>
+      </w:r>
+      <w:r>
+        <w:rPr>
+          <w:b/>
+          <w:bCs/>
+          <w:color w:val="EE0000"/>
+        </w:rPr>
+        <w:t>routing req</w:t>
+      </w:r>
+      <w:r>
+        <w:t>uirement.</w:t>
       </w:r>
     </w:p>
     <w:p>
@@ -17041,7 +17286,7 @@
     <w:p>
       <w:r>
         <w:pict w14:anchorId="0DE66461">
-          <v:rect id="_x0000_i1079" style="width:0;height:1.5pt" o:hralign="center" o:hrstd="t" o:hr="t" fillcolor="#a0a0a0" stroked="f"/>
+          <v:rect id="_x0000_i1032" style="width:0;height:1.5pt" o:hralign="center" o:hrstd="t" o:hr="t" fillcolor="#a0a0a0" stroked="f"/>
         </w:pict>
       </w:r>
     </w:p>
@@ -18419,15 +18664,7 @@
       </w:r>
       <w:r>
         <w:br/>
-        <w:t xml:space="preserve">0.0.0.0/0. Create a network ACL on a database subnet, allow MySQL port </w:t>
-      </w:r>
-      <w:proofErr w:type="gramStart"/>
-      <w:r>
-        <w:t>inbound</w:t>
-      </w:r>
-      <w:proofErr w:type="gramEnd"/>
-      <w:r>
-        <w:t xml:space="preserve"> for web servers, and deny all outbound traffic.</w:t>
+        <w:t>0.0.0.0/0. Create a network ACL on a database subnet, allow MySQL port inbound for web servers, and deny all outbound traffic.</w:t>
       </w:r>
     </w:p>
     <w:p>
@@ -18995,23 +19232,7 @@
           <w:b/>
           <w:bCs/>
         </w:rPr>
-        <w:t xml:space="preserve">D. Create a network ACL on the web server's subnet, and allow HTTPS inbound, and specify the source as 0.0.0.0/0. Create a network ACL on a database subnet, allow MySQL port </w:t>
-      </w:r>
-      <w:proofErr w:type="gramStart"/>
-      <w:r>
-        <w:rPr>
-          <w:b/>
-          <w:bCs/>
-        </w:rPr>
-        <w:t>inbound</w:t>
-      </w:r>
-      <w:proofErr w:type="gramEnd"/>
-      <w:r>
-        <w:rPr>
-          <w:b/>
-          <w:bCs/>
-        </w:rPr>
-        <w:t xml:space="preserve"> for web servers, and deny all outbound traffic.</w:t>
+        <w:t>D. Create a network ACL on the web server's subnet, and allow HTTPS inbound, and specify the source as 0.0.0.0/0. Create a network ACL on a database subnet, allow MySQL port inbound for web servers, and deny all outbound traffic.</w:t>
       </w:r>
     </w:p>
     <w:p>
@@ -19719,16 +19940,18 @@
           <w:iCs/>
           <w:color w:val="385623" w:themeColor="accent6" w:themeShade="80"/>
         </w:rPr>
-        <w:t xml:space="preserve">   </w:t>
-      </w:r>
+        <w:t xml:space="preserve">          </w:t>
+      </w:r>
+      <w:proofErr w:type="gramStart"/>
       <w:r>
         <w:rPr>
           <w:i/>
           <w:iCs/>
           <w:color w:val="385623" w:themeColor="accent6" w:themeShade="80"/>
         </w:rPr>
-        <w:t xml:space="preserve">   </w:t>
-      </w:r>
+        <w:t xml:space="preserve">{  </w:t>
+      </w:r>
+      <w:proofErr w:type="gramEnd"/>
       <w:r>
         <w:rPr>
           <w:i/>
@@ -19743,61 +19966,67 @@
           <w:iCs/>
           <w:color w:val="385623" w:themeColor="accent6" w:themeShade="80"/>
         </w:rPr>
-        <w:t xml:space="preserve">   </w:t>
-      </w:r>
-      <w:proofErr w:type="gramStart"/>
-      <w:r>
-        <w:rPr>
+        <w:tab/>
+        <w:t xml:space="preserve">"Sid": </w:t>
+      </w:r>
+      <w:r>
+        <w:rPr>
+          <w:b/>
+          <w:bCs/>
           <w:i/>
           <w:iCs/>
           <w:color w:val="385623" w:themeColor="accent6" w:themeShade="80"/>
         </w:rPr>
-        <w:t>{</w:t>
-      </w:r>
-      <w:r>
-        <w:rPr>
+        <w:t>"</w:t>
+      </w:r>
+      <w:proofErr w:type="spellStart"/>
+      <w:r>
+        <w:rPr>
+          <w:b/>
+          <w:bCs/>
           <w:i/>
           <w:iCs/>
           <w:color w:val="385623" w:themeColor="accent6" w:themeShade="80"/>
         </w:rPr>
-        <w:t xml:space="preserve">  </w:t>
-      </w:r>
-      <w:proofErr w:type="gramEnd"/>
+        <w:t>AllowVendorUploadWithFullControl</w:t>
+      </w:r>
+      <w:proofErr w:type="spellEnd"/>
       <w:r>
         <w:rPr>
           <w:i/>
           <w:iCs/>
           <w:color w:val="385623" w:themeColor="accent6" w:themeShade="80"/>
         </w:rPr>
-        <w:t xml:space="preserve"> </w:t>
-      </w:r>
-      <w:r>
+        <w:t>",</w:t>
+      </w:r>
+    </w:p>
+    <w:p>
+      <w:pPr>
+        <w:pStyle w:val="NoSpacing"/>
+        <w:ind w:left="2880"/>
         <w:rPr>
           <w:i/>
           <w:iCs/>
           <w:color w:val="385623" w:themeColor="accent6" w:themeShade="80"/>
         </w:rPr>
-        <w:tab/>
-      </w:r>
+      </w:pPr>
       <w:r>
         <w:rPr>
           <w:i/>
           <w:iCs/>
           <w:color w:val="385623" w:themeColor="accent6" w:themeShade="80"/>
         </w:rPr>
-        <w:t xml:space="preserve">"Sid": </w:t>
-      </w:r>
-      <w:r>
-        <w:rPr>
-          <w:b/>
-          <w:bCs/>
+        <w:t xml:space="preserve">     </w:t>
+      </w:r>
+      <w:r>
+        <w:rPr>
           <w:i/>
           <w:iCs/>
           <w:color w:val="385623" w:themeColor="accent6" w:themeShade="80"/>
         </w:rPr>
-        <w:t>"</w:t>
-      </w:r>
-      <w:proofErr w:type="spellStart"/>
+        <w:tab/>
+        <w:t xml:space="preserve"> "Effect": "</w:t>
+      </w:r>
       <w:r>
         <w:rPr>
           <w:b/>
@@ -19806,9 +20035,8 @@
           <w:iCs/>
           <w:color w:val="385623" w:themeColor="accent6" w:themeShade="80"/>
         </w:rPr>
-        <w:t>AllowVendorUploadWithFullControl</w:t>
-      </w:r>
-      <w:proofErr w:type="spellEnd"/>
+        <w:t>Allow</w:t>
+      </w:r>
       <w:r>
         <w:rPr>
           <w:i/>
@@ -19821,7 +20049,7 @@
     <w:p>
       <w:pPr>
         <w:pStyle w:val="NoSpacing"/>
-        <w:ind w:left="2880"/>
+        <w:ind w:left="2880" w:firstLine="720"/>
         <w:rPr>
           <w:i/>
           <w:iCs/>
@@ -19834,24 +20062,28 @@
           <w:iCs/>
           <w:color w:val="385623" w:themeColor="accent6" w:themeShade="80"/>
         </w:rPr>
-        <w:t xml:space="preserve">     </w:t>
-      </w:r>
+        <w:t xml:space="preserve"> "Principal": </w:t>
+      </w:r>
+      <w:proofErr w:type="gramStart"/>
       <w:r>
         <w:rPr>
           <w:i/>
           <w:iCs/>
           <w:color w:val="385623" w:themeColor="accent6" w:themeShade="80"/>
         </w:rPr>
-        <w:tab/>
-      </w:r>
+        <w:t xml:space="preserve">{  </w:t>
+      </w:r>
+      <w:proofErr w:type="gramEnd"/>
       <w:r>
         <w:rPr>
           <w:i/>
           <w:iCs/>
           <w:color w:val="385623" w:themeColor="accent6" w:themeShade="80"/>
         </w:rPr>
-        <w:t xml:space="preserve"> "Effect": "</w:t>
-      </w:r>
+        <w:t xml:space="preserve">  "AWS": "</w:t>
+      </w:r>
+      <w:proofErr w:type="spellStart"/>
+      <w:proofErr w:type="gramStart"/>
       <w:r>
         <w:rPr>
           <w:b/>
@@ -19860,44 +20092,53 @@
           <w:iCs/>
           <w:color w:val="385623" w:themeColor="accent6" w:themeShade="80"/>
         </w:rPr>
-        <w:t>Allow</w:t>
-      </w:r>
-      <w:r>
-        <w:rPr>
+        <w:t>arn:aws</w:t>
+      </w:r>
+      <w:proofErr w:type="gramEnd"/>
+      <w:r>
+        <w:rPr>
+          <w:b/>
+          <w:bCs/>
           <w:i/>
           <w:iCs/>
           <w:color w:val="385623" w:themeColor="accent6" w:themeShade="80"/>
         </w:rPr>
-        <w:t>",</w:t>
-      </w:r>
-    </w:p>
-    <w:p>
-      <w:pPr>
-        <w:pStyle w:val="NoSpacing"/>
-        <w:ind w:left="2880" w:firstLine="720"/>
-        <w:rPr>
+        <w:t>:</w:t>
+      </w:r>
+      <w:proofErr w:type="gramStart"/>
+      <w:r>
+        <w:rPr>
+          <w:b/>
+          <w:bCs/>
           <w:i/>
           <w:iCs/>
           <w:color w:val="385623" w:themeColor="accent6" w:themeShade="80"/>
         </w:rPr>
-      </w:pPr>
-      <w:r>
-        <w:rPr>
+        <w:t>iam</w:t>
+      </w:r>
+      <w:proofErr w:type="spellEnd"/>
+      <w:r>
+        <w:rPr>
+          <w:b/>
+          <w:bCs/>
           <w:i/>
           <w:iCs/>
           <w:color w:val="385623" w:themeColor="accent6" w:themeShade="80"/>
         </w:rPr>
-        <w:t xml:space="preserve"> "Principal": </w:t>
-      </w:r>
-      <w:proofErr w:type="gramStart"/>
-      <w:r>
-        <w:rPr>
+        <w:t>::</w:t>
+      </w:r>
+      <w:proofErr w:type="spellStart"/>
+      <w:r>
+        <w:rPr>
+          <w:b/>
+          <w:bCs/>
           <w:i/>
           <w:iCs/>
           <w:color w:val="385623" w:themeColor="accent6" w:themeShade="80"/>
         </w:rPr>
-        <w:t xml:space="preserve">{  </w:t>
-      </w:r>
+        <w:t>ExternalVendorAccountID:root</w:t>
+      </w:r>
+      <w:proofErr w:type="spellEnd"/>
       <w:proofErr w:type="gramEnd"/>
       <w:r>
         <w:rPr>
@@ -19905,179 +20146,179 @@
           <w:iCs/>
           <w:color w:val="385623" w:themeColor="accent6" w:themeShade="80"/>
         </w:rPr>
-        <w:t xml:space="preserve">  "AWS": "</w:t>
-      </w:r>
-      <w:proofErr w:type="spellStart"/>
-      <w:proofErr w:type="gramStart"/>
-      <w:r>
-        <w:rPr>
-          <w:b/>
-          <w:bCs/>
+        <w:t>"</w:t>
+      </w:r>
+    </w:p>
+    <w:p>
+      <w:pPr>
+        <w:pStyle w:val="NoSpacing"/>
+        <w:ind w:left="2880" w:firstLine="720"/>
+        <w:rPr>
           <w:i/>
           <w:iCs/>
           <w:color w:val="385623" w:themeColor="accent6" w:themeShade="80"/>
         </w:rPr>
-        <w:t>arn:aws</w:t>
-      </w:r>
-      <w:proofErr w:type="gramEnd"/>
-      <w:r>
-        <w:rPr>
-          <w:b/>
-          <w:bCs/>
+      </w:pPr>
+      <w:r>
+        <w:rPr>
           <w:i/>
           <w:iCs/>
           <w:color w:val="385623" w:themeColor="accent6" w:themeShade="80"/>
         </w:rPr>
-        <w:t>:</w:t>
-      </w:r>
-      <w:proofErr w:type="gramStart"/>
-      <w:r>
-        <w:rPr>
-          <w:b/>
-          <w:bCs/>
+        <w:t xml:space="preserve">                             // Or a specific IAM User/Role ARN from the vendor's account</w:t>
+      </w:r>
+    </w:p>
+    <w:p>
+      <w:pPr>
+        <w:pStyle w:val="NoSpacing"/>
+        <w:ind w:left="3600" w:firstLine="720"/>
+        <w:rPr>
           <w:i/>
           <w:iCs/>
           <w:color w:val="385623" w:themeColor="accent6" w:themeShade="80"/>
         </w:rPr>
-        <w:t>iam</w:t>
-      </w:r>
-      <w:proofErr w:type="spellEnd"/>
-      <w:r>
-        <w:rPr>
-          <w:b/>
-          <w:bCs/>
+      </w:pPr>
+      <w:r>
+        <w:rPr>
           <w:i/>
           <w:iCs/>
           <w:color w:val="385623" w:themeColor="accent6" w:themeShade="80"/>
         </w:rPr>
-        <w:t>::</w:t>
-      </w:r>
-      <w:proofErr w:type="spellStart"/>
-      <w:r>
-        <w:rPr>
-          <w:b/>
-          <w:bCs/>
+        <w:t xml:space="preserve">        },</w:t>
+      </w:r>
+    </w:p>
+    <w:p>
+      <w:pPr>
+        <w:pStyle w:val="NoSpacing"/>
+        <w:ind w:left="2160" w:firstLine="720"/>
+        <w:rPr>
           <w:i/>
           <w:iCs/>
           <w:color w:val="385623" w:themeColor="accent6" w:themeShade="80"/>
         </w:rPr>
-        <w:t>ExternalVendorAccountID:root</w:t>
-      </w:r>
-      <w:proofErr w:type="spellEnd"/>
-      <w:proofErr w:type="gramEnd"/>
+      </w:pPr>
       <w:r>
         <w:rPr>
           <w:i/>
           <w:iCs/>
           <w:color w:val="385623" w:themeColor="accent6" w:themeShade="80"/>
         </w:rPr>
-        <w:t>"</w:t>
-      </w:r>
-    </w:p>
-    <w:p>
-      <w:pPr>
-        <w:pStyle w:val="NoSpacing"/>
-        <w:ind w:left="2880" w:firstLine="720"/>
+        <w:t xml:space="preserve">            </w:t>
+      </w:r>
+      <w:r>
         <w:rPr>
           <w:i/>
           <w:iCs/>
           <w:color w:val="385623" w:themeColor="accent6" w:themeShade="80"/>
         </w:rPr>
-      </w:pPr>
+        <w:t xml:space="preserve">   </w:t>
+      </w:r>
       <w:r>
         <w:rPr>
           <w:i/>
           <w:iCs/>
           <w:color w:val="385623" w:themeColor="accent6" w:themeShade="80"/>
         </w:rPr>
-        <w:t xml:space="preserve">                           </w:t>
-      </w:r>
-      <w:r>
-        <w:rPr>
+        <w:t xml:space="preserve"> "Action": "</w:t>
+      </w:r>
+      <w:r>
+        <w:rPr>
+          <w:b/>
+          <w:bCs/>
           <w:i/>
           <w:iCs/>
           <w:color w:val="385623" w:themeColor="accent6" w:themeShade="80"/>
         </w:rPr>
-        <w:t xml:space="preserve">  // Or a specific IAM User/Role ARN from the vendor's account</w:t>
-      </w:r>
-    </w:p>
-    <w:p>
-      <w:pPr>
-        <w:pStyle w:val="NoSpacing"/>
-        <w:ind w:left="3600" w:firstLine="720"/>
-        <w:rPr>
+        <w:t>s</w:t>
+      </w:r>
+      <w:proofErr w:type="gramStart"/>
+      <w:r>
+        <w:rPr>
+          <w:b/>
+          <w:bCs/>
           <w:i/>
           <w:iCs/>
           <w:color w:val="385623" w:themeColor="accent6" w:themeShade="80"/>
         </w:rPr>
-      </w:pPr>
+        <w:t>3:PutObject</w:t>
+      </w:r>
+      <w:proofErr w:type="gramEnd"/>
       <w:r>
         <w:rPr>
           <w:i/>
           <w:iCs/>
           <w:color w:val="385623" w:themeColor="accent6" w:themeShade="80"/>
         </w:rPr>
-        <w:t xml:space="preserve">      </w:t>
-      </w:r>
-      <w:r>
+        <w:t>",</w:t>
+      </w:r>
+    </w:p>
+    <w:p>
+      <w:pPr>
+        <w:pStyle w:val="NoSpacing"/>
+        <w:ind w:left="1440"/>
         <w:rPr>
           <w:i/>
           <w:iCs/>
           <w:color w:val="385623" w:themeColor="accent6" w:themeShade="80"/>
         </w:rPr>
-        <w:t xml:space="preserve">  </w:t>
-      </w:r>
+      </w:pPr>
       <w:r>
         <w:rPr>
           <w:i/>
           <w:iCs/>
           <w:color w:val="385623" w:themeColor="accent6" w:themeShade="80"/>
         </w:rPr>
-        <w:t>},</w:t>
-      </w:r>
-    </w:p>
-    <w:p>
-      <w:pPr>
-        <w:pStyle w:val="NoSpacing"/>
-        <w:ind w:left="2160" w:firstLine="720"/>
+        <w:t xml:space="preserve">                                              </w:t>
+      </w:r>
+      <w:r>
         <w:rPr>
           <w:i/>
           <w:iCs/>
           <w:color w:val="385623" w:themeColor="accent6" w:themeShade="80"/>
         </w:rPr>
-      </w:pPr>
+        <w:t xml:space="preserve">  </w:t>
+      </w:r>
       <w:r>
         <w:rPr>
           <w:i/>
           <w:iCs/>
           <w:color w:val="385623" w:themeColor="accent6" w:themeShade="80"/>
         </w:rPr>
-        <w:t xml:space="preserve">       </w:t>
-      </w:r>
-      <w:r>
-        <w:rPr>
+        <w:t xml:space="preserve">"Resource": </w:t>
+      </w:r>
+      <w:r>
+        <w:rPr>
+          <w:b/>
+          <w:bCs/>
           <w:i/>
           <w:iCs/>
           <w:color w:val="385623" w:themeColor="accent6" w:themeShade="80"/>
         </w:rPr>
-        <w:t xml:space="preserve">     </w:t>
-      </w:r>
-      <w:r>
-        <w:rPr>
+        <w:t>"</w:t>
+      </w:r>
+      <w:proofErr w:type="gramStart"/>
+      <w:r>
+        <w:rPr>
+          <w:b/>
+          <w:bCs/>
           <w:i/>
           <w:iCs/>
           <w:color w:val="385623" w:themeColor="accent6" w:themeShade="80"/>
         </w:rPr>
-        <w:t xml:space="preserve">   </w:t>
-      </w:r>
-      <w:r>
-        <w:rPr>
+        <w:t>arn:aws</w:t>
+      </w:r>
+      <w:proofErr w:type="gramEnd"/>
+      <w:r>
+        <w:rPr>
+          <w:b/>
+          <w:bCs/>
           <w:i/>
           <w:iCs/>
           <w:color w:val="385623" w:themeColor="accent6" w:themeShade="80"/>
         </w:rPr>
-        <w:t xml:space="preserve"> "Action": "</w:t>
-      </w:r>
+        <w:t>:s</w:t>
+      </w:r>
+      <w:proofErr w:type="gramStart"/>
       <w:r>
         <w:rPr>
           <w:b/>
@@ -20086,9 +20327,9 @@
           <w:iCs/>
           <w:color w:val="385623" w:themeColor="accent6" w:themeShade="80"/>
         </w:rPr>
-        <w:t>s</w:t>
-      </w:r>
-      <w:proofErr w:type="gramStart"/>
+        <w:t>3:::</w:t>
+      </w:r>
+      <w:proofErr w:type="gramEnd"/>
       <w:r>
         <w:rPr>
           <w:b/>
@@ -20097,35 +20338,34 @@
           <w:iCs/>
           <w:color w:val="385623" w:themeColor="accent6" w:themeShade="80"/>
         </w:rPr>
-        <w:t>3:PutObject</w:t>
-      </w:r>
-      <w:proofErr w:type="gramEnd"/>
-      <w:r>
+        <w:t>your-bucket-name/*",</w:t>
+      </w:r>
+    </w:p>
+    <w:p>
+      <w:pPr>
+        <w:pStyle w:val="NoSpacing"/>
+        <w:ind w:left="2880"/>
         <w:rPr>
           <w:i/>
           <w:iCs/>
           <w:color w:val="385623" w:themeColor="accent6" w:themeShade="80"/>
         </w:rPr>
-        <w:t>",</w:t>
-      </w:r>
-    </w:p>
-    <w:p>
-      <w:pPr>
-        <w:pStyle w:val="NoSpacing"/>
-        <w:ind w:left="1440"/>
+      </w:pPr>
+      <w:r>
         <w:rPr>
           <w:i/>
           <w:iCs/>
           <w:color w:val="385623" w:themeColor="accent6" w:themeShade="80"/>
         </w:rPr>
-      </w:pPr>
+        <w:t xml:space="preserve">              </w:t>
+      </w:r>
       <w:r>
         <w:rPr>
           <w:i/>
           <w:iCs/>
           <w:color w:val="385623" w:themeColor="accent6" w:themeShade="80"/>
         </w:rPr>
-        <w:t xml:space="preserve">                                            </w:t>
+        <w:t xml:space="preserve">  </w:t>
       </w:r>
       <w:r>
         <w:rPr>
@@ -20133,163 +20373,26 @@
           <w:iCs/>
           <w:color w:val="385623" w:themeColor="accent6" w:themeShade="80"/>
         </w:rPr>
-        <w:t xml:space="preserve">  </w:t>
-      </w:r>
-      <w:r>
+        <w:t>"Condition": {</w:t>
+      </w:r>
+    </w:p>
+    <w:p>
+      <w:pPr>
+        <w:pStyle w:val="NoSpacing"/>
+        <w:ind w:left="3600" w:firstLine="720"/>
         <w:rPr>
           <w:i/>
           <w:iCs/>
           <w:color w:val="385623" w:themeColor="accent6" w:themeShade="80"/>
         </w:rPr>
-        <w:t xml:space="preserve">  </w:t>
-      </w:r>
+      </w:pPr>
       <w:r>
         <w:rPr>
           <w:i/>
           <w:iCs/>
           <w:color w:val="385623" w:themeColor="accent6" w:themeShade="80"/>
         </w:rPr>
-        <w:t xml:space="preserve">"Resource": </w:t>
-      </w:r>
-      <w:r>
-        <w:rPr>
-          <w:b/>
-          <w:bCs/>
-          <w:i/>
-          <w:iCs/>
-          <w:color w:val="385623" w:themeColor="accent6" w:themeShade="80"/>
-        </w:rPr>
-        <w:t>"</w:t>
-      </w:r>
-      <w:proofErr w:type="gramStart"/>
-      <w:r>
-        <w:rPr>
-          <w:b/>
-          <w:bCs/>
-          <w:i/>
-          <w:iCs/>
-          <w:color w:val="385623" w:themeColor="accent6" w:themeShade="80"/>
-        </w:rPr>
-        <w:t>arn:aws</w:t>
-      </w:r>
-      <w:proofErr w:type="gramEnd"/>
-      <w:r>
-        <w:rPr>
-          <w:b/>
-          <w:bCs/>
-          <w:i/>
-          <w:iCs/>
-          <w:color w:val="385623" w:themeColor="accent6" w:themeShade="80"/>
-        </w:rPr>
-        <w:t>:s</w:t>
-      </w:r>
-      <w:proofErr w:type="gramStart"/>
-      <w:r>
-        <w:rPr>
-          <w:b/>
-          <w:bCs/>
-          <w:i/>
-          <w:iCs/>
-          <w:color w:val="385623" w:themeColor="accent6" w:themeShade="80"/>
-        </w:rPr>
-        <w:t>3:::</w:t>
-      </w:r>
-      <w:proofErr w:type="gramEnd"/>
-      <w:r>
-        <w:rPr>
-          <w:b/>
-          <w:bCs/>
-          <w:i/>
-          <w:iCs/>
-          <w:color w:val="385623" w:themeColor="accent6" w:themeShade="80"/>
-        </w:rPr>
-        <w:t>your-bucket-name/*",</w:t>
-      </w:r>
-    </w:p>
-    <w:p>
-      <w:pPr>
-        <w:pStyle w:val="NoSpacing"/>
-        <w:ind w:left="2880"/>
-        <w:rPr>
-          <w:i/>
-          <w:iCs/>
-          <w:color w:val="385623" w:themeColor="accent6" w:themeShade="80"/>
-        </w:rPr>
-      </w:pPr>
-      <w:r>
-        <w:rPr>
-          <w:i/>
-          <w:iCs/>
-          <w:color w:val="385623" w:themeColor="accent6" w:themeShade="80"/>
-        </w:rPr>
-        <w:t xml:space="preserve"> </w:t>
-      </w:r>
-      <w:r>
-        <w:rPr>
-          <w:i/>
-          <w:iCs/>
-          <w:color w:val="385623" w:themeColor="accent6" w:themeShade="80"/>
-        </w:rPr>
-        <w:t xml:space="preserve">      </w:t>
-      </w:r>
-      <w:r>
-        <w:rPr>
-          <w:i/>
-          <w:iCs/>
-          <w:color w:val="385623" w:themeColor="accent6" w:themeShade="80"/>
-        </w:rPr>
-        <w:t xml:space="preserve">       </w:t>
-      </w:r>
-      <w:r>
-        <w:rPr>
-          <w:i/>
-          <w:iCs/>
-          <w:color w:val="385623" w:themeColor="accent6" w:themeShade="80"/>
-        </w:rPr>
-        <w:t xml:space="preserve">  </w:t>
-      </w:r>
-      <w:r>
-        <w:rPr>
-          <w:i/>
-          <w:iCs/>
-          <w:color w:val="385623" w:themeColor="accent6" w:themeShade="80"/>
-        </w:rPr>
-        <w:t>"Condition": {</w:t>
-      </w:r>
-    </w:p>
-    <w:p>
-      <w:pPr>
-        <w:pStyle w:val="NoSpacing"/>
-        <w:ind w:left="3600" w:firstLine="720"/>
-        <w:rPr>
-          <w:i/>
-          <w:iCs/>
-          <w:color w:val="385623" w:themeColor="accent6" w:themeShade="80"/>
-        </w:rPr>
-      </w:pPr>
-      <w:r>
-        <w:rPr>
-          <w:i/>
-          <w:iCs/>
-          <w:color w:val="385623" w:themeColor="accent6" w:themeShade="80"/>
-        </w:rPr>
-        <w:t xml:space="preserve">        </w:t>
-      </w:r>
-      <w:r>
-        <w:rPr>
-          <w:i/>
-          <w:iCs/>
-          <w:color w:val="385623" w:themeColor="accent6" w:themeShade="80"/>
-        </w:rPr>
-        <w:t xml:space="preserve">     </w:t>
-      </w:r>
-      <w:r>
-        <w:rPr>
-          <w:i/>
-          <w:iCs/>
-          <w:color w:val="385623" w:themeColor="accent6" w:themeShade="80"/>
-        </w:rPr>
-        <w:t>"</w:t>
+        <w:t xml:space="preserve">             "</w:t>
       </w:r>
       <w:proofErr w:type="spellStart"/>
       <w:r>
@@ -20472,59 +20575,63 @@
           <w:iCs/>
           <w:color w:val="385623" w:themeColor="accent6" w:themeShade="80"/>
         </w:rPr>
-        <w:t xml:space="preserve"> </w:t>
-      </w:r>
-      <w:r>
+        <w:t xml:space="preserve"> }</w:t>
+      </w:r>
+    </w:p>
+    <w:p>
+      <w:pPr>
+        <w:pStyle w:val="NoSpacing"/>
+        <w:ind w:left="2880"/>
         <w:rPr>
           <w:i/>
           <w:iCs/>
           <w:color w:val="385623" w:themeColor="accent6" w:themeShade="80"/>
         </w:rPr>
-        <w:t>}</w:t>
-      </w:r>
-    </w:p>
-    <w:p>
-      <w:pPr>
-        <w:pStyle w:val="NoSpacing"/>
-        <w:ind w:left="2880"/>
+      </w:pPr>
+      <w:r>
         <w:rPr>
           <w:i/>
           <w:iCs/>
           <w:color w:val="385623" w:themeColor="accent6" w:themeShade="80"/>
         </w:rPr>
-      </w:pPr>
-      <w:r>
-        <w:rPr>
+        <w:t xml:space="preserve">          }</w:t>
+      </w:r>
+    </w:p>
+    <w:p>
+      <w:pPr>
+        <w:pStyle w:val="NoSpacing"/>
+        <w:ind w:left="1440"/>
+        <w:rPr>
+          <w:b/>
+          <w:bCs/>
           <w:i/>
           <w:iCs/>
           <w:color w:val="385623" w:themeColor="accent6" w:themeShade="80"/>
         </w:rPr>
-        <w:t xml:space="preserve">    </w:t>
-      </w:r>
+      </w:pPr>
       <w:r>
         <w:rPr>
           <w:i/>
           <w:iCs/>
           <w:color w:val="385623" w:themeColor="accent6" w:themeShade="80"/>
         </w:rPr>
-        <w:t xml:space="preserve">      </w:t>
-      </w:r>
-      <w:r>
-        <w:rPr>
+        <w:t xml:space="preserve">                            </w:t>
+      </w:r>
+      <w:r>
+        <w:rPr>
+          <w:b/>
+          <w:bCs/>
           <w:i/>
           <w:iCs/>
           <w:color w:val="385623" w:themeColor="accent6" w:themeShade="80"/>
         </w:rPr>
-        <w:t>}</w:t>
+        <w:t>]</w:t>
       </w:r>
     </w:p>
     <w:p>
       <w:pPr>
         <w:pStyle w:val="NoSpacing"/>
-        <w:ind w:left="1440"/>
-        <w:rPr>
-          <w:b/>
-          <w:bCs/>
+        <w:rPr>
           <w:i/>
           <w:iCs/>
           <w:color w:val="385623" w:themeColor="accent6" w:themeShade="80"/>
@@ -20536,51 +20643,7 @@
           <w:iCs/>
           <w:color w:val="385623" w:themeColor="accent6" w:themeShade="80"/>
         </w:rPr>
-        <w:t xml:space="preserve">  </w:t>
-      </w:r>
-      <w:r>
-        <w:rPr>
-          <w:i/>
-          <w:iCs/>
-          <w:color w:val="385623" w:themeColor="accent6" w:themeShade="80"/>
-        </w:rPr>
-        <w:t xml:space="preserve">                          </w:t>
-      </w:r>
-      <w:r>
-        <w:rPr>
-          <w:b/>
-          <w:bCs/>
-          <w:i/>
-          <w:iCs/>
-          <w:color w:val="385623" w:themeColor="accent6" w:themeShade="80"/>
-        </w:rPr>
-        <w:t>]</w:t>
-      </w:r>
-    </w:p>
-    <w:p>
-      <w:pPr>
-        <w:pStyle w:val="NoSpacing"/>
-        <w:rPr>
-          <w:i/>
-          <w:iCs/>
-          <w:color w:val="385623" w:themeColor="accent6" w:themeShade="80"/>
-        </w:rPr>
-      </w:pPr>
-      <w:r>
-        <w:rPr>
-          <w:i/>
-          <w:iCs/>
-          <w:color w:val="385623" w:themeColor="accent6" w:themeShade="80"/>
-        </w:rPr>
-        <w:t xml:space="preserve">              </w:t>
-      </w:r>
-      <w:r>
-        <w:rPr>
-          <w:i/>
-          <w:iCs/>
-          <w:color w:val="385623" w:themeColor="accent6" w:themeShade="80"/>
-        </w:rPr>
-        <w:t>}</w:t>
+        <w:t xml:space="preserve">              }</w:t>
       </w:r>
     </w:p>
     <w:p>
@@ -20706,7 +20769,7 @@
     <w:p>
       <w:r>
         <w:pict w14:anchorId="2031B127">
-          <v:rect id="_x0000_i1087" style="width:0;height:1.5pt" o:hralign="center" o:hrstd="t" o:hr="t" fillcolor="#a0a0a0" stroked="f"/>
+          <v:rect id="_x0000_i1033" style="width:0;height:1.5pt" o:hralign="center" o:hrstd="t" o:hr="t" fillcolor="#a0a0a0" stroked="f"/>
         </w:pict>
       </w:r>
     </w:p>
@@ -21556,7 +21619,7 @@
           <w:b/>
           <w:bCs/>
         </w:rPr>
-        <w:t>A company wants to build an immutable infrastructure for its software applications</w:t>
+        <w:t xml:space="preserve">A company wants to build an immutable infrastructure for its software applications The company wants to test the software applications before sending traffic to them </w:t>
       </w:r>
       <w:proofErr w:type="gramStart"/>
       <w:r>
@@ -21564,7 +21627,7 @@
           <w:b/>
           <w:bCs/>
         </w:rPr>
-        <w:t xml:space="preserve"> The</w:t>
+        <w:t>The</w:t>
       </w:r>
       <w:proofErr w:type="gramEnd"/>
       <w:r>
@@ -21572,39 +21635,7 @@
           <w:b/>
           <w:bCs/>
         </w:rPr>
-        <w:t xml:space="preserve"> company wants to test the software applications before sending traffic to them </w:t>
-      </w:r>
-      <w:proofErr w:type="gramStart"/>
-      <w:r>
-        <w:rPr>
-          <w:b/>
-          <w:bCs/>
-        </w:rPr>
-        <w:t>The</w:t>
-      </w:r>
-      <w:proofErr w:type="gramEnd"/>
-      <w:r>
-        <w:rPr>
-          <w:b/>
-          <w:bCs/>
-        </w:rPr>
-        <w:t xml:space="preserve"> company seeks an efficient solution that limits the effects of application bugs</w:t>
-      </w:r>
-      <w:proofErr w:type="gramStart"/>
-      <w:r>
-        <w:rPr>
-          <w:b/>
-          <w:bCs/>
-        </w:rPr>
-        <w:t xml:space="preserve"> Which</w:t>
-      </w:r>
-      <w:proofErr w:type="gramEnd"/>
-      <w:r>
-        <w:rPr>
-          <w:b/>
-          <w:bCs/>
-        </w:rPr>
-        <w:t xml:space="preserve"> combination of steps should a solutions architect recommend? {Select TWO)</w:t>
+        <w:t xml:space="preserve"> company seeks an efficient solution that limits the effects of application bugs Which combination of steps should a solutions architect recommend? {Select TWO)</w:t>
       </w:r>
     </w:p>
     <w:p>
@@ -22059,7 +22090,7 @@
     <w:p>
       <w:r>
         <w:pict w14:anchorId="4226A32E">
-          <v:rect id="_x0000_i1107" style="width:0;height:1.5pt" o:hralign="center" o:hrstd="t" o:hrnoshade="t" o:hr="t" fillcolor="#1b1c1d" stroked="f"/>
+          <v:rect id="_x0000_i1034" style="width:0;height:1.5pt" o:hralign="center" o:hrstd="t" o:hrnoshade="t" o:hr="t" fillcolor="#1b1c1d" stroked="f"/>
         </w:pict>
       </w:r>
     </w:p>
@@ -23202,7 +23233,7 @@
     <w:p>
       <w:r>
         <w:pict w14:anchorId="5F4F037C">
-          <v:rect id="_x0000_i1108" style="width:0;height:1.5pt" o:hralign="center" o:hrstd="t" o:hrnoshade="t" o:hr="t" fillcolor="#1b1c1d" stroked="f"/>
+          <v:rect id="_x0000_i1035" style="width:0;height:1.5pt" o:hralign="center" o:hrstd="t" o:hrnoshade="t" o:hr="t" fillcolor="#1b1c1d" stroked="f"/>
         </w:pict>
       </w:r>
     </w:p>
@@ -23635,7 +23666,7 @@
     <w:p>
       <w:r>
         <w:pict w14:anchorId="75459BD6">
-          <v:rect id="_x0000_i1109" style="width:0;height:1.5pt" o:hralign="center" o:hrstd="t" o:hrnoshade="t" o:hr="t" fillcolor="#1b1c1d" stroked="f"/>
+          <v:rect id="_x0000_i1036" style="width:0;height:1.5pt" o:hralign="center" o:hrstd="t" o:hrnoshade="t" o:hr="t" fillcolor="#1b1c1d" stroked="f"/>
         </w:pict>
       </w:r>
     </w:p>
@@ -24712,7 +24743,7 @@
     <w:p>
       <w:r>
         <w:pict w14:anchorId="2CF8BB55">
-          <v:rect id="_x0000_i1119" style="width:0;height:1.5pt" o:hralign="center" o:hrstd="t" o:hrnoshade="t" o:hr="t" fillcolor="#1b1c1d" stroked="f"/>
+          <v:rect id="_x0000_i1037" style="width:0;height:1.5pt" o:hralign="center" o:hrstd="t" o:hrnoshade="t" o:hr="t" fillcolor="#1b1c1d" stroked="f"/>
         </w:pict>
       </w:r>
     </w:p>
@@ -25928,7 +25959,7 @@
     <w:p>
       <w:r>
         <w:pict w14:anchorId="24D2FC4F">
-          <v:rect id="_x0000_i1133" style="width:0;height:1.5pt" o:hralign="center" o:hrstd="t" o:hrnoshade="t" o:hr="t" fillcolor="#1b1c1d" stroked="f"/>
+          <v:rect id="_x0000_i1038" style="width:0;height:1.5pt" o:hralign="center" o:hrstd="t" o:hrnoshade="t" o:hr="t" fillcolor="#1b1c1d" stroked="f"/>
         </w:pict>
       </w:r>
     </w:p>
@@ -26183,7 +26214,7 @@
     <w:p>
       <w:r>
         <w:pict w14:anchorId="4D262B87">
-          <v:rect id="_x0000_i1134" style="width:0;height:1.5pt" o:hralign="center" o:hrstd="t" o:hrnoshade="t" o:hr="t" fillcolor="#1b1c1d" stroked="f"/>
+          <v:rect id="_x0000_i1039" style="width:0;height:1.5pt" o:hralign="center" o:hrstd="t" o:hrnoshade="t" o:hr="t" fillcolor="#1b1c1d" stroked="f"/>
         </w:pict>
       </w:r>
     </w:p>
@@ -27449,7 +27480,7 @@
     <w:p>
       <w:r>
         <w:pict w14:anchorId="34BC2AEB">
-          <v:rect id="_x0000_i1149" style="width:0;height:1.5pt" o:hralign="center" o:hrstd="t" o:hrnoshade="t" o:hr="t" fillcolor="#1b1c1d" stroked="f"/>
+          <v:rect id="_x0000_i1040" style="width:0;height:1.5pt" o:hralign="center" o:hrstd="t" o:hrnoshade="t" o:hr="t" fillcolor="#1b1c1d" stroked="f"/>
         </w:pict>
       </w:r>
     </w:p>
@@ -27833,7 +27864,7 @@
     <w:p>
       <w:r>
         <w:pict w14:anchorId="31C758FB">
-          <v:rect id="_x0000_i1150" style="width:0;height:1.5pt" o:hralign="center" o:hrstd="t" o:hrnoshade="t" o:hr="t" fillcolor="#1b1c1d" stroked="f"/>
+          <v:rect id="_x0000_i1041" style="width:0;height:1.5pt" o:hralign="center" o:hrstd="t" o:hrnoshade="t" o:hr="t" fillcolor="#1b1c1d" stroked="f"/>
         </w:pict>
       </w:r>
     </w:p>
@@ -29025,7 +29056,7 @@
     <w:p>
       <w:r>
         <w:pict w14:anchorId="336C846A">
-          <v:rect id="_x0000_i1165" style="width:0;height:1.5pt" o:hralign="center" o:hrstd="t" o:hr="t" fillcolor="#a0a0a0" stroked="f"/>
+          <v:rect id="_x0000_i1042" style="width:0;height:1.5pt" o:hralign="center" o:hrstd="t" o:hr="t" fillcolor="#a0a0a0" stroked="f"/>
         </w:pict>
       </w:r>
     </w:p>
@@ -29311,7 +29342,7 @@
     <w:p>
       <w:r>
         <w:pict w14:anchorId="6520A016">
-          <v:rect id="_x0000_i1166" style="width:0;height:1.5pt" o:hralign="center" o:hrstd="t" o:hr="t" fillcolor="#a0a0a0" stroked="f"/>
+          <v:rect id="_x0000_i1043" style="width:0;height:1.5pt" o:hralign="center" o:hrstd="t" o:hr="t" fillcolor="#a0a0a0" stroked="f"/>
         </w:pict>
       </w:r>
     </w:p>
@@ -29488,7 +29519,7 @@
     <w:p>
       <w:r>
         <w:pict w14:anchorId="1FFB3F8C">
-          <v:rect id="_x0000_i1211" style="width:0;height:1.5pt" o:hralign="center" o:hrstd="t" o:hr="t" fillcolor="#a0a0a0" stroked="f"/>
+          <v:rect id="_x0000_i1044" style="width:0;height:1.5pt" o:hralign="center" o:hrstd="t" o:hr="t" fillcolor="#a0a0a0" stroked="f"/>
         </w:pict>
       </w:r>
     </w:p>
@@ -29684,7 +29715,7 @@
     <w:p>
       <w:r>
         <w:pict w14:anchorId="04C1AC17">
-          <v:rect id="_x0000_i1212" style="width:0;height:1.5pt" o:hralign="center" o:hrstd="t" o:hr="t" fillcolor="#a0a0a0" stroked="f"/>
+          <v:rect id="_x0000_i1045" style="width:0;height:1.5pt" o:hralign="center" o:hrstd="t" o:hr="t" fillcolor="#a0a0a0" stroked="f"/>
         </w:pict>
       </w:r>
     </w:p>
@@ -30285,7 +30316,7 @@
     <w:p>
       <w:r>
         <w:pict w14:anchorId="14F393BF">
-          <v:rect id="_x0000_i1213" style="width:0;height:1.5pt" o:hralign="center" o:hrstd="t" o:hr="t" fillcolor="#a0a0a0" stroked="f"/>
+          <v:rect id="_x0000_i1046" style="width:0;height:1.5pt" o:hralign="center" o:hrstd="t" o:hr="t" fillcolor="#a0a0a0" stroked="f"/>
         </w:pict>
       </w:r>
     </w:p>
@@ -31373,7 +31404,7 @@
           <w:bCs/>
         </w:rPr>
         <w:pict w14:anchorId="77D12032">
-          <v:rect id="_x0000_i1245" style="width:0;height:1.5pt" o:hralign="center" o:hrstd="t" o:hrnoshade="t" o:hr="t" fillcolor="#1b1c1d" stroked="f"/>
+          <v:rect id="_x0000_i1047" style="width:0;height:1.5pt" o:hralign="center" o:hrstd="t" o:hrnoshade="t" o:hr="t" fillcolor="#1b1c1d" stroked="f"/>
         </w:pict>
       </w:r>
     </w:p>
@@ -31397,15 +31428,7 @@
           <w:bCs/>
           <w:highlight w:val="yellow"/>
         </w:rPr>
-        <w:t xml:space="preserve">option </w:t>
-      </w:r>
-      <w:r>
-        <w:rPr>
-          <w:b/>
-          <w:bCs/>
-          <w:highlight w:val="yellow"/>
-        </w:rPr>
-        <w:t>A</w:t>
+        <w:t>option A</w:t>
       </w:r>
       <w:r>
         <w:rPr>
@@ -31487,7 +31510,7 @@
     <w:p>
       <w:r>
         <w:pict w14:anchorId="2CCD063E">
-          <v:rect id="_x0000_i1236" style="width:0;height:1.5pt" o:hralign="center" o:hrstd="t" o:hrnoshade="t" o:hr="t" fillcolor="#1b1c1d" stroked="f"/>
+          <v:rect id="_x0000_i1048" style="width:0;height:1.5pt" o:hralign="center" o:hrstd="t" o:hrnoshade="t" o:hr="t" fillcolor="#1b1c1d" stroked="f"/>
         </w:pict>
       </w:r>
     </w:p>
@@ -31829,7 +31852,7 @@
           <w:bCs/>
         </w:rPr>
         <w:pict w14:anchorId="5075378A">
-          <v:rect id="_x0000_i1237" style="width:0;height:1.5pt" o:hralign="center" o:hrstd="t" o:hrnoshade="t" o:hr="t" fillcolor="#1b1c1d" stroked="f"/>
+          <v:rect id="_x0000_i1049" style="width:0;height:1.5pt" o:hralign="center" o:hrstd="t" o:hrnoshade="t" o:hr="t" fillcolor="#1b1c1d" stroked="f"/>
         </w:pict>
       </w:r>
     </w:p>
@@ -32847,7 +32870,7 @@
           <w:bCs/>
         </w:rPr>
         <w:pict w14:anchorId="20FF9865">
-          <v:rect id="_x0000_i1268" style="width:0;height:1.5pt" o:hralign="center" o:hrstd="t" o:hr="t" fillcolor="#a0a0a0" stroked="f"/>
+          <v:rect id="_x0000_i1050" style="width:0;height:1.5pt" o:hralign="center" o:hrstd="t" o:hr="t" fillcolor="#a0a0a0" stroked="f"/>
         </w:pict>
       </w:r>
     </w:p>
@@ -33283,7 +33306,7 @@
           <w:bCs/>
         </w:rPr>
         <w:pict w14:anchorId="65880BB3">
-          <v:rect id="_x0000_i1258" style="width:0;height:1.5pt" o:hralign="center" o:hrstd="t" o:hrnoshade="t" o:hr="t" fillcolor="#1b1c1d" stroked="f"/>
+          <v:rect id="_x0000_i1051" style="width:0;height:1.5pt" o:hralign="center" o:hrstd="t" o:hrnoshade="t" o:hr="t" fillcolor="#1b1c1d" stroked="f"/>
         </w:pict>
       </w:r>
     </w:p>
@@ -33474,7 +33497,7 @@
           <w:bCs/>
         </w:rPr>
         <w:pict w14:anchorId="2F35CA5D">
-          <v:rect id="_x0000_i1259" style="width:0;height:1.5pt" o:hralign="center" o:hrstd="t" o:hrnoshade="t" o:hr="t" fillcolor="#1b1c1d" stroked="f"/>
+          <v:rect id="_x0000_i1052" style="width:0;height:1.5pt" o:hralign="center" o:hrstd="t" o:hrnoshade="t" o:hr="t" fillcolor="#1b1c1d" stroked="f"/>
         </w:pict>
       </w:r>
     </w:p>
@@ -35540,15 +35563,7 @@
         <w:t>.</w:t>
       </w:r>
       <w:r>
-        <w:t xml:space="preserve"> </w:t>
-      </w:r>
-      <w:proofErr w:type="gramStart"/>
-      <w:r>
-        <w:t>The</w:t>
-      </w:r>
-      <w:proofErr w:type="gramEnd"/>
-      <w:r>
-        <w:t xml:space="preserve"> company has a </w:t>
+        <w:t xml:space="preserve"> The company has a </w:t>
       </w:r>
       <w:proofErr w:type="gramStart"/>
       <w:r>
@@ -36997,10 +37012,7 @@
         <w:t xml:space="preserve"> the S3 bucket. Access the </w:t>
       </w:r>
       <w:r>
-        <w:t>File</w:t>
-      </w:r>
-      <w:r>
-        <w:t xml:space="preserve"> </w:t>
+        <w:t xml:space="preserve">File </w:t>
       </w:r>
       <w:r>
         <w:t>gateway from the HPC cluster instances.</w:t>
@@ -39689,15 +39701,7 @@
         <w:t>A.</w:t>
       </w:r>
       <w:r>
-        <w:t xml:space="preserve"> Create an On-Demand Capacity Reservation that specifies the </w:t>
-      </w:r>
-      <w:proofErr w:type="gramStart"/>
-      <w:r>
-        <w:t>Region</w:t>
-      </w:r>
-      <w:proofErr w:type="gramEnd"/>
-      <w:r>
-        <w:t xml:space="preserve"> and three Availability Zones needed.</w:t>
+        <w:t> Create an On-Demand Capacity Reservation that specifies the Region and three Availability Zones needed.</w:t>
       </w:r>
     </w:p>
     <w:p>
@@ -53877,6 +53881,7 @@
   <w:style w:type="character" w:default="1" w:styleId="DefaultParagraphFont">
     <w:name w:val="Default Paragraph Font"/>
     <w:uiPriority w:val="1"/>
+    <w:semiHidden/>
     <w:unhideWhenUsed/>
   </w:style>
   <w:style w:type="table" w:default="1" w:styleId="TableNormal">

--- a/AWS_FreeTest4Quiz.docx
+++ b/AWS_FreeTest4Quiz.docx
@@ -1,7 +1,7 @@
 
 <file path=word/document.xml><?xml version="1.0" encoding="utf-8"?>
 <w:document xmlns:wpc="http://schemas.microsoft.com/office/word/2010/wordprocessingCanvas" xmlns:cx="http://schemas.microsoft.com/office/drawing/2014/chartex" xmlns:cx1="http://schemas.microsoft.com/office/drawing/2015/9/8/chartex" xmlns:cx2="http://schemas.microsoft.com/office/drawing/2015/10/21/chartex" xmlns:cx3="http://schemas.microsoft.com/office/drawing/2016/5/9/chartex" xmlns:cx4="http://schemas.microsoft.com/office/drawing/2016/5/10/chartex" xmlns:cx5="http://schemas.microsoft.com/office/drawing/2016/5/11/chartex" xmlns:cx6="http://schemas.microsoft.com/office/drawing/2016/5/12/chartex" xmlns:cx7="http://schemas.microsoft.com/office/drawing/2016/5/13/chartex" xmlns:cx8="http://schemas.microsoft.com/office/drawing/2016/5/14/chartex" xmlns:mc="http://schemas.openxmlformats.org/markup-compatibility/2006" xmlns:aink="http://schemas.microsoft.com/office/drawing/2016/ink" xmlns:am3d="http://schemas.microsoft.com/office/drawing/2017/model3d" xmlns:o="urn:schemas-microsoft-com:office:office" xmlns:oel="http://schemas.microsoft.com/office/2019/extlst" xmlns:r="http://schemas.openxmlformats.org/officeDocument/2006/relationships" xmlns:m="http://schemas.openxmlformats.org/officeDocument/2006/math" xmlns:v="urn:schemas-microsoft-com:vml" xmlns:wp14="http://schemas.microsoft.com/office/word/2010/wordprocessingDrawing" xmlns:wp="http://schemas.openxmlformats.org/drawingml/2006/wordprocessingDrawing" xmlns:w10="urn:schemas-microsoft-com:office:word" xmlns:w="http://schemas.openxmlformats.org/wordprocessingml/2006/main" xmlns:w14="http://schemas.microsoft.com/office/word/2010/wordml" xmlns:w15="http://schemas.microsoft.com/office/word/2012/wordml" xmlns:w16cex="http://schemas.microsoft.com/office/word/2018/wordml/cex" xmlns:w16cid="http://schemas.microsoft.com/office/word/2016/wordml/cid" xmlns:w16="http://schemas.microsoft.com/office/word/2018/wordml" xmlns:w16du="http://schemas.microsoft.com/office/word/2023/wordml/word16du" xmlns:w16sdtdh="http://schemas.microsoft.com/office/word/2020/wordml/sdtdatahash" xmlns:w16sdtfl="http://schemas.microsoft.com/office/word/2024/wordml/sdtformatlock" xmlns:w16se="http://schemas.microsoft.com/office/word/2015/wordml/symex" xmlns:wpg="http://schemas.microsoft.com/office/word/2010/wordprocessingGroup" xmlns:wpi="http://schemas.microsoft.com/office/word/2010/wordprocessingInk" xmlns:wne="http://schemas.microsoft.com/office/word/2006/wordml" xmlns:wps="http://schemas.microsoft.com/office/word/2010/wordprocessingShape" mc:Ignorable="w14 w15 w16se w16cid w16 w16cex w16sdtdh w16sdtfl w16du wp14">
-  <w:background w:color="F2F2F2" w:themeColor="background1" w:themeShade="F2"/>
+  <w:background w:color="F9EBF9"/>
   <w:body>
     <w:p>
       <w:pPr>
@@ -9,76 +9,32 @@
           <w:lang w:val="en-US"/>
         </w:rPr>
       </w:pPr>
-      <w:r>
+      <w:hyperlink r:id="rId6" w:history="1">
+        <w:r>
+          <w:rPr>
+            <w:rStyle w:val="Hyperlink"/>
+            <w:lang w:val="en-US"/>
+          </w:rPr>
+          <w:t>https://www.examdiscuss.com/Amazon/exam/AWS-Solutions-Associate/premium/</w:t>
+        </w:r>
+      </w:hyperlink>
+    </w:p>
+    <w:p>
+      <w:pPr>
         <w:rPr>
           <w:lang w:val="en-US"/>
         </w:rPr>
-        <w:fldChar w:fldCharType="begin"/>
-      </w:r>
+      </w:pPr>
+    </w:p>
+    <w:p>
       <w:r>
         <w:rPr>
           <w:lang w:val="en-US"/>
         </w:rPr>
-        <w:instrText>HYPERLINK "</w:instrText>
-      </w:r>
-      <w:r>
-        <w:rPr>
-          <w:lang w:val="en-US"/>
-        </w:rPr>
-        <w:instrText>https://www.examdiscuss.com/Amazon/exam/AWS-Solutions-Associate/premium/</w:instrText>
-      </w:r>
-      <w:r>
-        <w:rPr>
-          <w:lang w:val="en-US"/>
-        </w:rPr>
-        <w:instrText>"</w:instrText>
-      </w:r>
-      <w:r>
-        <w:rPr>
-          <w:lang w:val="en-US"/>
-        </w:rPr>
-      </w:r>
-      <w:r>
-        <w:rPr>
-          <w:lang w:val="en-US"/>
-        </w:rPr>
-        <w:fldChar w:fldCharType="separate"/>
-      </w:r>
-      <w:r>
-        <w:rPr>
-          <w:rStyle w:val="Hyperlink"/>
-          <w:lang w:val="en-US"/>
-        </w:rPr>
-        <w:t>https://www.examdiscuss.com/Amazon/exam/AWS-Solutions-Associate/premium/</w:t>
-      </w:r>
-      <w:r>
-        <w:rPr>
-          <w:lang w:val="en-US"/>
-        </w:rPr>
-        <w:fldChar w:fldCharType="end"/>
-      </w:r>
-    </w:p>
-    <w:p>
-      <w:pPr>
-        <w:rPr>
-          <w:lang w:val="en-US"/>
-        </w:rPr>
-      </w:pPr>
-    </w:p>
-    <w:p>
-      <w:proofErr w:type="gramStart"/>
-      <w:r>
-        <w:rPr>
-          <w:lang w:val="en-US"/>
-        </w:rPr>
         <w:t xml:space="preserve">Q </w:t>
       </w:r>
       <w:r>
-        <w:t> 68</w:t>
-      </w:r>
-      <w:proofErr w:type="gramEnd"/>
-      <w:r>
-        <w:t>/218</w:t>
+        <w:t> 68/218</w:t>
       </w:r>
       <w:r>
         <w:t xml:space="preserve"> </w:t>
@@ -553,15 +509,7 @@
         <w:t xml:space="preserve"> the task's privileges.</w:t>
       </w:r>
       <w:r>
-        <w:t xml:space="preserve"> </w:t>
-      </w:r>
-      <w:proofErr w:type="gramStart"/>
-      <w:r>
-        <w:t>Basically</w:t>
-      </w:r>
-      <w:proofErr w:type="gramEnd"/>
-      <w:r>
-        <w:t xml:space="preserve"> this provides the </w:t>
+        <w:t xml:space="preserve"> Basically this provides the </w:t>
       </w:r>
       <w:r>
         <w:rPr>
@@ -1254,7 +1202,6 @@
       </w:pPr>
     </w:p>
     <w:p>
-      <w:proofErr w:type="gramStart"/>
       <w:r>
         <w:rPr>
           <w:lang w:val="en-US"/>
@@ -1262,11 +1209,7 @@
         <w:t xml:space="preserve">Q </w:t>
       </w:r>
       <w:r>
-        <w:t> 69</w:t>
-      </w:r>
-      <w:proofErr w:type="gramEnd"/>
-      <w:r>
-        <w:t>/218</w:t>
+        <w:t> 69/218</w:t>
       </w:r>
       <w:r>
         <w:t xml:space="preserve"> </w:t>
@@ -1351,16 +1294,7 @@
           <w:bCs/>
           <w:highlight w:val="yellow"/>
         </w:rPr>
-        <w:t xml:space="preserve">Select </w:t>
-      </w:r>
-      <w:proofErr w:type="gramStart"/>
-      <w:r>
-        <w:rPr>
-          <w:b/>
-          <w:bCs/>
-          <w:highlight w:val="yellow"/>
-        </w:rPr>
-        <w:t>TWO</w:t>
+        <w:t>Select TWO</w:t>
       </w:r>
       <w:r>
         <w:rPr>
@@ -1369,7 +1303,6 @@
         </w:rPr>
         <w:t xml:space="preserve"> )</w:t>
       </w:r>
-      <w:proofErr w:type="gramEnd"/>
     </w:p>
     <w:p>
       <w:pPr>
@@ -1463,7 +1396,6 @@
         </w:rPr>
         <w:t>Correct Answer: </w:t>
       </w:r>
-      <w:proofErr w:type="gramStart"/>
       <w:r>
         <w:rPr>
           <w:b/>
@@ -1472,7 +1404,6 @@
         </w:rPr>
         <w:t>C,E</w:t>
       </w:r>
-      <w:proofErr w:type="gramEnd"/>
       <w:r>
         <w:rPr>
           <w:b/>
@@ -1747,7 +1678,6 @@
         </w:rPr>
         <w:t xml:space="preserve">By creating </w:t>
       </w:r>
-      <w:proofErr w:type="gramStart"/>
       <w:r>
         <w:rPr>
           <w:b/>
@@ -1755,17 +1685,7 @@
           <w:color w:val="3B3838" w:themeColor="background2" w:themeShade="40"/>
           <w:highlight w:val="lightGray"/>
         </w:rPr>
-        <w:t>Regional</w:t>
-      </w:r>
-      <w:proofErr w:type="gramEnd"/>
-      <w:r>
-        <w:rPr>
-          <w:b/>
-          <w:bCs/>
-          <w:color w:val="3B3838" w:themeColor="background2" w:themeShade="40"/>
-          <w:highlight w:val="lightGray"/>
-        </w:rPr>
-        <w:t xml:space="preserve"> endpoint groups</w:t>
+        <w:t>Regional endpoint groups</w:t>
       </w:r>
       <w:r>
         <w:rPr>
@@ -1917,24 +1837,14 @@
           <w:bCs/>
           <w:color w:val="3B3838" w:themeColor="background2" w:themeShade="40"/>
         </w:rPr>
-        <w:t xml:space="preserve"> dynamic </w:t>
-      </w:r>
-      <w:proofErr w:type="gramStart"/>
-      <w:r>
-        <w:rPr>
-          <w:b/>
-          <w:bCs/>
+        <w:t xml:space="preserve"> dynamic content, </w:t>
+      </w:r>
+      <w:r>
+        <w:rPr>
           <w:color w:val="3B3838" w:themeColor="background2" w:themeShade="40"/>
         </w:rPr>
-        <w:t xml:space="preserve">content, </w:t>
-      </w:r>
-      <w:r>
-        <w:rPr>
-          <w:color w:val="3B3838" w:themeColor="background2" w:themeShade="40"/>
-        </w:rPr>
         <w:t>and</w:t>
       </w:r>
-      <w:proofErr w:type="gramEnd"/>
       <w:r>
         <w:rPr>
           <w:b/>
@@ -2456,21 +2366,7 @@
         <w:rPr>
           <w:color w:val="3B3838" w:themeColor="background2" w:themeShade="40"/>
         </w:rPr>
-        <w:t xml:space="preserve"> for optimizing low-latency access for </w:t>
-      </w:r>
-      <w:proofErr w:type="gramStart"/>
-      <w:r>
-        <w:rPr>
-          <w:color w:val="3B3838" w:themeColor="background2" w:themeShade="40"/>
-        </w:rPr>
-        <w:t>a large number of</w:t>
-      </w:r>
-      <w:proofErr w:type="gramEnd"/>
-      <w:r>
-        <w:rPr>
-          <w:color w:val="3B3838" w:themeColor="background2" w:themeShade="40"/>
-        </w:rPr>
-        <w:t xml:space="preserve"> global gaming users. Requiring every user to establish a VPN connection is burdensome, introduces additional overhead, and is not a standard solution for optimizing gaming latency at scale. Again, instructing users to manually select a Region is a bad user experience.</w:t>
+        <w:t xml:space="preserve"> for optimizing low-latency access for a large number of global gaming users. Requiring every user to establish a VPN connection is burdensome, introduces additional overhead, and is not a standard solution for optimizing gaming latency at scale. Again, instructing users to manually select a Region is a bad user experience.</w:t>
       </w:r>
     </w:p>
     <w:p>
@@ -2650,11 +2546,7 @@
         <w:t xml:space="preserve">Q </w:t>
       </w:r>
       <w:r>
-        <w:t>70/</w:t>
-      </w:r>
-      <w:proofErr w:type="gramStart"/>
-      <w:r>
-        <w:t>218</w:t>
+        <w:t>70/218</w:t>
       </w:r>
       <w:r>
         <w:t xml:space="preserve">  </w:t>
@@ -2664,47 +2556,7 @@
           <w:b/>
           <w:bCs/>
         </w:rPr>
-        <w:t>A</w:t>
-      </w:r>
-      <w:proofErr w:type="gramEnd"/>
-      <w:r>
-        <w:rPr>
-          <w:b/>
-          <w:bCs/>
-        </w:rPr>
-        <w:t xml:space="preserve"> company is processing data </w:t>
-      </w:r>
-      <w:proofErr w:type="gramStart"/>
-      <w:r>
-        <w:rPr>
-          <w:b/>
-          <w:bCs/>
-        </w:rPr>
-        <w:t>on a daily basis</w:t>
-      </w:r>
-      <w:proofErr w:type="gramEnd"/>
-      <w:r>
-        <w:rPr>
-          <w:b/>
-          <w:bCs/>
-        </w:rPr>
-        <w:t xml:space="preserve">. The results of the operations are stored in an Amazon S3 bucket, </w:t>
-      </w:r>
-      <w:proofErr w:type="spellStart"/>
-      <w:r>
-        <w:rPr>
-          <w:b/>
-          <w:bCs/>
-        </w:rPr>
-        <w:t>analyzed</w:t>
-      </w:r>
-      <w:proofErr w:type="spellEnd"/>
-      <w:r>
-        <w:rPr>
-          <w:b/>
-          <w:bCs/>
-        </w:rPr>
-        <w:t xml:space="preserve"> daily for one week, and then must remain immediately accessible for occasional analysis.</w:t>
+        <w:t>A company is processing data on a daily basis. The results of the operations are stored in an Amazon S3 bucket, analyzed daily for one week, and then must remain immediately accessible for occasional analysis.</w:t>
       </w:r>
       <w:r>
         <w:rPr>
@@ -2797,15 +2649,7 @@
         <w:t xml:space="preserve"> </w:t>
       </w:r>
       <w:r>
-        <w:t xml:space="preserve">The problem states that data is </w:t>
-      </w:r>
-      <w:proofErr w:type="spellStart"/>
-      <w:r>
-        <w:t>analyzed</w:t>
-      </w:r>
-      <w:proofErr w:type="spellEnd"/>
-      <w:r>
-        <w:t xml:space="preserve"> daily for one </w:t>
+        <w:t xml:space="preserve">The problem states that data is analyzed daily for one </w:t>
       </w:r>
       <w:r>
         <w:t>week</w:t>
@@ -2909,15 +2753,7 @@
         </w:tabs>
       </w:pPr>
       <w:r>
-        <w:t xml:space="preserve">The requirement states the data is </w:t>
-      </w:r>
-      <w:proofErr w:type="spellStart"/>
-      <w:r>
-        <w:t>analyzed</w:t>
-      </w:r>
-      <w:proofErr w:type="spellEnd"/>
-      <w:r>
-        <w:t xml:space="preserve"> daily for one week (7 days) and then becomes "occasionally accessed." A 30-day transition period is too long; the data would be sitting in the more expensive S3 Standard for an additional three weeks after its "frequent" access period. A more cost-effective policy would transition it earlier, perhaps after 7-14 days. However, as a general option for </w:t>
+        <w:t xml:space="preserve">The requirement states the data is analyzed daily for one week (7 days) and then becomes "occasionally accessed." A 30-day transition period is too long; the data would be sitting in the more expensive S3 Standard for an additional three weeks after its "frequent" access period. A more cost-effective policy would transition it earlier, perhaps after 7-14 days. However, as a general option for </w:t>
       </w:r>
       <w:r>
         <w:rPr>
@@ -3005,15 +2841,7 @@
         <w:t>S3 One Zone-IA</w:t>
       </w:r>
       <w:r>
-        <w:t xml:space="preserve"> is </w:t>
-      </w:r>
-      <w:proofErr w:type="gramStart"/>
-      <w:r>
-        <w:t>similar to</w:t>
-      </w:r>
-      <w:proofErr w:type="gramEnd"/>
-      <w:r>
-        <w:t xml:space="preserve"> </w:t>
+        <w:t xml:space="preserve"> is similar to </w:t>
       </w:r>
       <w:r>
         <w:rPr>
@@ -3232,7 +3060,6 @@
           <w:bCs/>
         </w:rPr>
       </w:pPr>
-      <w:proofErr w:type="gramStart"/>
       <w:r>
         <w:rPr>
           <w:b/>
@@ -3248,11 +3075,7 @@
         <w:t> </w:t>
       </w:r>
       <w:r>
-        <w:t>71</w:t>
-      </w:r>
-      <w:proofErr w:type="gramEnd"/>
-      <w:r>
-        <w:t>/218</w:t>
+        <w:t>71/218</w:t>
       </w:r>
       <w:r>
         <w:t xml:space="preserve"> </w:t>
@@ -3335,15 +3158,7 @@
           <w:b/>
           <w:bCs/>
         </w:rPr>
-        <w:t>72/</w:t>
-      </w:r>
-      <w:proofErr w:type="gramStart"/>
-      <w:r>
-        <w:rPr>
-          <w:b/>
-          <w:bCs/>
-        </w:rPr>
-        <w:t>218</w:t>
+        <w:t>72/218</w:t>
       </w:r>
       <w:r>
         <w:rPr>
@@ -3353,11 +3168,7 @@
         <w:t xml:space="preserve">  </w:t>
       </w:r>
       <w:r>
-        <w:t>What</w:t>
-      </w:r>
-      <w:proofErr w:type="gramEnd"/>
-      <w:r>
-        <w:t xml:space="preserve"> is the </w:t>
+        <w:t xml:space="preserve">What is the </w:t>
       </w:r>
       <w:r>
         <w:rPr>
@@ -3389,14 +3200,12 @@
       <w:r>
         <w:t xml:space="preserve"> in </w:t>
       </w:r>
-      <w:proofErr w:type="spellStart"/>
       <w:r>
         <w:rPr>
           <w:highlight w:val="magenta"/>
         </w:rPr>
         <w:t>PutMetricRequest</w:t>
       </w:r>
-      <w:proofErr w:type="spellEnd"/>
       <w:r>
         <w:t xml:space="preserve"> in the CloudWatch?</w:t>
       </w:r>
@@ -3464,14 +3273,12 @@
       <w:r>
         <w:t xml:space="preserve">The size of a </w:t>
       </w:r>
-      <w:proofErr w:type="spellStart"/>
       <w:r>
         <w:rPr>
           <w:highlight w:val="magenta"/>
         </w:rPr>
         <w:t>PutMetricData</w:t>
       </w:r>
-      <w:proofErr w:type="spellEnd"/>
       <w:r>
         <w:t xml:space="preserve"> request of CloudWatch is </w:t>
       </w:r>
@@ -3499,14 +3306,12 @@
       <w:r>
         <w:t xml:space="preserve">for the HTTP GET requests and 40KB for the HTTP POST requests. The user can include a maximum of 20 data points in one </w:t>
       </w:r>
-      <w:proofErr w:type="spellStart"/>
       <w:r>
         <w:rPr>
           <w:highlight w:val="magenta"/>
         </w:rPr>
         <w:t>PutMetricData</w:t>
       </w:r>
-      <w:proofErr w:type="spellEnd"/>
       <w:r>
         <w:t xml:space="preserve"> request.</w:t>
       </w:r>
@@ -3604,15 +3409,7 @@
         <w:t>passing status</w:t>
       </w:r>
       <w:r>
-        <w:t xml:space="preserve"> checks. What steps should you take to identify the source of the </w:t>
-      </w:r>
-      <w:proofErr w:type="spellStart"/>
-      <w:r>
-        <w:t>behavior</w:t>
-      </w:r>
-      <w:proofErr w:type="spellEnd"/>
-      <w:r>
-        <w:t xml:space="preserve">? </w:t>
+        <w:t xml:space="preserve"> checks. What steps should you take to identify the source of the behavior? </w:t>
       </w:r>
       <w:r>
         <w:rPr>
@@ -3751,15 +3548,7 @@
         <w:t>D.</w:t>
       </w:r>
       <w:r>
-        <w:t xml:space="preserve"> Verify that you are connecting with the appropriate </w:t>
-      </w:r>
-      <w:proofErr w:type="gramStart"/>
-      <w:r>
-        <w:t>user name</w:t>
-      </w:r>
-      <w:proofErr w:type="gramEnd"/>
-      <w:r>
-        <w:t xml:space="preserve"> for your AMI</w:t>
+        <w:t> Verify that you are connecting with the appropriate user name for your AMI</w:t>
       </w:r>
     </w:p>
     <w:p>
@@ -3778,7 +3567,6 @@
       </w:r>
     </w:p>
     <w:p>
-      <w:proofErr w:type="spellStart"/>
       <w:r>
         <w:rPr>
           <w:b/>
@@ -3793,18 +3581,8 @@
           <w:bCs/>
           <w:strike/>
         </w:rPr>
-        <w:t>Correct</w:t>
-      </w:r>
-      <w:proofErr w:type="spellEnd"/>
-      <w:r>
-        <w:rPr>
-          <w:b/>
-          <w:bCs/>
-          <w:strike/>
-        </w:rPr>
-        <w:t xml:space="preserve"> Answer: </w:t>
-      </w:r>
-      <w:proofErr w:type="gramStart"/>
+        <w:t>Correct Answer: </w:t>
+      </w:r>
       <w:r>
         <w:rPr>
           <w:b/>
@@ -3816,7 +3594,6 @@
         </w:rPr>
         <w:t>A,C</w:t>
       </w:r>
-      <w:proofErr w:type="gramEnd"/>
       <w:r>
         <w:rPr>
           <w:b/>
@@ -3896,15 +3673,7 @@
     </w:p>
     <w:p>
       <w:r>
-        <w:t xml:space="preserve">Here are the two steps to identify the source of the </w:t>
-      </w:r>
-      <w:proofErr w:type="spellStart"/>
-      <w:r>
-        <w:t>behavior</w:t>
-      </w:r>
-      <w:proofErr w:type="spellEnd"/>
-      <w:r>
-        <w:t>:</w:t>
+        <w:t>Here are the two steps to identify the source of the behavior:</w:t>
       </w:r>
     </w:p>
     <w:p>
@@ -4013,23 +3782,7 @@
           <w:b/>
           <w:bCs/>
         </w:rPr>
-        <w:t xml:space="preserve"> with the appropriate </w:t>
-      </w:r>
-      <w:proofErr w:type="gramStart"/>
-      <w:r>
-        <w:rPr>
-          <w:b/>
-          <w:bCs/>
-        </w:rPr>
-        <w:t>user name</w:t>
-      </w:r>
-      <w:proofErr w:type="gramEnd"/>
-      <w:r>
-        <w:rPr>
-          <w:b/>
-          <w:bCs/>
-        </w:rPr>
-        <w:t xml:space="preserve"> </w:t>
+        <w:t xml:space="preserve"> with the appropriate user name </w:t>
       </w:r>
       <w:r>
         <w:rPr>
@@ -4838,16 +4591,11 @@
       </w:r>
     </w:p>
     <w:p>
-      <w:proofErr w:type="gramStart"/>
       <w:r>
         <w:t xml:space="preserve">Q </w:t>
       </w:r>
       <w:r>
-        <w:t> 75</w:t>
-      </w:r>
-      <w:proofErr w:type="gramEnd"/>
-      <w:r>
-        <w:t>/218</w:t>
+        <w:t> 75/218</w:t>
       </w:r>
       <w:r>
         <w:t xml:space="preserve"> </w:t>
@@ -5076,21 +4824,13 @@
         <w:t xml:space="preserve">Q </w:t>
       </w:r>
       <w:r>
-        <w:t>76/</w:t>
-      </w:r>
-      <w:proofErr w:type="gramStart"/>
-      <w:r>
-        <w:t>218</w:t>
+        <w:t>76/218</w:t>
       </w:r>
       <w:r>
         <w:t xml:space="preserve">  </w:t>
       </w:r>
       <w:r>
-        <w:t>A</w:t>
-      </w:r>
-      <w:proofErr w:type="gramEnd"/>
-      <w:r>
-        <w:t xml:space="preserve"> Solutions Architect is designing a system that will </w:t>
+        <w:t xml:space="preserve">A Solutions Architect is designing a system that will </w:t>
       </w:r>
       <w:r>
         <w:rPr>
@@ -5385,23 +5125,7 @@
           <w:b/>
           <w:bCs/>
         </w:rPr>
-        <w:t xml:space="preserve">. Is it possible to increase the number of </w:t>
-      </w:r>
-      <w:proofErr w:type="gramStart"/>
-      <w:r>
-        <w:rPr>
-          <w:b/>
-          <w:bCs/>
-        </w:rPr>
-        <w:t>automatic</w:t>
-      </w:r>
-      <w:proofErr w:type="gramEnd"/>
-      <w:r>
-        <w:rPr>
-          <w:b/>
-          <w:bCs/>
-        </w:rPr>
-        <w:t xml:space="preserve"> retries to more than thrice?</w:t>
+        <w:t>. Is it possible to increase the number of automatic retries to more than thrice?</w:t>
       </w:r>
     </w:p>
     <w:p>
@@ -5416,15 +5140,7 @@
         <w:t>A.</w:t>
       </w:r>
       <w:r>
-        <w:t xml:space="preserve"> Yes, you can increase the number of </w:t>
-      </w:r>
-      <w:proofErr w:type="gramStart"/>
-      <w:r>
-        <w:t>automatic</w:t>
-      </w:r>
-      <w:proofErr w:type="gramEnd"/>
-      <w:r>
-        <w:t xml:space="preserve"> retries to 6.</w:t>
+        <w:t> Yes, you can increase the number of automatic retries to 6.</w:t>
       </w:r>
     </w:p>
     <w:p>
@@ -5439,15 +5155,7 @@
         <w:t>B.</w:t>
       </w:r>
       <w:r>
-        <w:t xml:space="preserve"> Yes, you can increase the number of </w:t>
-      </w:r>
-      <w:proofErr w:type="gramStart"/>
-      <w:r>
-        <w:t>automatic</w:t>
-      </w:r>
-      <w:proofErr w:type="gramEnd"/>
-      <w:r>
-        <w:t xml:space="preserve"> retries to indefinite number.</w:t>
+        <w:t> Yes, you can increase the number of automatic retries to indefinite number.</w:t>
       </w:r>
     </w:p>
     <w:p>
@@ -5462,15 +5170,7 @@
         <w:t>C.</w:t>
       </w:r>
       <w:r>
-        <w:t xml:space="preserve"> No, you cannot increase the number of </w:t>
-      </w:r>
-      <w:proofErr w:type="gramStart"/>
-      <w:r>
-        <w:t>automatic</w:t>
-      </w:r>
-      <w:proofErr w:type="gramEnd"/>
-      <w:r>
-        <w:t xml:space="preserve"> retries.</w:t>
+        <w:t> No, you cannot increase the number of automatic retries.</w:t>
       </w:r>
     </w:p>
     <w:p>
@@ -5497,21 +5197,12 @@
       <w:r>
         <w:t xml:space="preserve">, you can increase the number of </w:t>
       </w:r>
-      <w:proofErr w:type="gramStart"/>
-      <w:r>
-        <w:rPr>
-          <w:b/>
-          <w:bCs/>
-        </w:rPr>
-        <w:t>automatic</w:t>
-      </w:r>
-      <w:proofErr w:type="gramEnd"/>
-      <w:r>
-        <w:rPr>
-          <w:b/>
-          <w:bCs/>
-        </w:rPr>
-        <w:t xml:space="preserve"> retries to 10</w:t>
+      <w:r>
+        <w:rPr>
+          <w:b/>
+          <w:bCs/>
+        </w:rPr>
+        <w:t>automatic retries to 10</w:t>
       </w:r>
       <w:r>
         <w:t>.</w:t>
@@ -5542,23 +5233,7 @@
       </w:r>
       <w:r>
         <w:br/>
-        <w:t xml:space="preserve">In AWS Data Pipeline, an activity fails if </w:t>
-      </w:r>
-      <w:proofErr w:type="gramStart"/>
-      <w:r>
-        <w:t>all of</w:t>
-      </w:r>
-      <w:proofErr w:type="gramEnd"/>
-      <w:r>
-        <w:t xml:space="preserve"> its activity attempts return with a failed state. By default, an activity retries three times before entering a hard failure state. You can increase the number of </w:t>
-      </w:r>
-      <w:proofErr w:type="gramStart"/>
-      <w:r>
-        <w:t>automatic</w:t>
-      </w:r>
-      <w:proofErr w:type="gramEnd"/>
-      <w:r>
-        <w:t xml:space="preserve"> retries to 10. However, the system does not allow indefinite retries.</w:t>
+        <w:t>In AWS Data Pipeline, an activity fails if all of its activity attempts return with a failed state. By default, an activity retries three times before entering a hard failure state. You can increase the number of automatic retries to 10. However, the system does not allow indefinite retries.</w:t>
       </w:r>
       <w:r>
         <w:br/>
@@ -5583,23 +5258,7 @@
           <w:b/>
           <w:bCs/>
         </w:rPr>
-        <w:t xml:space="preserve">You have a video transcoding application running on Amazon EC2. Each instance polls a queue to find out which video should be </w:t>
-      </w:r>
-      <w:proofErr w:type="gramStart"/>
-      <w:r>
-        <w:rPr>
-          <w:b/>
-          <w:bCs/>
-        </w:rPr>
-        <w:t>transcoded, and</w:t>
-      </w:r>
-      <w:proofErr w:type="gramEnd"/>
-      <w:r>
-        <w:rPr>
-          <w:b/>
-          <w:bCs/>
-        </w:rPr>
-        <w:t xml:space="preserve"> then runs a transcoding process. If this process is interrupted, the video will be transcoded by another instance based on the queuing system. You have a large backlog of videos which need to be transcoded and would like to reduce this backlog by adding more instances. You will need these instances only until the backlog is reduced. Which type of Amazon EC2 instances should you use to reduce the backlog in the </w:t>
+        <w:t xml:space="preserve">You have a video transcoding application running on Amazon EC2. Each instance polls a queue to find out which video should be transcoded, and then runs a transcoding process. If this process is interrupted, the video will be transcoded by another instance based on the queuing system. You have a large backlog of videos which need to be transcoded and would like to reduce this backlog by adding more instances. You will need these instances only until the backlog is reduced. Which type of Amazon EC2 instances should you use to reduce the backlog in the </w:t>
       </w:r>
       <w:r>
         <w:rPr>
@@ -5608,23 +5267,13 @@
           <w:color w:val="EE0000"/>
           <w:highlight w:val="yellow"/>
         </w:rPr>
-        <w:t xml:space="preserve">most </w:t>
-      </w:r>
-      <w:proofErr w:type="gramStart"/>
+        <w:t>most cost</w:t>
+      </w:r>
       <w:r>
         <w:rPr>
           <w:b/>
           <w:bCs/>
           <w:color w:val="EE0000"/>
-          <w:highlight w:val="yellow"/>
-        </w:rPr>
-        <w:t>cost</w:t>
-      </w:r>
-      <w:r>
-        <w:rPr>
-          <w:b/>
-          <w:bCs/>
-          <w:color w:val="EE0000"/>
         </w:rPr>
         <w:t xml:space="preserve"> </w:t>
       </w:r>
@@ -5633,15 +5282,7 @@
           <w:b/>
           <w:bCs/>
         </w:rPr>
-        <w:t>efficient</w:t>
-      </w:r>
-      <w:proofErr w:type="gramEnd"/>
-      <w:r>
-        <w:rPr>
-          <w:b/>
-          <w:bCs/>
-        </w:rPr>
-        <w:t xml:space="preserve"> way?</w:t>
+        <w:t>efficient way?</w:t>
       </w:r>
     </w:p>
     <w:p>
@@ -5739,7 +5380,6 @@
           <w:bCs/>
         </w:rPr>
       </w:pPr>
-      <w:proofErr w:type="gramStart"/>
       <w:r>
         <w:rPr>
           <w:lang w:val="en-US"/>
@@ -5747,11 +5387,7 @@
         <w:t xml:space="preserve">Q </w:t>
       </w:r>
       <w:r>
-        <w:t> 79</w:t>
-      </w:r>
-      <w:proofErr w:type="gramEnd"/>
-      <w:r>
-        <w:t>/218</w:t>
+        <w:t> 79/218</w:t>
       </w:r>
       <w:r>
         <w:t xml:space="preserve"> </w:t>
@@ -6491,7 +6127,6 @@
       </w:r>
     </w:p>
     <w:p>
-      <w:proofErr w:type="gramStart"/>
       <w:r>
         <w:rPr>
           <w:lang w:val="en-US"/>
@@ -6499,11 +6134,7 @@
         <w:t xml:space="preserve">Q </w:t>
       </w:r>
       <w:r>
-        <w:t> 80</w:t>
-      </w:r>
-      <w:proofErr w:type="gramEnd"/>
-      <w:r>
-        <w:t>/218</w:t>
+        <w:t> 80/218</w:t>
       </w:r>
       <w:r>
         <w:t xml:space="preserve"> </w:t>
@@ -6558,23 +6189,7 @@
           <w:b/>
           <w:bCs/>
         </w:rPr>
-        <w:t xml:space="preserve"> </w:t>
-      </w:r>
-      <w:proofErr w:type="spellStart"/>
-      <w:r>
-        <w:rPr>
-          <w:b/>
-          <w:bCs/>
-        </w:rPr>
-        <w:t>WebSockets</w:t>
-      </w:r>
-      <w:proofErr w:type="spellEnd"/>
-      <w:r>
-        <w:rPr>
-          <w:b/>
-          <w:bCs/>
-        </w:rPr>
-        <w:t xml:space="preserve"> </w:t>
+        <w:t xml:space="preserve"> WebSockets </w:t>
       </w:r>
       <w:r>
         <w:rPr>
@@ -6679,7 +6294,6 @@
       </w:r>
     </w:p>
     <w:p>
-      <w:proofErr w:type="gramStart"/>
       <w:r>
         <w:rPr>
           <w:lang w:val="en-US"/>
@@ -6687,11 +6301,7 @@
         <w:t xml:space="preserve">Q </w:t>
       </w:r>
       <w:r>
-        <w:t> 81</w:t>
-      </w:r>
-      <w:proofErr w:type="gramEnd"/>
-      <w:r>
-        <w:t>/218</w:t>
+        <w:t> 81/218</w:t>
       </w:r>
       <w:r>
         <w:t xml:space="preserve"> </w:t>
@@ -6933,15 +6543,7 @@
         <w:t>with</w:t>
       </w:r>
       <w:r>
-        <w:t xml:space="preserve"> </w:t>
-      </w:r>
-      <w:proofErr w:type="spellStart"/>
-      <w:r>
-        <w:t>Server_Side</w:t>
-      </w:r>
-      <w:proofErr w:type="spellEnd"/>
-      <w:r>
-        <w:t xml:space="preserve"> Encryption </w:t>
+        <w:t xml:space="preserve"> Server_Side Encryption </w:t>
       </w:r>
       <w:r>
         <w:rPr>
@@ -6953,7 +6555,6 @@
       <w:r>
         <w:t xml:space="preserve"> AWS </w:t>
       </w:r>
-      <w:proofErr w:type="spellStart"/>
       <w:r>
         <w:rPr>
           <w:b/>
@@ -6961,7 +6562,6 @@
         </w:rPr>
         <w:t>KMS_managed</w:t>
       </w:r>
-      <w:proofErr w:type="spellEnd"/>
       <w:r>
         <w:t xml:space="preserve"> keys (SSE-KMS)</w:t>
       </w:r>
@@ -7055,19 +6655,10 @@
         <w:t>--- in both</w:t>
       </w:r>
       <w:r>
-        <w:t xml:space="preserve"> </w:t>
-      </w:r>
-      <w:proofErr w:type="gramStart"/>
-      <w:r>
-        <w:t>region</w:t>
-      </w:r>
-      <w:proofErr w:type="gramEnd"/>
-      <w:r>
-        <w:t>.</w:t>
-      </w:r>
-    </w:p>
-    <w:p>
-      <w:proofErr w:type="spellStart"/>
+        <w:t xml:space="preserve"> region.</w:t>
+      </w:r>
+    </w:p>
+    <w:p>
       <w:r>
         <w:rPr>
           <w:b/>
@@ -7086,18 +6677,7 @@
           <w:sz w:val="28"/>
           <w:szCs w:val="28"/>
         </w:rPr>
-        <w:t>orrect</w:t>
-      </w:r>
-      <w:proofErr w:type="spellEnd"/>
-      <w:r>
-        <w:rPr>
-          <w:b/>
-          <w:bCs/>
-          <w:strike/>
-          <w:sz w:val="28"/>
-          <w:szCs w:val="28"/>
-        </w:rPr>
-        <w:t xml:space="preserve"> Answer: </w:t>
+        <w:t>orrect Answer: </w:t>
       </w:r>
       <w:r>
         <w:rPr>
@@ -7175,17 +6755,8 @@
           <w:b/>
           <w:bCs/>
         </w:rPr>
-        <w:t xml:space="preserve">AWS </w:t>
-      </w:r>
-      <w:proofErr w:type="spellStart"/>
-      <w:r>
-        <w:rPr>
-          <w:b/>
-          <w:bCs/>
-        </w:rPr>
-        <w:t>CloudHSM</w:t>
-      </w:r>
-      <w:proofErr w:type="spellEnd"/>
+        <w:t>AWS CloudHSM</w:t>
+      </w:r>
       <w:r>
         <w:t xml:space="preserve"> or an </w:t>
       </w:r>
@@ -7365,23 +6936,7 @@
           <w:b/>
           <w:bCs/>
         </w:rPr>
-        <w:t xml:space="preserve">Let's </w:t>
-      </w:r>
-      <w:proofErr w:type="spellStart"/>
-      <w:r>
-        <w:rPr>
-          <w:b/>
-          <w:bCs/>
-        </w:rPr>
-        <w:t>analyze</w:t>
-      </w:r>
-      <w:proofErr w:type="spellEnd"/>
-      <w:r>
-        <w:rPr>
-          <w:b/>
-          <w:bCs/>
-        </w:rPr>
-        <w:t xml:space="preserve"> the options:</w:t>
+        <w:t>Let's analyze the options:</w:t>
       </w:r>
     </w:p>
     <w:p>
@@ -7449,15 +7004,7 @@
         </w:tabs>
       </w:pPr>
       <w:r>
-        <w:t>However, "AWS KMS-managed keys" often refers to AWS-managed CMKs (</w:t>
-      </w:r>
-      <w:proofErr w:type="spellStart"/>
-      <w:r>
-        <w:t>aws</w:t>
-      </w:r>
-      <w:proofErr w:type="spellEnd"/>
-      <w:r>
-        <w:t xml:space="preserve">/s3) or customer-managed CMKs (CMKs where </w:t>
+        <w:t xml:space="preserve">However, "AWS KMS-managed keys" often refers to AWS-managed CMKs (aws/s3) or customer-managed CMKs (CMKs where </w:t>
       </w:r>
       <w:r>
         <w:rPr>
@@ -7492,9 +7039,8 @@
           <w:color w:val="EE0000"/>
           <w:highlight w:val="lightGray"/>
         </w:rPr>
-        <w:t xml:space="preserve"> </w:t>
-      </w:r>
-      <w:proofErr w:type="gramStart"/>
+        <w:t xml:space="preserve"> A </w:t>
+      </w:r>
       <w:r>
         <w:rPr>
           <w:b/>
@@ -7504,7 +7050,7 @@
           <w:color w:val="EE0000"/>
           <w:highlight w:val="lightGray"/>
         </w:rPr>
-        <w:t xml:space="preserve">A </w:t>
+        <w:t xml:space="preserve"> </w:t>
       </w:r>
       <w:r>
         <w:rPr>
@@ -7515,30 +7061,7 @@
           <w:color w:val="EE0000"/>
           <w:highlight w:val="lightGray"/>
         </w:rPr>
-        <w:t xml:space="preserve"> </w:t>
-      </w:r>
-      <w:r>
-        <w:rPr>
-          <w:b/>
-          <w:bCs/>
-          <w:i/>
-          <w:iCs/>
-          <w:color w:val="EE0000"/>
-          <w:highlight w:val="lightGray"/>
-        </w:rPr>
-        <w:t>DOESN'T</w:t>
-      </w:r>
-      <w:proofErr w:type="gramEnd"/>
-      <w:r>
-        <w:rPr>
-          <w:b/>
-          <w:bCs/>
-          <w:i/>
-          <w:iCs/>
-          <w:color w:val="EE0000"/>
-          <w:highlight w:val="lightGray"/>
-        </w:rPr>
-        <w:t xml:space="preserve"> </w:t>
+        <w:t xml:space="preserve">DOESN'T </w:t>
       </w:r>
       <w:r>
         <w:rPr>
@@ -7564,15 +7087,7 @@
         <w:t>relying solely</w:t>
       </w:r>
       <w:r>
-        <w:t xml:space="preserve"> on </w:t>
-      </w:r>
-      <w:proofErr w:type="spellStart"/>
-      <w:r>
-        <w:t>aws</w:t>
-      </w:r>
-      <w:proofErr w:type="spellEnd"/>
-      <w:r>
-        <w:t xml:space="preserve">/s3 keys for cross-region replication with a </w:t>
+        <w:t xml:space="preserve"> on aws/s3 keys for cross-region replication with a </w:t>
       </w:r>
       <w:r>
         <w:rPr>
@@ -7844,15 +7359,7 @@
         <w:t>for the</w:t>
       </w:r>
       <w:r>
-        <w:t xml:space="preserve"> application development team. They </w:t>
-      </w:r>
-      <w:proofErr w:type="gramStart"/>
-      <w:r>
-        <w:t>have to</w:t>
-      </w:r>
-      <w:proofErr w:type="gramEnd"/>
-      <w:r>
-        <w:t xml:space="preserve"> manage the encryption/decryption logic, key rotation, key storage, and ensure secure handling of keys within the application. For cross-region replication, the replicas would also be encrypted with the same client-side key, meaning you'd need the key in the destination region for decryption, adding to the application's complexity in the disaster recovery region. This is explicitly </w:t>
+        <w:t xml:space="preserve"> application development team. They have to manage the encryption/decryption logic, key rotation, key storage, and ensure secure handling of keys within the application. For cross-region replication, the replicas would also be encrypted with the same client-side key, meaning you'd need the key in the destination region for decryption, adding to the application's complexity in the disaster recovery region. This is explicitly </w:t>
       </w:r>
       <w:r>
         <w:rPr>
@@ -8042,15 +7549,7 @@
         </w:tabs>
       </w:pPr>
       <w:r>
-        <w:t>"</w:t>
-      </w:r>
-      <w:proofErr w:type="gramStart"/>
-      <w:r>
-        <w:t>in</w:t>
-      </w:r>
-      <w:proofErr w:type="gramEnd"/>
-      <w:r>
-        <w:t xml:space="preserve"> both regions": </w:t>
+        <w:t xml:space="preserve">"in both regions": </w:t>
       </w:r>
       <w:r>
         <w:rPr>
@@ -8356,15 +7855,7 @@
         <w:t xml:space="preserve"> </w:t>
       </w:r>
       <w:r>
-        <w:t xml:space="preserve">A company has a </w:t>
-      </w:r>
-      <w:proofErr w:type="gramStart"/>
-      <w:r>
-        <w:t>High Performance</w:t>
-      </w:r>
-      <w:proofErr w:type="gramEnd"/>
-      <w:r>
-        <w:t xml:space="preserve"> Computing (</w:t>
+        <w:t>A company has a High Performance Computing (</w:t>
       </w:r>
       <w:r>
         <w:rPr>
@@ -8384,15 +7875,7 @@
         <w:t xml:space="preserve">in its on-premises </w:t>
       </w:r>
       <w:r>
-        <w:t xml:space="preserve">data </w:t>
-      </w:r>
-      <w:proofErr w:type="spellStart"/>
-      <w:r>
-        <w:t>center</w:t>
-      </w:r>
-      <w:proofErr w:type="spellEnd"/>
-      <w:r>
-        <w:t xml:space="preserve">, which runs </w:t>
+        <w:t xml:space="preserve">data center, which runs </w:t>
       </w:r>
       <w:r>
         <w:rPr>
@@ -8462,15 +7945,7 @@
         <w:t>a disaster recovery</w:t>
       </w:r>
       <w:r>
-        <w:t xml:space="preserve"> site. The on-premises data </w:t>
-      </w:r>
-      <w:proofErr w:type="spellStart"/>
-      <w:r>
-        <w:t>center</w:t>
-      </w:r>
-      <w:proofErr w:type="spellEnd"/>
-      <w:r>
-        <w:t xml:space="preserve"> </w:t>
+        <w:t xml:space="preserve"> site. The on-premises data center </w:t>
       </w:r>
       <w:r>
         <w:rPr>
@@ -8616,23 +8091,7 @@
         <w:t>D.</w:t>
       </w:r>
       <w:r>
-        <w:t xml:space="preserve"> Store the raw data in Amazon </w:t>
-      </w:r>
-      <w:proofErr w:type="gramStart"/>
-      <w:r>
-        <w:t>S3, and</w:t>
-      </w:r>
-      <w:proofErr w:type="gramEnd"/>
-      <w:r>
-        <w:t xml:space="preserve"> use AWS Batch with Managed Compute Environments to create Spot Fleets. Submit jobs to AWS Batch Job Queues to pull down objects from Amazon S3 onto Amazon EBS volumes for temporary storage to be </w:t>
-      </w:r>
-      <w:proofErr w:type="gramStart"/>
-      <w:r>
-        <w:t>processed, and</w:t>
-      </w:r>
-      <w:proofErr w:type="gramEnd"/>
-      <w:r>
-        <w:t xml:space="preserve"> then write the results back to Amazon S3.</w:t>
+        <w:t> Store the raw data in Amazon S3, and use AWS Batch with Managed Compute Environments to create Spot Fleets. Submit jobs to AWS Batch Job Queues to pull down objects from Amazon S3 onto Amazon EBS volumes for temporary storage to be processed, and then write the results back to Amazon S3.</w:t>
       </w:r>
     </w:p>
     <w:p>
@@ -8642,7 +8101,6 @@
       </w:pPr>
     </w:p>
     <w:p>
-      <w:proofErr w:type="spellStart"/>
       <w:r>
         <w:rPr>
           <w:b/>
@@ -8657,16 +8115,7 @@
           <w:bCs/>
           <w:strike/>
         </w:rPr>
-        <w:t>Correct</w:t>
-      </w:r>
-      <w:proofErr w:type="spellEnd"/>
-      <w:r>
-        <w:rPr>
-          <w:b/>
-          <w:bCs/>
-          <w:strike/>
-        </w:rPr>
-        <w:t xml:space="preserve"> Answer: </w:t>
+        <w:t>Correct Answer: </w:t>
       </w:r>
       <w:r>
         <w:rPr>
@@ -9836,15 +9285,7 @@
           <w:b/>
           <w:bCs/>
         </w:rPr>
-        <w:t xml:space="preserve"> AWS Direct Connect/VPN</w:t>
-      </w:r>
-      <w:proofErr w:type="gramStart"/>
-      <w:r>
-        <w:rPr>
-          <w:b/>
-          <w:bCs/>
-        </w:rPr>
-        <w:t>)</w:t>
+        <w:t xml:space="preserve"> AWS Direct Connect/VPN)</w:t>
       </w:r>
       <w:r>
         <w:rPr>
@@ -9860,7 +9301,6 @@
         </w:rPr>
         <w:t>simultaneously</w:t>
       </w:r>
-      <w:proofErr w:type="gramEnd"/>
       <w:r>
         <w:rPr>
           <w:b/>
@@ -11148,39 +10588,7 @@
           <w:b/>
           <w:bCs/>
         </w:rPr>
-        <w:t xml:space="preserve"> to massive datasets. Think simulations, scientific </w:t>
-      </w:r>
-      <w:proofErr w:type="spellStart"/>
-      <w:r>
-        <w:rPr>
-          <w:b/>
-          <w:bCs/>
-        </w:rPr>
-        <w:t>modeling</w:t>
-      </w:r>
-      <w:proofErr w:type="spellEnd"/>
-      <w:r>
-        <w:rPr>
-          <w:b/>
-          <w:bCs/>
-        </w:rPr>
-        <w:t xml:space="preserve">, genomic analysis, financial risk </w:t>
-      </w:r>
-      <w:proofErr w:type="spellStart"/>
-      <w:r>
-        <w:rPr>
-          <w:b/>
-          <w:bCs/>
-        </w:rPr>
-        <w:t>modeling</w:t>
-      </w:r>
-      <w:proofErr w:type="spellEnd"/>
-      <w:r>
-        <w:rPr>
-          <w:b/>
-          <w:bCs/>
-        </w:rPr>
-        <w:t>, etc. These workloads are characterized by:</w:t>
+        <w:t xml:space="preserve"> to massive datasets. Think simulations, scientific modeling, genomic analysis, financial risk modeling, etc. These workloads are characterized by:</w:t>
       </w:r>
     </w:p>
     <w:p>
@@ -12699,13 +12107,8 @@
         <w:t xml:space="preserve"> maintaining a </w:t>
       </w:r>
       <w:r>
-        <w:t xml:space="preserve">continuously </w:t>
-      </w:r>
-      <w:proofErr w:type="gramStart"/>
-      <w:r>
-        <w:t>highly-provisioned</w:t>
-      </w:r>
-      <w:proofErr w:type="gramEnd"/>
+        <w:t>continuously highly-provisioned</w:t>
+      </w:r>
       <w:r>
         <w:rPr>
           <w:b/>
@@ -13070,15 +12473,7 @@
         <w:ind w:left="2880"/>
       </w:pPr>
       <w:r>
-        <w:t xml:space="preserve">Copying a subset of the necessary data from S3 to the EBS volumes (often using tools like AWS </w:t>
-      </w:r>
-      <w:proofErr w:type="spellStart"/>
-      <w:r>
-        <w:t>DataSync</w:t>
-      </w:r>
-      <w:proofErr w:type="spellEnd"/>
-      <w:r>
-        <w:t xml:space="preserve"> or S3/EBS APIs).</w:t>
+        <w:t>Copying a subset of the necessary data from S3 to the EBS volumes (often using tools like AWS DataSync or S3/EBS APIs).</w:t>
       </w:r>
     </w:p>
     <w:p>
@@ -13884,15 +13279,7 @@
         <w:t>A.</w:t>
       </w:r>
       <w:r>
-        <w:t xml:space="preserve"> Upload to a second </w:t>
-      </w:r>
-      <w:proofErr w:type="gramStart"/>
-      <w:r>
-        <w:t>bucket, and</w:t>
-      </w:r>
-      <w:proofErr w:type="gramEnd"/>
-      <w:r>
-        <w:t xml:space="preserve"> have a Lambda event copy the image to the primary bucket.</w:t>
+        <w:t> Upload to a second bucket, and have a Lambda event copy the image to the primary bucket.</w:t>
       </w:r>
     </w:p>
     <w:p>
@@ -13908,15 +13295,7 @@
         <w:t>B.</w:t>
       </w:r>
       <w:r>
-        <w:t xml:space="preserve"> Upload to a separate Auto Scaling group of servers behind an ELB Classic Load </w:t>
-      </w:r>
-      <w:proofErr w:type="gramStart"/>
-      <w:r>
-        <w:t>Balancer, and</w:t>
-      </w:r>
-      <w:proofErr w:type="gramEnd"/>
-      <w:r>
-        <w:t xml:space="preserve"> have them write to the Amazon S3 bucket.</w:t>
+        <w:t> Upload to a separate Auto Scaling group of servers behind an ELB Classic Load Balancer, and have them write to the Amazon S3 bucket.</w:t>
       </w:r>
     </w:p>
     <w:p>
@@ -13987,23 +13366,7 @@
           <w:b/>
           <w:bCs/>
         </w:rPr>
-        <w:t xml:space="preserve">Direct Upload to S3 using </w:t>
-      </w:r>
-      <w:proofErr w:type="gramStart"/>
-      <w:r>
-        <w:rPr>
-          <w:b/>
-          <w:bCs/>
-        </w:rPr>
-        <w:t>Pre-signed</w:t>
-      </w:r>
-      <w:proofErr w:type="gramEnd"/>
-      <w:r>
-        <w:rPr>
-          <w:b/>
-          <w:bCs/>
-        </w:rPr>
-        <w:t xml:space="preserve"> URLs</w:t>
+        <w:t>Direct Upload to S3 using Pre-signed URLs</w:t>
       </w:r>
     </w:p>
     <w:p>
@@ -14095,23 +13458,7 @@
           <w:b/>
           <w:bCs/>
         </w:rPr>
-        <w:t xml:space="preserve">Benefits of </w:t>
-      </w:r>
-      <w:proofErr w:type="gramStart"/>
-      <w:r>
-        <w:rPr>
-          <w:b/>
-          <w:bCs/>
-        </w:rPr>
-        <w:t>Pre-signed</w:t>
-      </w:r>
-      <w:proofErr w:type="gramEnd"/>
-      <w:r>
-        <w:rPr>
-          <w:b/>
-          <w:bCs/>
-        </w:rPr>
-        <w:t xml:space="preserve"> URLs:</w:t>
+        <w:t>Benefits of Pre-signed URLs:</w:t>
       </w:r>
     </w:p>
     <w:p>
@@ -14325,15 +13672,7 @@
         <w:t>A.</w:t>
       </w:r>
       <w:r>
-        <w:t xml:space="preserve"> Upload to a second </w:t>
-      </w:r>
-      <w:proofErr w:type="gramStart"/>
-      <w:r>
-        <w:t>bucket, and</w:t>
-      </w:r>
-      <w:proofErr w:type="gramEnd"/>
-      <w:r>
-        <w:t xml:space="preserve"> have a Lambda event copy the image to the primary bucket: While using a Lambda event to copy between buckets is a valid pattern for certain workflows (e.g., processing or organizing), the initial problem is uploading to the web server creating too much traffic. This option </w:t>
+        <w:t xml:space="preserve"> Upload to a second bucket, and have a Lambda event copy the image to the primary bucket: While using a Lambda event to copy between buckets is a valid pattern for certain workflows (e.g., processing or organizing), the initial problem is uploading to the web server creating too much traffic. This option </w:t>
       </w:r>
       <w:r>
         <w:rPr>
@@ -14361,15 +13700,7 @@
         <w:t>B</w:t>
       </w:r>
       <w:r>
-        <w:t xml:space="preserve">. Upload to a separate Auto Scaling group of servers behind an ELB Classic Load </w:t>
-      </w:r>
-      <w:proofErr w:type="gramStart"/>
-      <w:r>
-        <w:t>Balancer, and</w:t>
-      </w:r>
-      <w:proofErr w:type="gramEnd"/>
-      <w:r>
-        <w:t xml:space="preserve"> have them write to the Amazon S3 bucket: This involves scaling your web server infrastructure (EC2 instances behind a load balancer) specifically to handle the image upload traffic. </w:t>
+        <w:t xml:space="preserve">. Upload to a separate Auto Scaling group of servers behind an ELB Classic Load Balancer, and have them write to the Amazon S3 bucket: This involves scaling your web server infrastructure (EC2 instances behind a load balancer) specifically to handle the image upload traffic. </w:t>
       </w:r>
       <w:r>
         <w:rPr>
@@ -14435,15 +13766,7 @@
         <w:t>C</w:t>
       </w:r>
       <w:r>
-        <w:t xml:space="preserve">. Expand the web server fleet with Spot Instances to provide the resources to handle the images: </w:t>
-      </w:r>
-      <w:proofErr w:type="gramStart"/>
-      <w:r>
-        <w:t>Similar to</w:t>
-      </w:r>
-      <w:proofErr w:type="gramEnd"/>
-      <w:r>
-        <w:t xml:space="preserve"> option B, this solution scales the web server fleet. While Spot Instances are cost-effective for flexible workloads, they still mean your web servers are handling the direct data transfer, which is the "too much traffic" problem the architect wants to avoid. It's not the </w:t>
+        <w:t xml:space="preserve">. Expand the web server fleet with Spot Instances to provide the resources to handle the images: Similar to option B, this solution scales the web server fleet. While Spot Instances are cost-effective for flexible workloads, they still mean your web servers are handling the direct data transfer, which is the "too much traffic" problem the architect wants to avoid. It's not the </w:t>
       </w:r>
       <w:r>
         <w:rPr>
@@ -14691,25 +14014,7 @@
           <w:bCs/>
           <w:color w:val="C00000"/>
         </w:rPr>
-        <w:t xml:space="preserve">AWS </w:t>
-      </w:r>
-      <w:proofErr w:type="spellStart"/>
-      <w:r>
-        <w:rPr>
-          <w:b/>
-          <w:bCs/>
-          <w:color w:val="C00000"/>
-        </w:rPr>
-        <w:t>PrivateLink</w:t>
-      </w:r>
-      <w:proofErr w:type="spellEnd"/>
-      <w:r>
-        <w:rPr>
-          <w:b/>
-          <w:bCs/>
-          <w:color w:val="C00000"/>
-        </w:rPr>
-        <w:t xml:space="preserve"> </w:t>
+        <w:t xml:space="preserve">AWS PrivateLink </w:t>
       </w:r>
       <w:r>
         <w:t>and</w:t>
@@ -14734,27 +14039,10 @@
           <w:b/>
           <w:bCs/>
         </w:rPr>
-        <w:t xml:space="preserve">AWS </w:t>
-      </w:r>
-      <w:proofErr w:type="spellStart"/>
-      <w:r>
-        <w:rPr>
-          <w:b/>
-          <w:bCs/>
-        </w:rPr>
-        <w:t>PrivateLink</w:t>
-      </w:r>
-      <w:proofErr w:type="spellEnd"/>
-      <w:r>
-        <w:t xml:space="preserve">. </w:t>
-      </w:r>
-      <w:proofErr w:type="spellStart"/>
-      <w:r>
-        <w:t>PrivateLink</w:t>
-      </w:r>
-      <w:proofErr w:type="spellEnd"/>
-      <w:r>
-        <w:t xml:space="preserve"> allows you to privately connect your VPC to services hosted by other AWS accounts (or by AWS itself) without exposing your traffic to the public internet. This is crucial for handling sensitive data like Protected Health Information (PHI) and ensuring a highly secure, private connection.</w:t>
+        <w:t>AWS PrivateLink</w:t>
+      </w:r>
+      <w:r>
+        <w:t>. PrivateLink allows you to privately connect your VPC to services hosted by other AWS accounts (or by AWS itself) without exposing your traffic to the public internet. This is crucial for handling sensitive data like Protected Health Information (PHI) and ensuring a highly secure, private connection.</w:t>
       </w:r>
     </w:p>
     <w:p>
@@ -15050,15 +14338,7 @@
         <w:t>Thousands of service consumers in different AWS accounts:</w:t>
       </w:r>
       <w:r>
-        <w:t xml:space="preserve"> </w:t>
-      </w:r>
-      <w:proofErr w:type="spellStart"/>
-      <w:r>
-        <w:t>PrivateLink</w:t>
-      </w:r>
-      <w:proofErr w:type="spellEnd"/>
-      <w:r>
-        <w:t xml:space="preserve"> is designed for large-scale service sharing across multiple accounts. Each consumer sets up their own private connection.</w:t>
+        <w:t xml:space="preserve"> PrivateLink is designed for large-scale service sharing across multiple accounts. Each consumer sets up their own private connection.</w:t>
       </w:r>
     </w:p>
     <w:p>
@@ -15122,7 +14402,6 @@
       <w:r>
         <w:t xml:space="preserve">and </w:t>
       </w:r>
-      <w:proofErr w:type="gramStart"/>
       <w:r>
         <w:rPr>
           <w:b/>
@@ -15132,7 +14411,6 @@
         </w:rPr>
         <w:t>fault-tolerant</w:t>
       </w:r>
-      <w:proofErr w:type="gramEnd"/>
       <w:r>
         <w:t xml:space="preserve">. It </w:t>
       </w:r>
@@ -15507,15 +14785,43 @@
         <w:t>than</w:t>
       </w:r>
       <w:r>
+        <w:t xml:space="preserve"> PrivateLink, and it typically </w:t>
+      </w:r>
+      <w:r>
+        <w:rPr>
+          <w:b/>
+          <w:bCs/>
+          <w:highlight w:val="magenta"/>
+        </w:rPr>
+        <w:t>charges</w:t>
+      </w:r>
+      <w:r>
+        <w:t xml:space="preserve"> for data processing, which can be significant at scale. It also </w:t>
+      </w:r>
+      <w:r>
+        <w:rPr>
+          <w:b/>
+          <w:bCs/>
+          <w:color w:val="EE0000"/>
+        </w:rPr>
+        <w:t>DOESN'T</w:t>
+      </w:r>
+      <w:r>
+        <w:rPr>
+          <w:b/>
+          <w:bCs/>
+          <w:color w:val="EE0000"/>
+        </w:rPr>
+        <w:t xml:space="preserve"> provide</w:t>
+      </w:r>
+      <w:r>
+        <w:rPr>
+          <w:color w:val="EE0000"/>
+        </w:rPr>
         <w:t xml:space="preserve"> </w:t>
       </w:r>
-      <w:proofErr w:type="spellStart"/>
-      <w:r>
-        <w:t>PrivateLink</w:t>
-      </w:r>
-      <w:proofErr w:type="spellEnd"/>
-      <w:r>
-        <w:t xml:space="preserve">, and it typically </w:t>
+      <w:r>
+        <w:t xml:space="preserve">the same level of </w:t>
       </w:r>
       <w:r>
         <w:rPr>
@@ -15523,71 +14829,27 @@
           <w:bCs/>
           <w:highlight w:val="magenta"/>
         </w:rPr>
-        <w:t>charges</w:t>
-      </w:r>
-      <w:r>
-        <w:t xml:space="preserve"> for data processing, which can be significant at scale. It also </w:t>
-      </w:r>
-      <w:r>
-        <w:rPr>
-          <w:b/>
-          <w:bCs/>
-          <w:color w:val="EE0000"/>
-        </w:rPr>
-        <w:t>DOESN'T</w:t>
-      </w:r>
-      <w:r>
-        <w:rPr>
-          <w:b/>
-          <w:bCs/>
-          <w:color w:val="EE0000"/>
-        </w:rPr>
-        <w:t xml:space="preserve"> provide</w:t>
-      </w:r>
-      <w:r>
-        <w:rPr>
-          <w:color w:val="EE0000"/>
-        </w:rPr>
-        <w:t xml:space="preserve"> </w:t>
-      </w:r>
-      <w:r>
-        <w:t xml:space="preserve">the same level of </w:t>
-      </w:r>
-      <w:r>
-        <w:rPr>
-          <w:b/>
-          <w:bCs/>
+        <w:t>service</w:t>
+      </w:r>
+      <w:r>
+        <w:rPr>
           <w:highlight w:val="magenta"/>
         </w:rPr>
-        <w:t>service</w:t>
-      </w:r>
-      <w:r>
-        <w:rPr>
+        <w:t xml:space="preserve"> abstraction</w:t>
+      </w:r>
+      <w:r>
+        <w:t xml:space="preserve"> and </w:t>
+      </w:r>
+      <w:r>
+        <w:rPr>
+          <w:b/>
+          <w:bCs/>
           <w:highlight w:val="magenta"/>
         </w:rPr>
-        <w:t xml:space="preserve"> abstraction</w:t>
-      </w:r>
-      <w:r>
-        <w:t xml:space="preserve"> and </w:t>
-      </w:r>
-      <w:r>
-        <w:rPr>
-          <w:b/>
-          <w:bCs/>
-          <w:highlight w:val="magenta"/>
-        </w:rPr>
         <w:t>isolated connectivity</w:t>
       </w:r>
       <w:r>
-        <w:t xml:space="preserve"> as </w:t>
-      </w:r>
-      <w:proofErr w:type="spellStart"/>
-      <w:r>
-        <w:t>PrivateLink</w:t>
-      </w:r>
-      <w:proofErr w:type="spellEnd"/>
-      <w:r>
-        <w:t>.</w:t>
+        <w:t xml:space="preserve"> as PrivateLink.</w:t>
       </w:r>
     </w:p>
     <w:p>
@@ -15612,27 +14874,18 @@
         <w:t>high-management overhead</w:t>
       </w:r>
       <w:r>
-        <w:t xml:space="preserve"> solution. It's complex to scale, secure, and ensure fault tolerance. </w:t>
-      </w:r>
-      <w:proofErr w:type="spellStart"/>
-      <w:r>
-        <w:t>PrivateLink</w:t>
-      </w:r>
-      <w:proofErr w:type="spellEnd"/>
-      <w:r>
-        <w:t xml:space="preserve"> provides a managed AWS service that achieves this far more efficiently and securely.</w:t>
-      </w:r>
-    </w:p>
-    <w:p>
-      <w:pPr>
-        <w:rPr>
-          <w:b/>
-          <w:bCs/>
-        </w:rPr>
-      </w:pPr>
-    </w:p>
-    <w:p>
-      <w:proofErr w:type="gramStart"/>
+        <w:t xml:space="preserve"> solution. It's complex to scale, secure, and ensure fault tolerance. PrivateLink provides a managed AWS service that achieves this far more efficiently and securely.</w:t>
+      </w:r>
+    </w:p>
+    <w:p>
+      <w:pPr>
+        <w:rPr>
+          <w:b/>
+          <w:bCs/>
+        </w:rPr>
+      </w:pPr>
+    </w:p>
+    <w:p>
       <w:r>
         <w:rPr>
           <w:lang w:val="en-US"/>
@@ -15640,11 +14893,7 @@
         <w:t xml:space="preserve">Q </w:t>
       </w:r>
       <w:r>
-        <w:t> 85</w:t>
-      </w:r>
-      <w:proofErr w:type="gramEnd"/>
-      <w:r>
-        <w:t>/218</w:t>
+        <w:t> 85/218</w:t>
       </w:r>
       <w:r>
         <w:t xml:space="preserve"> </w:t>
@@ -15925,7 +15174,6 @@
       </w:pPr>
     </w:p>
     <w:p>
-      <w:proofErr w:type="spellStart"/>
       <w:r>
         <w:rPr>
           <w:b/>
@@ -15940,18 +15188,8 @@
           <w:bCs/>
           <w:strike/>
         </w:rPr>
-        <w:t>Correct</w:t>
-      </w:r>
-      <w:proofErr w:type="spellEnd"/>
-      <w:r>
-        <w:rPr>
-          <w:b/>
-          <w:bCs/>
-          <w:strike/>
-        </w:rPr>
-        <w:t xml:space="preserve"> Answer: </w:t>
-      </w:r>
-      <w:proofErr w:type="gramStart"/>
+        <w:t>Correct Answer: </w:t>
+      </w:r>
       <w:r>
         <w:rPr>
           <w:b/>
@@ -15961,7 +15199,6 @@
         </w:rPr>
         <w:t>B,C</w:t>
       </w:r>
-      <w:proofErr w:type="gramEnd"/>
       <w:r>
         <w:rPr>
           <w:b/>
@@ -16206,7 +15443,6 @@
       <w:r>
         <w:t xml:space="preserve"> the </w:t>
       </w:r>
-      <w:proofErr w:type="spellStart"/>
       <w:r>
         <w:rPr>
           <w:b/>
@@ -16225,7 +15461,6 @@
         </w:rPr>
         <w:t>bdomain</w:t>
       </w:r>
-      <w:proofErr w:type="spellEnd"/>
       <w:r>
         <w:t xml:space="preserve"> for multiple lines of business.</w:t>
       </w:r>
@@ -16326,15 +15561,7 @@
         <w:t>Keep Costs Low:</w:t>
       </w:r>
       <w:r>
-        <w:t xml:space="preserve"> By scaling in during off-peak hours, you only pay for the compute resources you </w:t>
-      </w:r>
-      <w:proofErr w:type="gramStart"/>
-      <w:r>
-        <w:t>actually need</w:t>
-      </w:r>
-      <w:proofErr w:type="gramEnd"/>
-      <w:r>
-        <w:t>, avoiding over-provisioning and reducing costs. This is more cost-effective than running a fixed, large number of instances 24/7.</w:t>
+        <w:t xml:space="preserve"> By scaling in during off-peak hours, you only pay for the compute resources you actually need, avoiding over-provisioning and reducing costs. This is more cost-effective than running a fixed, large number of instances 24/7.</w:t>
       </w:r>
     </w:p>
     <w:p>
@@ -16654,7 +15881,6 @@
       </w:pPr>
     </w:p>
     <w:p>
-      <w:proofErr w:type="gramStart"/>
       <w:r>
         <w:rPr>
           <w:lang w:val="en-US"/>
@@ -16662,11 +15888,7 @@
         <w:t xml:space="preserve">Q </w:t>
       </w:r>
       <w:r>
-        <w:t> 86</w:t>
-      </w:r>
-      <w:proofErr w:type="gramEnd"/>
-      <w:r>
-        <w:t>/218</w:t>
+        <w:t> 86/218</w:t>
       </w:r>
       <w:r>
         <w:t xml:space="preserve"> </w:t>
@@ -16694,7 +15916,6 @@
         </w:rPr>
         <w:t xml:space="preserve"> a backup and restore system in AWS of their </w:t>
       </w:r>
-      <w:proofErr w:type="gramStart"/>
       <w:r>
         <w:rPr>
           <w:b/>
@@ -16702,9 +15923,15 @@
           <w:color w:val="FFC000"/>
           <w:highlight w:val="darkCyan"/>
         </w:rPr>
-        <w:t>in premise</w:t>
-      </w:r>
-      <w:proofErr w:type="gramEnd"/>
+        <w:t>in premise system</w:t>
+      </w:r>
+      <w:r>
+        <w:rPr>
+          <w:b/>
+          <w:bCs/>
+        </w:rPr>
+        <w:t xml:space="preserve">. The organization </w:t>
+      </w:r>
       <w:r>
         <w:rPr>
           <w:b/>
@@ -16712,14 +15939,14 @@
           <w:color w:val="FFC000"/>
           <w:highlight w:val="darkCyan"/>
         </w:rPr>
-        <w:t xml:space="preserve"> system</w:t>
-      </w:r>
-      <w:r>
-        <w:rPr>
-          <w:b/>
-          <w:bCs/>
-        </w:rPr>
-        <w:t xml:space="preserve">. The organization </w:t>
+        <w:t>needs</w:t>
+      </w:r>
+      <w:r>
+        <w:rPr>
+          <w:b/>
+          <w:bCs/>
+        </w:rPr>
+        <w:t xml:space="preserve"> High Availability(HA) </w:t>
       </w:r>
       <w:r>
         <w:rPr>
@@ -16728,30 +15955,14 @@
           <w:color w:val="FFC000"/>
           <w:highlight w:val="darkCyan"/>
         </w:rPr>
-        <w:t>needs</w:t>
-      </w:r>
-      <w:r>
-        <w:rPr>
-          <w:b/>
-          <w:bCs/>
-        </w:rPr>
-        <w:t xml:space="preserve"> High </w:t>
-      </w:r>
-      <w:proofErr w:type="gramStart"/>
-      <w:r>
-        <w:rPr>
-          <w:b/>
-          <w:bCs/>
-        </w:rPr>
-        <w:t>Availability(</w:t>
-      </w:r>
-      <w:proofErr w:type="gramEnd"/>
-      <w:r>
-        <w:rPr>
-          <w:b/>
-          <w:bCs/>
-        </w:rPr>
-        <w:t xml:space="preserve">HA) </w:t>
+        <w:t>and</w:t>
+      </w:r>
+      <w:r>
+        <w:rPr>
+          <w:b/>
+          <w:bCs/>
+        </w:rPr>
+        <w:t xml:space="preserve"> Disaster Recovery(DR) </w:t>
       </w:r>
       <w:r>
         <w:rPr>
@@ -16760,30 +15971,28 @@
           <w:color w:val="FFC000"/>
           <w:highlight w:val="darkCyan"/>
         </w:rPr>
-        <w:t>and</w:t>
-      </w:r>
-      <w:r>
-        <w:rPr>
-          <w:b/>
-          <w:bCs/>
-        </w:rPr>
-        <w:t xml:space="preserve"> Disaster </w:t>
-      </w:r>
-      <w:proofErr w:type="gramStart"/>
-      <w:r>
-        <w:rPr>
-          <w:b/>
-          <w:bCs/>
-        </w:rPr>
-        <w:t>Recovery(</w:t>
-      </w:r>
-      <w:proofErr w:type="gramEnd"/>
-      <w:r>
-        <w:rPr>
-          <w:b/>
-          <w:bCs/>
-        </w:rPr>
-        <w:t xml:space="preserve">DR) </w:t>
+        <w:t>but is okay</w:t>
+      </w:r>
+      <w:r>
+        <w:rPr>
+          <w:b/>
+          <w:bCs/>
+        </w:rPr>
+        <w:t xml:space="preserve"> to have a longer recovery time to save costs.</w:t>
+      </w:r>
+      <w:r>
+        <w:rPr>
+          <w:b/>
+          <w:bCs/>
+        </w:rPr>
+        <w:t xml:space="preserve"> </w:t>
+      </w:r>
+      <w:r>
+        <w:rPr>
+          <w:b/>
+          <w:bCs/>
+        </w:rPr>
+        <w:t xml:space="preserve">Which of the below mentioned setup options helps achieve the objective of cost saving </w:t>
       </w:r>
       <w:r>
         <w:rPr>
@@ -16792,36 +16001,6 @@
           <w:color w:val="FFC000"/>
           <w:highlight w:val="darkCyan"/>
         </w:rPr>
-        <w:t>but is okay</w:t>
-      </w:r>
-      <w:r>
-        <w:rPr>
-          <w:b/>
-          <w:bCs/>
-        </w:rPr>
-        <w:t xml:space="preserve"> to have a longer recovery time to save costs.</w:t>
-      </w:r>
-      <w:r>
-        <w:rPr>
-          <w:b/>
-          <w:bCs/>
-        </w:rPr>
-        <w:t xml:space="preserve"> </w:t>
-      </w:r>
-      <w:r>
-        <w:rPr>
-          <w:b/>
-          <w:bCs/>
-        </w:rPr>
-        <w:t xml:space="preserve">Which of the below mentioned setup options helps achieve the objective of cost saving </w:t>
-      </w:r>
-      <w:r>
-        <w:rPr>
-          <w:b/>
-          <w:bCs/>
-          <w:color w:val="FFC000"/>
-          <w:highlight w:val="darkCyan"/>
-        </w:rPr>
         <w:t>AS WELL AS</w:t>
       </w:r>
       <w:r>
@@ -16894,15 +16073,7 @@
         <w:t>C.</w:t>
       </w:r>
       <w:r>
-        <w:t xml:space="preserve"> Setup a small instance with </w:t>
-      </w:r>
-      <w:proofErr w:type="spellStart"/>
-      <w:r>
-        <w:t>AutoScaling</w:t>
-      </w:r>
-      <w:proofErr w:type="spellEnd"/>
-      <w:r>
-        <w:t>; in case of DR start diverting all the load to AWS from on premise.</w:t>
+        <w:t> Setup a small instance with AutoScaling; in case of DR start diverting all the load to AWS from on premise.</w:t>
       </w:r>
     </w:p>
     <w:p>
@@ -16918,15 +16089,7 @@
         <w:t>D.</w:t>
       </w:r>
       <w:r>
-        <w:t xml:space="preserve"> Replicate on premise DB to EC2 at regular intervals and setup a scenario </w:t>
-      </w:r>
-      <w:proofErr w:type="gramStart"/>
-      <w:r>
-        <w:t>similar to</w:t>
-      </w:r>
-      <w:proofErr w:type="gramEnd"/>
-      <w:r>
-        <w:t xml:space="preserve"> the pilot light.</w:t>
+        <w:t> Replicate on premise DB to EC2 at regular intervals and setup a scenario similar to the pilot light.</w:t>
       </w:r>
     </w:p>
     <w:p>
@@ -16936,7 +16099,6 @@
       </w:pPr>
     </w:p>
     <w:p>
-      <w:proofErr w:type="spellStart"/>
       <w:r>
         <w:rPr>
           <w:b/>
@@ -16951,16 +16113,7 @@
           <w:bCs/>
           <w:strike/>
         </w:rPr>
-        <w:t>Correct</w:t>
-      </w:r>
-      <w:proofErr w:type="spellEnd"/>
-      <w:r>
-        <w:rPr>
-          <w:b/>
-          <w:bCs/>
-          <w:strike/>
-        </w:rPr>
-        <w:t xml:space="preserve"> Answer: </w:t>
+        <w:t>Correct Answer: </w:t>
       </w:r>
       <w:r>
         <w:rPr>
@@ -16979,31 +16132,7 @@
         <w:t xml:space="preserve">     </w:t>
       </w:r>
       <w:r>
-        <w:t xml:space="preserve">AWS has many solutions for Disaster </w:t>
-      </w:r>
-      <w:proofErr w:type="gramStart"/>
-      <w:r>
-        <w:t>Recovery(</w:t>
-      </w:r>
-      <w:proofErr w:type="gramEnd"/>
-      <w:r>
-        <w:t xml:space="preserve">DR) and High </w:t>
-      </w:r>
-      <w:proofErr w:type="gramStart"/>
-      <w:r>
-        <w:t>Availability(</w:t>
-      </w:r>
-      <w:proofErr w:type="gramEnd"/>
-      <w:r>
-        <w:t xml:space="preserve">HA). When the organization wants to have HA and DR but are okay to have a longer recovery </w:t>
-      </w:r>
-      <w:proofErr w:type="gramStart"/>
-      <w:r>
-        <w:t>time</w:t>
-      </w:r>
-      <w:proofErr w:type="gramEnd"/>
-      <w:r>
-        <w:t xml:space="preserve"> they should select the option backup and restore with S3. The </w:t>
+        <w:t xml:space="preserve">AWS has many solutions for Disaster Recovery(DR) and High Availability(HA). When the organization wants to have HA and DR but are okay to have a longer recovery time they should select the option backup and restore with S3. The </w:t>
       </w:r>
       <w:r>
         <w:rPr>
@@ -17088,7 +16217,7 @@
       <w:r>
         <w:t xml:space="preserve">  </w:t>
       </w:r>
-      <w:hyperlink r:id="rId6" w:history="1">
+      <w:hyperlink r:id="rId7" w:history="1">
         <w:r>
           <w:rPr>
             <w:rStyle w:val="Hyperlink"/>
@@ -17137,39 +16266,7 @@
           <w:b/>
           <w:bCs/>
         </w:rPr>
-        <w:t xml:space="preserve"> Replicate </w:t>
-      </w:r>
-      <w:proofErr w:type="gramStart"/>
-      <w:r>
-        <w:rPr>
-          <w:b/>
-          <w:bCs/>
-        </w:rPr>
-        <w:t>on-premise</w:t>
-      </w:r>
-      <w:proofErr w:type="gramEnd"/>
-      <w:r>
-        <w:rPr>
-          <w:b/>
-          <w:bCs/>
-        </w:rPr>
-        <w:t xml:space="preserve"> DB to EC2 at regular intervals and setup a scenario </w:t>
-      </w:r>
-      <w:proofErr w:type="gramStart"/>
-      <w:r>
-        <w:rPr>
-          <w:b/>
-          <w:bCs/>
-        </w:rPr>
-        <w:t>similar to</w:t>
-      </w:r>
-      <w:proofErr w:type="gramEnd"/>
-      <w:r>
-        <w:rPr>
-          <w:b/>
-          <w:bCs/>
-        </w:rPr>
-        <w:t xml:space="preserve"> the pilot light.</w:t>
+        <w:t xml:space="preserve"> Replicate on-premise DB to EC2 at regular intervals and setup a scenario similar to the pilot light.</w:t>
       </w:r>
     </w:p>
     <w:p>
@@ -17261,23 +16358,7 @@
           <w:b/>
           <w:bCs/>
         </w:rPr>
-        <w:t xml:space="preserve">Replicate </w:t>
-      </w:r>
-      <w:proofErr w:type="gramStart"/>
-      <w:r>
-        <w:rPr>
-          <w:b/>
-          <w:bCs/>
-        </w:rPr>
-        <w:t>on-premise</w:t>
-      </w:r>
-      <w:proofErr w:type="gramEnd"/>
-      <w:r>
-        <w:rPr>
-          <w:b/>
-          <w:bCs/>
-        </w:rPr>
-        <w:t xml:space="preserve"> DB to EC2 at regular intervals:</w:t>
+        <w:t>Replicate on-premise DB to EC2 at regular intervals:</w:t>
       </w:r>
       <w:r>
         <w:t xml:space="preserve"> This ensures that your critical data is continuously updated in AWS, minimizing data loss (Recovery Point Objective - RPO) while aligning with the pilot light approach for the compute layer.</w:t>
@@ -17532,23 +16613,7 @@
           <w:b/>
           <w:bCs/>
         </w:rPr>
-        <w:t xml:space="preserve">C. Setup a small instance with </w:t>
-      </w:r>
-      <w:proofErr w:type="spellStart"/>
-      <w:r>
-        <w:rPr>
-          <w:b/>
-          <w:bCs/>
-        </w:rPr>
-        <w:t>AutoScaling</w:t>
-      </w:r>
-      <w:proofErr w:type="spellEnd"/>
-      <w:r>
-        <w:rPr>
-          <w:b/>
-          <w:bCs/>
-        </w:rPr>
-        <w:t>; in case of DR start diverting all the load to AWS from on premise.</w:t>
+        <w:t>C. Setup a small instance with AutoScaling; in case of DR start diverting all the load to AWS from on premise.</w:t>
       </w:r>
     </w:p>
     <w:p>
@@ -17596,23 +16661,10 @@
           <w:bCs/>
           <w:highlight w:val="yellow"/>
         </w:rPr>
-        <w:t xml:space="preserve">I responded by </w:t>
-      </w:r>
-      <w:proofErr w:type="gramStart"/>
-      <w:r>
-        <w:rPr>
-          <w:b/>
-          <w:bCs/>
-          <w:highlight w:val="yellow"/>
-        </w:rPr>
-        <w:t>asking</w:t>
-      </w:r>
-      <w:r>
-        <w:t xml:space="preserve"> ,</w:t>
-      </w:r>
-      <w:proofErr w:type="gramEnd"/>
-      <w:r>
-        <w:t xml:space="preserve"> ”</w:t>
+        <w:t>I responded by asking</w:t>
+      </w:r>
+      <w:r>
+        <w:t xml:space="preserve"> , ”</w:t>
       </w:r>
       <w:r>
         <w:t>&lt;</w:t>
@@ -17620,39 +16672,13 @@
       <w:r>
         <w:t xml:space="preserve">Explanation text after the </w:t>
       </w:r>
-      <w:proofErr w:type="spellStart"/>
-      <w:r>
-        <w:rPr>
-          <w:b/>
-          <w:bCs/>
-        </w:rPr>
-        <w:t>InCorrect</w:t>
-      </w:r>
-      <w:proofErr w:type="spellEnd"/>
-      <w:r>
-        <w:rPr>
-          <w:b/>
-          <w:bCs/>
-        </w:rPr>
-        <w:t xml:space="preserve"> </w:t>
-      </w:r>
-      <w:proofErr w:type="gramStart"/>
-      <w:r>
-        <w:rPr>
-          <w:b/>
-          <w:bCs/>
-        </w:rPr>
-        <w:t>answer :</w:t>
-      </w:r>
-      <w:proofErr w:type="gramEnd"/>
-      <w:r>
-        <w:rPr>
-          <w:b/>
-          <w:bCs/>
-        </w:rPr>
-        <w:t xml:space="preserve"> B</w:t>
-      </w:r>
-      <w:proofErr w:type="gramStart"/>
+      <w:r>
+        <w:rPr>
+          <w:b/>
+          <w:bCs/>
+        </w:rPr>
+        <w:t>InCorrect answer : B</w:t>
+      </w:r>
       <w:r>
         <w:rPr>
           <w:b/>
@@ -17661,11 +16687,7 @@
         <w:t>&gt;</w:t>
       </w:r>
       <w:r>
-        <w:t xml:space="preserve"> ”</w:t>
-      </w:r>
-      <w:proofErr w:type="gramEnd"/>
-      <w:r>
-        <w:t>, it replied by the following:</w:t>
+        <w:t xml:space="preserve"> ”, it replied by the following:</w:t>
       </w:r>
       <w:r>
         <w:br/>
@@ -17784,15 +16806,7 @@
     </w:p>
     <w:p>
       <w:r>
-        <w:t xml:space="preserve">You are </w:t>
-      </w:r>
-      <w:proofErr w:type="gramStart"/>
-      <w:r>
-        <w:t>absolutely right</w:t>
-      </w:r>
-      <w:proofErr w:type="gramEnd"/>
-      <w:r>
-        <w:t xml:space="preserve"> that:</w:t>
+        <w:t>You are absolutely right that:</w:t>
       </w:r>
     </w:p>
     <w:p>
@@ -18200,23 +17214,7 @@
           <w:b/>
           <w:bCs/>
         </w:rPr>
-        <w:t xml:space="preserve">A solutions architect is migrating an existing workload to AWS </w:t>
-      </w:r>
-      <w:proofErr w:type="spellStart"/>
-      <w:r>
-        <w:rPr>
-          <w:b/>
-          <w:bCs/>
-        </w:rPr>
-        <w:t>Fargate</w:t>
-      </w:r>
-      <w:proofErr w:type="spellEnd"/>
-      <w:r>
-        <w:rPr>
-          <w:b/>
-          <w:bCs/>
-        </w:rPr>
-        <w:t>. The task can only run in a private subnet within the VPC where there is no direct connectivity from outside the system to the application.</w:t>
+        <w:t>A solutions architect is migrating an existing workload to AWS Fargate. The task can only run in a private subnet within the VPC where there is no direct connectivity from outside the system to the application.</w:t>
       </w:r>
       <w:r>
         <w:rPr>
@@ -18230,41 +17228,16 @@
           <w:b/>
           <w:bCs/>
         </w:rPr>
-        <w:t xml:space="preserve">When the </w:t>
-      </w:r>
-      <w:proofErr w:type="spellStart"/>
-      <w:r>
-        <w:rPr>
-          <w:b/>
-          <w:bCs/>
-        </w:rPr>
-        <w:t>Fargate</w:t>
-      </w:r>
-      <w:proofErr w:type="spellEnd"/>
-      <w:r>
-        <w:rPr>
-          <w:b/>
-          <w:bCs/>
-        </w:rPr>
-        <w:t xml:space="preserve"> task is launched, the task fails with the following error:</w:t>
-      </w:r>
-    </w:p>
-    <w:p>
-      <w:proofErr w:type="spellStart"/>
-      <w:r>
-        <w:rPr>
-          <w:b/>
-          <w:bCs/>
-        </w:rPr>
-        <w:t>CannotPullContainerError</w:t>
-      </w:r>
-      <w:proofErr w:type="spellEnd"/>
-      <w:r>
-        <w:rPr>
-          <w:b/>
-          <w:bCs/>
-        </w:rPr>
-        <w:t xml:space="preserve">: API </w:t>
+        <w:t>When the Fargate task is launched, the task fails with the following error:</w:t>
+      </w:r>
+    </w:p>
+    <w:p>
+      <w:r>
+        <w:rPr>
+          <w:b/>
+          <w:bCs/>
+        </w:rPr>
+        <w:t xml:space="preserve">CannotPullContainerError: API </w:t>
       </w:r>
       <w:r>
         <w:rPr>
@@ -18323,15 +17296,7 @@
         <w:t>A.</w:t>
       </w:r>
       <w:r>
-        <w:t xml:space="preserve"> Ensure the network mode is set to bridge in the </w:t>
-      </w:r>
-      <w:proofErr w:type="spellStart"/>
-      <w:r>
-        <w:t>Fargate</w:t>
-      </w:r>
-      <w:proofErr w:type="spellEnd"/>
-      <w:r>
-        <w:t xml:space="preserve"> task definition.</w:t>
+        <w:t> Ensure the network mode is set to bridge in the Fargate task definition.</w:t>
       </w:r>
     </w:p>
     <w:p>
@@ -18509,13 +17474,8 @@
           <w:bCs/>
         </w:rPr>
       </w:pPr>
-      <w:proofErr w:type="gramStart"/>
-      <w:r>
-        <w:t>Q  88</w:t>
-      </w:r>
-      <w:proofErr w:type="gramEnd"/>
-      <w:r>
-        <w:t>/218</w:t>
+      <w:r>
+        <w:t>Q  88/218</w:t>
       </w:r>
       <w:r>
         <w:rPr>
@@ -18575,15 +17535,7 @@
         <w:t xml:space="preserve"> </w:t>
       </w:r>
       <w:r>
-        <w:t xml:space="preserve">Create a network ACL on the web server's </w:t>
-      </w:r>
-      <w:proofErr w:type="gramStart"/>
-      <w:r>
-        <w:t>subnet, and</w:t>
-      </w:r>
-      <w:proofErr w:type="gramEnd"/>
-      <w:r>
-        <w:t xml:space="preserve"> allow HTTPS inbound and MySQL outbound.</w:t>
+        <w:t>Create a network ACL on the web server's subnet, and allow HTTPS inbound and MySQL outbound.</w:t>
       </w:r>
       <w:r>
         <w:br/>
@@ -18679,15 +17631,7 @@
           <w:b/>
           <w:bCs/>
         </w:rPr>
-        <w:t>Correct Answer: </w:t>
-      </w:r>
-      <w:proofErr w:type="gramStart"/>
-      <w:r>
-        <w:rPr>
-          <w:b/>
-          <w:bCs/>
-        </w:rPr>
-        <w:t>B</w:t>
+        <w:t>Correct Answer: B</w:t>
       </w:r>
       <w:r>
         <w:rPr>
@@ -18704,7 +17648,6 @@
         </w:rPr>
         <w:t>Explanation</w:t>
       </w:r>
-      <w:proofErr w:type="gramEnd"/>
       <w:r>
         <w:t xml:space="preserve"> </w:t>
       </w:r>
@@ -18857,17 +17800,8 @@
           <w:b/>
           <w:bCs/>
         </w:rPr>
-        <w:t xml:space="preserve">MySQL port (port 3306) </w:t>
-      </w:r>
-      <w:proofErr w:type="gramStart"/>
-      <w:r>
-        <w:rPr>
-          <w:b/>
-          <w:bCs/>
-        </w:rPr>
-        <w:t>inbound</w:t>
-      </w:r>
-      <w:proofErr w:type="gramEnd"/>
+        <w:t>MySQL port (port 3306) inbound</w:t>
+      </w:r>
       <w:r>
         <w:t xml:space="preserve"> and set the </w:t>
       </w:r>
@@ -19054,23 +17988,7 @@
           <w:b/>
           <w:bCs/>
         </w:rPr>
-        <w:t xml:space="preserve">A. Create a network ACL on the web server's </w:t>
-      </w:r>
-      <w:proofErr w:type="gramStart"/>
-      <w:r>
-        <w:rPr>
-          <w:b/>
-          <w:bCs/>
-        </w:rPr>
-        <w:t>subnet, and</w:t>
-      </w:r>
-      <w:proofErr w:type="gramEnd"/>
-      <w:r>
-        <w:rPr>
-          <w:b/>
-          <w:bCs/>
-        </w:rPr>
-        <w:t xml:space="preserve"> allow HTTPS inbound and MySQL outbound. Place both database and web servers on the same subnet.</w:t>
+        <w:t>A. Create a network ACL on the web server's subnet, and allow HTTPS inbound and MySQL outbound. Place both database and web servers on the same subnet.</w:t>
       </w:r>
     </w:p>
     <w:p>
@@ -19287,23 +18205,7 @@
           <w:b/>
           <w:bCs/>
         </w:rPr>
-        <w:t>"</w:t>
-      </w:r>
-      <w:proofErr w:type="gramStart"/>
-      <w:r>
-        <w:rPr>
-          <w:b/>
-          <w:bCs/>
-        </w:rPr>
-        <w:t>deny</w:t>
-      </w:r>
-      <w:proofErr w:type="gramEnd"/>
-      <w:r>
-        <w:rPr>
-          <w:b/>
-          <w:bCs/>
-        </w:rPr>
-        <w:t xml:space="preserve"> all outbound traffic" on the database subnet's NACL</w:t>
+        <w:t>"deny all outbound traffic" on the database subnet's NACL</w:t>
       </w:r>
       <w:r>
         <w:t>: This would prevent the database server from performing necessary outbound functions like connecting to AWS services (e.g., CloudWatch, S3 for backups), or connecting to a NAT Gateway for software updates, which is often a critical requirement. While NACLs are stateless and require explicit allow rules for return traffic, a blanket deny all outbound would break legitimate communication.</w:t>
@@ -19323,13 +18225,8 @@
       </w:pPr>
     </w:p>
     <w:p>
-      <w:proofErr w:type="gramStart"/>
-      <w:r>
-        <w:t>Q  89</w:t>
-      </w:r>
-      <w:proofErr w:type="gramEnd"/>
-      <w:r>
-        <w:t>/218</w:t>
+      <w:r>
+        <w:t>Q  89/218</w:t>
       </w:r>
       <w:r>
         <w:t xml:space="preserve"> </w:t>
@@ -19454,7 +18351,6 @@
       </w:pPr>
     </w:p>
     <w:p>
-      <w:proofErr w:type="spellStart"/>
       <w:r>
         <w:rPr>
           <w:b/>
@@ -19469,18 +18365,8 @@
           <w:bCs/>
           <w:strike/>
         </w:rPr>
-        <w:t>Correct</w:t>
-      </w:r>
-      <w:proofErr w:type="spellEnd"/>
-      <w:r>
-        <w:rPr>
-          <w:b/>
-          <w:bCs/>
-          <w:strike/>
-        </w:rPr>
-        <w:t xml:space="preserve"> Answer: </w:t>
-      </w:r>
-      <w:proofErr w:type="gramStart"/>
+        <w:t>Correct Answer: </w:t>
+      </w:r>
       <w:r>
         <w:rPr>
           <w:b/>
@@ -19492,7 +18378,6 @@
         </w:rPr>
         <w:t>A</w:t>
       </w:r>
-      <w:proofErr w:type="gramEnd"/>
       <w:r>
         <w:rPr>
           <w:b/>
@@ -19653,11 +18538,7 @@
         <w:t xml:space="preserve"> </w:t>
       </w:r>
       <w:r>
-        <w:t>have full control over those specific objects</w:t>
-      </w:r>
-      <w:proofErr w:type="gramStart"/>
-      <w:r>
-        <w:t xml:space="preserve">, </w:t>
+        <w:t xml:space="preserve">have full control over those specific objects, </w:t>
       </w:r>
       <w:r>
         <w:rPr>
@@ -19677,18 +18558,7 @@
           <w:iCs/>
           <w:highlight w:val="green"/>
         </w:rPr>
-        <w:t>VEN</w:t>
-      </w:r>
-      <w:proofErr w:type="gramEnd"/>
-      <w:r>
-        <w:rPr>
-          <w:b/>
-          <w:bCs/>
-          <w:i/>
-          <w:iCs/>
-          <w:highlight w:val="green"/>
-        </w:rPr>
-        <w:t xml:space="preserve"> THOUGH YOU OW</w:t>
+        <w:t>VEN THOUGH YOU OW</w:t>
       </w:r>
       <w:r>
         <w:rPr>
@@ -19772,15 +18642,7 @@
         <w:t>bucket policy</w:t>
       </w:r>
       <w:r>
-        <w:t xml:space="preserve"> to your S3 bucket. This policy will include a condition that states any s</w:t>
-      </w:r>
-      <w:proofErr w:type="gramStart"/>
-      <w:r>
-        <w:t>3:PutObject</w:t>
-      </w:r>
-      <w:proofErr w:type="gramEnd"/>
-      <w:r>
-        <w:t xml:space="preserve"> (upload) operation </w:t>
+        <w:t xml:space="preserve"> to your S3 bucket. This policy will include a condition that states any s3:PutObject (upload) operation </w:t>
       </w:r>
       <w:r>
         <w:rPr>
@@ -19940,25 +18802,26 @@
           <w:iCs/>
           <w:color w:val="385623" w:themeColor="accent6" w:themeShade="80"/>
         </w:rPr>
-        <w:t xml:space="preserve">          </w:t>
-      </w:r>
-      <w:proofErr w:type="gramStart"/>
+        <w:t xml:space="preserve">          {   </w:t>
+      </w:r>
       <w:r>
         <w:rPr>
           <w:i/>
           <w:iCs/>
           <w:color w:val="385623" w:themeColor="accent6" w:themeShade="80"/>
         </w:rPr>
-        <w:t xml:space="preserve">{  </w:t>
-      </w:r>
-      <w:proofErr w:type="gramEnd"/>
-      <w:r>
-        <w:rPr>
+        <w:tab/>
+        <w:t xml:space="preserve">"Sid": </w:t>
+      </w:r>
+      <w:r>
+        <w:rPr>
+          <w:b/>
+          <w:bCs/>
           <w:i/>
           <w:iCs/>
           <w:color w:val="385623" w:themeColor="accent6" w:themeShade="80"/>
         </w:rPr>
-        <w:t xml:space="preserve"> </w:t>
+        <w:t>"AllowVendorUploadWithFullControl</w:t>
       </w:r>
       <w:r>
         <w:rPr>
@@ -19966,462 +18829,281 @@
           <w:iCs/>
           <w:color w:val="385623" w:themeColor="accent6" w:themeShade="80"/>
         </w:rPr>
-        <w:tab/>
-        <w:t xml:space="preserve">"Sid": </w:t>
-      </w:r>
-      <w:r>
-        <w:rPr>
-          <w:b/>
-          <w:bCs/>
+        <w:t>",</w:t>
+      </w:r>
+    </w:p>
+    <w:p>
+      <w:pPr>
+        <w:pStyle w:val="NoSpacing"/>
+        <w:ind w:left="2880"/>
+        <w:rPr>
           <w:i/>
           <w:iCs/>
           <w:color w:val="385623" w:themeColor="accent6" w:themeShade="80"/>
         </w:rPr>
-        <w:t>"</w:t>
-      </w:r>
-      <w:proofErr w:type="spellStart"/>
-      <w:r>
-        <w:rPr>
-          <w:b/>
-          <w:bCs/>
+      </w:pPr>
+      <w:r>
+        <w:rPr>
           <w:i/>
           <w:iCs/>
           <w:color w:val="385623" w:themeColor="accent6" w:themeShade="80"/>
         </w:rPr>
-        <w:t>AllowVendorUploadWithFullControl</w:t>
-      </w:r>
-      <w:proofErr w:type="spellEnd"/>
+        <w:t xml:space="preserve">     </w:t>
+      </w:r>
       <w:r>
         <w:rPr>
           <w:i/>
           <w:iCs/>
           <w:color w:val="385623" w:themeColor="accent6" w:themeShade="80"/>
         </w:rPr>
-        <w:t>",</w:t>
-      </w:r>
-    </w:p>
-    <w:p>
-      <w:pPr>
-        <w:pStyle w:val="NoSpacing"/>
-        <w:ind w:left="2880"/>
-        <w:rPr>
+        <w:tab/>
+        <w:t xml:space="preserve"> "Effect": "</w:t>
+      </w:r>
+      <w:r>
+        <w:rPr>
+          <w:b/>
+          <w:bCs/>
           <w:i/>
           <w:iCs/>
           <w:color w:val="385623" w:themeColor="accent6" w:themeShade="80"/>
         </w:rPr>
-      </w:pPr>
+        <w:t>Allow</w:t>
+      </w:r>
       <w:r>
         <w:rPr>
           <w:i/>
           <w:iCs/>
           <w:color w:val="385623" w:themeColor="accent6" w:themeShade="80"/>
         </w:rPr>
-        <w:t xml:space="preserve">     </w:t>
-      </w:r>
-      <w:r>
+        <w:t>",</w:t>
+      </w:r>
+    </w:p>
+    <w:p>
+      <w:pPr>
+        <w:pStyle w:val="NoSpacing"/>
+        <w:ind w:left="2880" w:firstLine="720"/>
         <w:rPr>
           <w:i/>
           <w:iCs/>
           <w:color w:val="385623" w:themeColor="accent6" w:themeShade="80"/>
         </w:rPr>
-        <w:tab/>
-        <w:t xml:space="preserve"> "Effect": "</w:t>
-      </w:r>
-      <w:r>
-        <w:rPr>
-          <w:b/>
-          <w:bCs/>
+      </w:pPr>
+      <w:r>
+        <w:rPr>
           <w:i/>
           <w:iCs/>
           <w:color w:val="385623" w:themeColor="accent6" w:themeShade="80"/>
         </w:rPr>
-        <w:t>Allow</w:t>
-      </w:r>
-      <w:r>
-        <w:rPr>
+        <w:t xml:space="preserve"> "Principal": {    "AWS": "</w:t>
+      </w:r>
+      <w:r>
+        <w:rPr>
+          <w:b/>
+          <w:bCs/>
           <w:i/>
           <w:iCs/>
           <w:color w:val="385623" w:themeColor="accent6" w:themeShade="80"/>
         </w:rPr>
-        <w:t>",</w:t>
-      </w:r>
-    </w:p>
-    <w:p>
-      <w:pPr>
-        <w:pStyle w:val="NoSpacing"/>
-        <w:ind w:left="2880" w:firstLine="720"/>
+        <w:t>arn:aws:iam::ExternalVendorAccountID:root</w:t>
+      </w:r>
+      <w:r>
         <w:rPr>
           <w:i/>
           <w:iCs/>
           <w:color w:val="385623" w:themeColor="accent6" w:themeShade="80"/>
         </w:rPr>
-      </w:pPr>
-      <w:r>
+        <w:t>"</w:t>
+      </w:r>
+    </w:p>
+    <w:p>
+      <w:pPr>
+        <w:pStyle w:val="NoSpacing"/>
+        <w:ind w:left="2880" w:firstLine="720"/>
         <w:rPr>
           <w:i/>
           <w:iCs/>
           <w:color w:val="385623" w:themeColor="accent6" w:themeShade="80"/>
         </w:rPr>
-        <w:t xml:space="preserve"> "Principal": </w:t>
-      </w:r>
-      <w:proofErr w:type="gramStart"/>
+      </w:pPr>
       <w:r>
         <w:rPr>
           <w:i/>
           <w:iCs/>
           <w:color w:val="385623" w:themeColor="accent6" w:themeShade="80"/>
         </w:rPr>
-        <w:t xml:space="preserve">{  </w:t>
-      </w:r>
-      <w:proofErr w:type="gramEnd"/>
-      <w:r>
+        <w:t xml:space="preserve">                             // Or a specific IAM User/Role ARN from the vendor's account</w:t>
+      </w:r>
+    </w:p>
+    <w:p>
+      <w:pPr>
+        <w:pStyle w:val="NoSpacing"/>
+        <w:ind w:left="3600" w:firstLine="720"/>
         <w:rPr>
           <w:i/>
           <w:iCs/>
           <w:color w:val="385623" w:themeColor="accent6" w:themeShade="80"/>
         </w:rPr>
-        <w:t xml:space="preserve">  "AWS": "</w:t>
-      </w:r>
-      <w:proofErr w:type="spellStart"/>
-      <w:proofErr w:type="gramStart"/>
-      <w:r>
-        <w:rPr>
-          <w:b/>
-          <w:bCs/>
+      </w:pPr>
+      <w:r>
+        <w:rPr>
           <w:i/>
           <w:iCs/>
           <w:color w:val="385623" w:themeColor="accent6" w:themeShade="80"/>
         </w:rPr>
-        <w:t>arn:aws</w:t>
-      </w:r>
-      <w:proofErr w:type="gramEnd"/>
-      <w:r>
-        <w:rPr>
-          <w:b/>
-          <w:bCs/>
+        <w:t xml:space="preserve">        },</w:t>
+      </w:r>
+    </w:p>
+    <w:p>
+      <w:pPr>
+        <w:pStyle w:val="NoSpacing"/>
+        <w:ind w:left="2160" w:firstLine="720"/>
+        <w:rPr>
           <w:i/>
           <w:iCs/>
           <w:color w:val="385623" w:themeColor="accent6" w:themeShade="80"/>
         </w:rPr>
-        <w:t>:</w:t>
-      </w:r>
-      <w:proofErr w:type="gramStart"/>
-      <w:r>
-        <w:rPr>
-          <w:b/>
-          <w:bCs/>
+      </w:pPr>
+      <w:r>
+        <w:rPr>
           <w:i/>
           <w:iCs/>
           <w:color w:val="385623" w:themeColor="accent6" w:themeShade="80"/>
         </w:rPr>
-        <w:t>iam</w:t>
-      </w:r>
-      <w:proofErr w:type="spellEnd"/>
-      <w:r>
-        <w:rPr>
-          <w:b/>
-          <w:bCs/>
+        <w:t xml:space="preserve">            </w:t>
+      </w:r>
+      <w:r>
+        <w:rPr>
           <w:i/>
           <w:iCs/>
           <w:color w:val="385623" w:themeColor="accent6" w:themeShade="80"/>
         </w:rPr>
-        <w:t>::</w:t>
-      </w:r>
-      <w:proofErr w:type="spellStart"/>
-      <w:r>
-        <w:rPr>
-          <w:b/>
-          <w:bCs/>
+        <w:t xml:space="preserve">   </w:t>
+      </w:r>
+      <w:r>
+        <w:rPr>
           <w:i/>
           <w:iCs/>
           <w:color w:val="385623" w:themeColor="accent6" w:themeShade="80"/>
         </w:rPr>
-        <w:t>ExternalVendorAccountID:root</w:t>
-      </w:r>
-      <w:proofErr w:type="spellEnd"/>
-      <w:proofErr w:type="gramEnd"/>
-      <w:r>
-        <w:rPr>
+        <w:t xml:space="preserve"> "Action": "</w:t>
+      </w:r>
+      <w:r>
+        <w:rPr>
+          <w:b/>
+          <w:bCs/>
           <w:i/>
           <w:iCs/>
           <w:color w:val="385623" w:themeColor="accent6" w:themeShade="80"/>
         </w:rPr>
-        <w:t>"</w:t>
-      </w:r>
-    </w:p>
-    <w:p>
-      <w:pPr>
-        <w:pStyle w:val="NoSpacing"/>
-        <w:ind w:left="2880" w:firstLine="720"/>
+        <w:t>s3:PutObject</w:t>
+      </w:r>
+      <w:r>
         <w:rPr>
           <w:i/>
           <w:iCs/>
           <w:color w:val="385623" w:themeColor="accent6" w:themeShade="80"/>
         </w:rPr>
-      </w:pPr>
-      <w:r>
+        <w:t>",</w:t>
+      </w:r>
+    </w:p>
+    <w:p>
+      <w:pPr>
+        <w:pStyle w:val="NoSpacing"/>
+        <w:ind w:left="1440"/>
         <w:rPr>
           <w:i/>
           <w:iCs/>
           <w:color w:val="385623" w:themeColor="accent6" w:themeShade="80"/>
         </w:rPr>
-        <w:t xml:space="preserve">                             // Or a specific IAM User/Role ARN from the vendor's account</w:t>
-      </w:r>
-    </w:p>
-    <w:p>
-      <w:pPr>
-        <w:pStyle w:val="NoSpacing"/>
-        <w:ind w:left="3600" w:firstLine="720"/>
+      </w:pPr>
+      <w:r>
         <w:rPr>
           <w:i/>
           <w:iCs/>
           <w:color w:val="385623" w:themeColor="accent6" w:themeShade="80"/>
         </w:rPr>
-      </w:pPr>
+        <w:t xml:space="preserve">                                              </w:t>
+      </w:r>
       <w:r>
         <w:rPr>
           <w:i/>
           <w:iCs/>
           <w:color w:val="385623" w:themeColor="accent6" w:themeShade="80"/>
         </w:rPr>
-        <w:t xml:space="preserve">        },</w:t>
-      </w:r>
-    </w:p>
-    <w:p>
-      <w:pPr>
-        <w:pStyle w:val="NoSpacing"/>
-        <w:ind w:left="2160" w:firstLine="720"/>
+        <w:t xml:space="preserve">  </w:t>
+      </w:r>
+      <w:r>
         <w:rPr>
           <w:i/>
           <w:iCs/>
           <w:color w:val="385623" w:themeColor="accent6" w:themeShade="80"/>
         </w:rPr>
-      </w:pPr>
-      <w:r>
-        <w:rPr>
+        <w:t xml:space="preserve">"Resource": </w:t>
+      </w:r>
+      <w:r>
+        <w:rPr>
+          <w:b/>
+          <w:bCs/>
           <w:i/>
           <w:iCs/>
           <w:color w:val="385623" w:themeColor="accent6" w:themeShade="80"/>
         </w:rPr>
-        <w:t xml:space="preserve">            </w:t>
-      </w:r>
-      <w:r>
+        <w:t>"arn:aws:s3:::your-bucket-name/*",</w:t>
+      </w:r>
+    </w:p>
+    <w:p>
+      <w:pPr>
+        <w:pStyle w:val="NoSpacing"/>
+        <w:ind w:left="2880"/>
         <w:rPr>
           <w:i/>
           <w:iCs/>
           <w:color w:val="385623" w:themeColor="accent6" w:themeShade="80"/>
         </w:rPr>
-        <w:t xml:space="preserve">   </w:t>
-      </w:r>
+      </w:pPr>
       <w:r>
         <w:rPr>
           <w:i/>
           <w:iCs/>
           <w:color w:val="385623" w:themeColor="accent6" w:themeShade="80"/>
         </w:rPr>
-        <w:t xml:space="preserve"> "Action": "</w:t>
-      </w:r>
-      <w:r>
-        <w:rPr>
-          <w:b/>
-          <w:bCs/>
+        <w:t xml:space="preserve">              </w:t>
+      </w:r>
+      <w:r>
+        <w:rPr>
           <w:i/>
           <w:iCs/>
           <w:color w:val="385623" w:themeColor="accent6" w:themeShade="80"/>
         </w:rPr>
-        <w:t>s</w:t>
-      </w:r>
-      <w:proofErr w:type="gramStart"/>
-      <w:r>
-        <w:rPr>
-          <w:b/>
-          <w:bCs/>
+        <w:t xml:space="preserve">  </w:t>
+      </w:r>
+      <w:r>
+        <w:rPr>
           <w:i/>
           <w:iCs/>
           <w:color w:val="385623" w:themeColor="accent6" w:themeShade="80"/>
         </w:rPr>
-        <w:t>3:PutObject</w:t>
-      </w:r>
-      <w:proofErr w:type="gramEnd"/>
-      <w:r>
+        <w:t>"Condition": {</w:t>
+      </w:r>
+    </w:p>
+    <w:p>
+      <w:pPr>
+        <w:pStyle w:val="NoSpacing"/>
+        <w:ind w:left="3600" w:firstLine="720"/>
         <w:rPr>
           <w:i/>
           <w:iCs/>
           <w:color w:val="385623" w:themeColor="accent6" w:themeShade="80"/>
         </w:rPr>
-        <w:t>",</w:t>
-      </w:r>
-    </w:p>
-    <w:p>
-      <w:pPr>
-        <w:pStyle w:val="NoSpacing"/>
-        <w:ind w:left="1440"/>
+      </w:pPr>
+      <w:r>
         <w:rPr>
           <w:i/>
           <w:iCs/>
           <w:color w:val="385623" w:themeColor="accent6" w:themeShade="80"/>
         </w:rPr>
-      </w:pPr>
-      <w:r>
-        <w:rPr>
-          <w:i/>
-          <w:iCs/>
-          <w:color w:val="385623" w:themeColor="accent6" w:themeShade="80"/>
-        </w:rPr>
-        <w:t xml:space="preserve">                                              </w:t>
-      </w:r>
-      <w:r>
-        <w:rPr>
-          <w:i/>
-          <w:iCs/>
-          <w:color w:val="385623" w:themeColor="accent6" w:themeShade="80"/>
-        </w:rPr>
-        <w:t xml:space="preserve">  </w:t>
-      </w:r>
-      <w:r>
-        <w:rPr>
-          <w:i/>
-          <w:iCs/>
-          <w:color w:val="385623" w:themeColor="accent6" w:themeShade="80"/>
-        </w:rPr>
-        <w:t xml:space="preserve">"Resource": </w:t>
-      </w:r>
-      <w:r>
-        <w:rPr>
-          <w:b/>
-          <w:bCs/>
-          <w:i/>
-          <w:iCs/>
-          <w:color w:val="385623" w:themeColor="accent6" w:themeShade="80"/>
-        </w:rPr>
-        <w:t>"</w:t>
-      </w:r>
-      <w:proofErr w:type="gramStart"/>
-      <w:r>
-        <w:rPr>
-          <w:b/>
-          <w:bCs/>
-          <w:i/>
-          <w:iCs/>
-          <w:color w:val="385623" w:themeColor="accent6" w:themeShade="80"/>
-        </w:rPr>
-        <w:t>arn:aws</w:t>
-      </w:r>
-      <w:proofErr w:type="gramEnd"/>
-      <w:r>
-        <w:rPr>
-          <w:b/>
-          <w:bCs/>
-          <w:i/>
-          <w:iCs/>
-          <w:color w:val="385623" w:themeColor="accent6" w:themeShade="80"/>
-        </w:rPr>
-        <w:t>:s</w:t>
-      </w:r>
-      <w:proofErr w:type="gramStart"/>
-      <w:r>
-        <w:rPr>
-          <w:b/>
-          <w:bCs/>
-          <w:i/>
-          <w:iCs/>
-          <w:color w:val="385623" w:themeColor="accent6" w:themeShade="80"/>
-        </w:rPr>
-        <w:t>3:::</w:t>
-      </w:r>
-      <w:proofErr w:type="gramEnd"/>
-      <w:r>
-        <w:rPr>
-          <w:b/>
-          <w:bCs/>
-          <w:i/>
-          <w:iCs/>
-          <w:color w:val="385623" w:themeColor="accent6" w:themeShade="80"/>
-        </w:rPr>
-        <w:t>your-bucket-name/*",</w:t>
-      </w:r>
-    </w:p>
-    <w:p>
-      <w:pPr>
-        <w:pStyle w:val="NoSpacing"/>
-        <w:ind w:left="2880"/>
-        <w:rPr>
-          <w:i/>
-          <w:iCs/>
-          <w:color w:val="385623" w:themeColor="accent6" w:themeShade="80"/>
-        </w:rPr>
-      </w:pPr>
-      <w:r>
-        <w:rPr>
-          <w:i/>
-          <w:iCs/>
-          <w:color w:val="385623" w:themeColor="accent6" w:themeShade="80"/>
-        </w:rPr>
-        <w:t xml:space="preserve">              </w:t>
-      </w:r>
-      <w:r>
-        <w:rPr>
-          <w:i/>
-          <w:iCs/>
-          <w:color w:val="385623" w:themeColor="accent6" w:themeShade="80"/>
-        </w:rPr>
-        <w:t xml:space="preserve">  </w:t>
-      </w:r>
-      <w:r>
-        <w:rPr>
-          <w:i/>
-          <w:iCs/>
-          <w:color w:val="385623" w:themeColor="accent6" w:themeShade="80"/>
-        </w:rPr>
-        <w:t>"Condition": {</w:t>
-      </w:r>
-    </w:p>
-    <w:p>
-      <w:pPr>
-        <w:pStyle w:val="NoSpacing"/>
-        <w:ind w:left="3600" w:firstLine="720"/>
-        <w:rPr>
-          <w:i/>
-          <w:iCs/>
-          <w:color w:val="385623" w:themeColor="accent6" w:themeShade="80"/>
-        </w:rPr>
-      </w:pPr>
-      <w:r>
-        <w:rPr>
-          <w:i/>
-          <w:iCs/>
-          <w:color w:val="385623" w:themeColor="accent6" w:themeShade="80"/>
-        </w:rPr>
-        <w:t xml:space="preserve">             "</w:t>
-      </w:r>
-      <w:proofErr w:type="spellStart"/>
-      <w:r>
-        <w:rPr>
-          <w:i/>
-          <w:iCs/>
-          <w:color w:val="385623" w:themeColor="accent6" w:themeShade="80"/>
-        </w:rPr>
-        <w:t>StringEquals</w:t>
-      </w:r>
-      <w:proofErr w:type="spellEnd"/>
-      <w:r>
-        <w:rPr>
-          <w:i/>
-          <w:iCs/>
-          <w:color w:val="385623" w:themeColor="accent6" w:themeShade="80"/>
-        </w:rPr>
-        <w:t xml:space="preserve">": </w:t>
-      </w:r>
-      <w:proofErr w:type="gramStart"/>
-      <w:r>
-        <w:rPr>
-          <w:i/>
-          <w:iCs/>
-          <w:color w:val="385623" w:themeColor="accent6" w:themeShade="80"/>
-        </w:rPr>
-        <w:t>{  "</w:t>
-      </w:r>
-      <w:proofErr w:type="gramEnd"/>
+        <w:t xml:space="preserve">             "StringEquals": {  "</w:t>
+      </w:r>
       <w:r>
         <w:rPr>
           <w:b/>
@@ -20693,15 +19375,7 @@
         <w:t>they must</w:t>
       </w:r>
       <w:r>
-        <w:t xml:space="preserve"> include the --</w:t>
-      </w:r>
-      <w:proofErr w:type="spellStart"/>
-      <w:r>
-        <w:t>acl</w:t>
-      </w:r>
-      <w:proofErr w:type="spellEnd"/>
-      <w:r>
-        <w:t xml:space="preserve"> </w:t>
+        <w:t xml:space="preserve"> include the --acl </w:t>
       </w:r>
       <w:r>
         <w:rPr>
@@ -21619,23 +20293,7 @@
           <w:b/>
           <w:bCs/>
         </w:rPr>
-        <w:t xml:space="preserve">A company wants to build an immutable infrastructure for its software applications The company wants to test the software applications before sending traffic to them </w:t>
-      </w:r>
-      <w:proofErr w:type="gramStart"/>
-      <w:r>
-        <w:rPr>
-          <w:b/>
-          <w:bCs/>
-        </w:rPr>
-        <w:t>The</w:t>
-      </w:r>
-      <w:proofErr w:type="gramEnd"/>
-      <w:r>
-        <w:rPr>
-          <w:b/>
-          <w:bCs/>
-        </w:rPr>
-        <w:t xml:space="preserve"> company seeks an efficient solution that limits the effects of application bugs Which combination of steps should a solutions architect recommend? {Select TWO)</w:t>
+        <w:t>A company wants to build an immutable infrastructure for its software applications The company wants to test the software applications before sending traffic to them The company seeks an efficient solution that limits the effects of application bugs Which combination of steps should a solutions architect recommend? {Select TWO)</w:t>
       </w:r>
     </w:p>
     <w:p>
@@ -21710,26 +20368,16 @@
           <w:b/>
           <w:bCs/>
         </w:rPr>
-        <w:t>Correct Answer: </w:t>
-      </w:r>
-      <w:proofErr w:type="gramStart"/>
-      <w:r>
-        <w:rPr>
-          <w:b/>
-          <w:bCs/>
-        </w:rPr>
-        <w:t>C,D</w:t>
-      </w:r>
-      <w:proofErr w:type="gramEnd"/>
-    </w:p>
-    <w:p>
-      <w:pPr>
-        <w:rPr>
-          <w:b/>
-          <w:bCs/>
-        </w:rPr>
-      </w:pPr>
-      <w:proofErr w:type="gramStart"/>
+        <w:t>Correct Answer: C,D</w:t>
+      </w:r>
+    </w:p>
+    <w:p>
+      <w:pPr>
+        <w:rPr>
+          <w:b/>
+          <w:bCs/>
+        </w:rPr>
+      </w:pPr>
       <w:r>
         <w:rPr>
           <w:lang w:val="en-US"/>
@@ -21737,11 +20385,7 @@
         <w:t xml:space="preserve">Q </w:t>
       </w:r>
       <w:r>
-        <w:t> 93</w:t>
-      </w:r>
-      <w:proofErr w:type="gramEnd"/>
-      <w:r>
-        <w:t>/218</w:t>
+        <w:t> 93/218</w:t>
       </w:r>
       <w:r>
         <w:t xml:space="preserve"> </w:t>
@@ -21898,7 +20542,7 @@
                     </pic:cNvPicPr>
                   </pic:nvPicPr>
                   <pic:blipFill>
-                    <a:blip r:embed="rId7">
+                    <a:blip r:embed="rId8">
                       <a:extLst>
                         <a:ext uri="{28A0092B-C50C-407E-A947-70E740481C1C}">
                           <a14:useLocalDpi xmlns:a14="http://schemas.microsoft.com/office/drawing/2010/main" val="0"/>
@@ -22049,15 +20693,7 @@
           <w:b/>
           <w:bCs/>
         </w:rPr>
-        <w:t>Correct Answer: </w:t>
-      </w:r>
-      <w:proofErr w:type="gramStart"/>
-      <w:r>
-        <w:rPr>
-          <w:b/>
-          <w:bCs/>
-        </w:rPr>
-        <w:t>A</w:t>
+        <w:t>Correct Answer: A</w:t>
       </w:r>
       <w:r>
         <w:rPr>
@@ -22069,7 +20705,6 @@
       <w:r>
         <w:t>Explanation</w:t>
       </w:r>
-      <w:proofErr w:type="gramEnd"/>
       <w:r>
         <w:t xml:space="preserve">  </w:t>
       </w:r>
@@ -22149,7 +20784,6 @@
       <w:r>
         <w:t>JSON</w:t>
       </w:r>
-      <w:proofErr w:type="gramStart"/>
       <w:r>
         <w:t xml:space="preserve">   </w:t>
       </w:r>
@@ -22160,7 +20794,6 @@
         </w:rPr>
         <w:t>{</w:t>
       </w:r>
-      <w:proofErr w:type="gramEnd"/>
       <w:r>
         <w:rPr>
           <w:b/>
@@ -22310,25 +20943,7 @@
           <w:b/>
           <w:bCs/>
         </w:rPr>
-        <w:t xml:space="preserve">                "</w:t>
-      </w:r>
-      <w:proofErr w:type="spellStart"/>
-      <w:proofErr w:type="gramStart"/>
-      <w:r>
-        <w:rPr>
-          <w:b/>
-          <w:bCs/>
-        </w:rPr>
-        <w:t>iam:Get</w:t>
-      </w:r>
-      <w:proofErr w:type="spellEnd"/>
-      <w:proofErr w:type="gramEnd"/>
-      <w:r>
-        <w:rPr>
-          <w:b/>
-          <w:bCs/>
-        </w:rPr>
-        <w:t>*",</w:t>
+        <w:t xml:space="preserve">                "iam:Get*",</w:t>
       </w:r>
     </w:p>
     <w:p>
@@ -22345,25 +20960,7 @@
           <w:b/>
           <w:bCs/>
         </w:rPr>
-        <w:t xml:space="preserve">                "</w:t>
-      </w:r>
-      <w:proofErr w:type="spellStart"/>
-      <w:proofErr w:type="gramStart"/>
-      <w:r>
-        <w:rPr>
-          <w:b/>
-          <w:bCs/>
-        </w:rPr>
-        <w:t>iam:List</w:t>
-      </w:r>
-      <w:proofErr w:type="spellEnd"/>
-      <w:proofErr w:type="gramEnd"/>
-      <w:r>
-        <w:rPr>
-          <w:b/>
-          <w:bCs/>
-        </w:rPr>
-        <w:t>*",</w:t>
+        <w:t xml:space="preserve">                "iam:List*",</w:t>
       </w:r>
     </w:p>
     <w:p>
@@ -22380,25 +20977,7 @@
           <w:b/>
           <w:bCs/>
         </w:rPr>
-        <w:t xml:space="preserve">                "</w:t>
-      </w:r>
-      <w:proofErr w:type="spellStart"/>
-      <w:proofErr w:type="gramStart"/>
-      <w:r>
-        <w:rPr>
-          <w:b/>
-          <w:bCs/>
-        </w:rPr>
-        <w:t>kms:List</w:t>
-      </w:r>
-      <w:proofErr w:type="spellEnd"/>
-      <w:proofErr w:type="gramEnd"/>
-      <w:r>
-        <w:rPr>
-          <w:b/>
-          <w:bCs/>
-        </w:rPr>
-        <w:t>*",</w:t>
+        <w:t xml:space="preserve">                "kms:List*",</w:t>
       </w:r>
     </w:p>
     <w:p>
@@ -22415,23 +20994,7 @@
           <w:b/>
           <w:bCs/>
         </w:rPr>
-        <w:t xml:space="preserve">                "ec</w:t>
-      </w:r>
-      <w:proofErr w:type="gramStart"/>
-      <w:r>
-        <w:rPr>
-          <w:b/>
-          <w:bCs/>
-        </w:rPr>
-        <w:t>2:*</w:t>
-      </w:r>
-      <w:proofErr w:type="gramEnd"/>
-      <w:r>
-        <w:rPr>
-          <w:b/>
-          <w:bCs/>
-        </w:rPr>
-        <w:t>",</w:t>
+        <w:t xml:space="preserve">                "ec2:*",</w:t>
       </w:r>
     </w:p>
     <w:p>
@@ -22448,23 +21011,7 @@
           <w:b/>
           <w:bCs/>
         </w:rPr>
-        <w:t xml:space="preserve">                "</w:t>
-      </w:r>
-      <w:proofErr w:type="gramStart"/>
-      <w:r>
-        <w:rPr>
-          <w:b/>
-          <w:bCs/>
-        </w:rPr>
-        <w:t>ds:*</w:t>
-      </w:r>
-      <w:proofErr w:type="gramEnd"/>
-      <w:r>
-        <w:rPr>
-          <w:b/>
-          <w:bCs/>
-        </w:rPr>
-        <w:t>",</w:t>
+        <w:t xml:space="preserve">                "ds:*",</w:t>
       </w:r>
     </w:p>
     <w:p>
@@ -22481,25 +21028,7 @@
           <w:b/>
           <w:bCs/>
         </w:rPr>
-        <w:t xml:space="preserve">                "</w:t>
-      </w:r>
-      <w:proofErr w:type="spellStart"/>
-      <w:proofErr w:type="gramStart"/>
-      <w:r>
-        <w:rPr>
-          <w:b/>
-          <w:bCs/>
-        </w:rPr>
-        <w:t>logs:Get</w:t>
-      </w:r>
-      <w:proofErr w:type="spellEnd"/>
-      <w:proofErr w:type="gramEnd"/>
-      <w:r>
-        <w:rPr>
-          <w:b/>
-          <w:bCs/>
-        </w:rPr>
-        <w:t>",</w:t>
+        <w:t xml:space="preserve">                "logs:Get",</w:t>
       </w:r>
     </w:p>
     <w:p>
@@ -22516,25 +21045,7 @@
           <w:b/>
           <w:bCs/>
         </w:rPr>
-        <w:t xml:space="preserve">                "</w:t>
-      </w:r>
-      <w:proofErr w:type="spellStart"/>
-      <w:proofErr w:type="gramStart"/>
-      <w:r>
-        <w:rPr>
-          <w:b/>
-          <w:bCs/>
-        </w:rPr>
-        <w:t>logs:Describe</w:t>
-      </w:r>
-      <w:proofErr w:type="spellEnd"/>
-      <w:proofErr w:type="gramEnd"/>
-      <w:r>
-        <w:rPr>
-          <w:b/>
-          <w:bCs/>
-        </w:rPr>
-        <w:t>"</w:t>
+        <w:t xml:space="preserve">                "logs:Describe"</w:t>
       </w:r>
     </w:p>
     <w:p>
@@ -22715,27 +21226,7 @@
         <w:t>:</w:t>
       </w:r>
       <w:r>
-        <w:t xml:space="preserve"> </w:t>
-      </w:r>
-      <w:proofErr w:type="spellStart"/>
-      <w:proofErr w:type="gramStart"/>
-      <w:r>
-        <w:t>iam:Get</w:t>
-      </w:r>
-      <w:proofErr w:type="spellEnd"/>
-      <w:proofErr w:type="gramEnd"/>
-      <w:r>
-        <w:t xml:space="preserve">* and </w:t>
-      </w:r>
-      <w:proofErr w:type="spellStart"/>
-      <w:proofErr w:type="gramStart"/>
-      <w:r>
-        <w:t>iam:List</w:t>
-      </w:r>
-      <w:proofErr w:type="spellEnd"/>
-      <w:proofErr w:type="gramEnd"/>
-      <w:r>
-        <w:t>* (read-only actions).</w:t>
+        <w:t xml:space="preserve"> iam:Get* and iam:List* (read-only actions).</w:t>
       </w:r>
     </w:p>
     <w:p>
@@ -22762,17 +21253,7 @@
         <w:t>:</w:t>
       </w:r>
       <w:r>
-        <w:t xml:space="preserve"> </w:t>
-      </w:r>
-      <w:proofErr w:type="spellStart"/>
-      <w:proofErr w:type="gramStart"/>
-      <w:r>
-        <w:t>kms:List</w:t>
-      </w:r>
-      <w:proofErr w:type="spellEnd"/>
-      <w:proofErr w:type="gramEnd"/>
-      <w:r>
-        <w:t>* (read-only actions).</w:t>
+        <w:t xml:space="preserve"> kms:List* (read-only actions).</w:t>
       </w:r>
     </w:p>
     <w:p>
@@ -22799,23 +21280,7 @@
         <w:t>:</w:t>
       </w:r>
       <w:r>
-        <w:t xml:space="preserve"> ec</w:t>
-      </w:r>
-      <w:proofErr w:type="gramStart"/>
-      <w:r>
-        <w:t>2:*</w:t>
-      </w:r>
-      <w:proofErr w:type="gramEnd"/>
-      <w:r>
-        <w:t xml:space="preserve"> (all EC2 actions, including ec</w:t>
-      </w:r>
-      <w:proofErr w:type="gramStart"/>
-      <w:r>
-        <w:t>2:TerminateInstances</w:t>
-      </w:r>
-      <w:proofErr w:type="gramEnd"/>
-      <w:r>
-        <w:t>).</w:t>
+        <w:t xml:space="preserve"> ec2:* (all EC2 actions, including ec2:TerminateInstances).</w:t>
       </w:r>
     </w:p>
     <w:p>
@@ -22842,25 +21307,7 @@
         <w:t xml:space="preserve"> (DS):</w:t>
       </w:r>
       <w:r>
-        <w:t xml:space="preserve"> </w:t>
-      </w:r>
-      <w:proofErr w:type="gramStart"/>
-      <w:r>
-        <w:t>ds:*</w:t>
-      </w:r>
-      <w:proofErr w:type="gramEnd"/>
-      <w:r>
-        <w:t xml:space="preserve"> (all DS actions, including </w:t>
-      </w:r>
-      <w:proofErr w:type="spellStart"/>
-      <w:proofErr w:type="gramStart"/>
-      <w:r>
-        <w:t>ds:DeleteDirectory</w:t>
-      </w:r>
-      <w:proofErr w:type="spellEnd"/>
-      <w:proofErr w:type="gramEnd"/>
-      <w:r>
-        <w:t>).</w:t>
+        <w:t xml:space="preserve"> ds:* (all DS actions, including ds:DeleteDirectory).</w:t>
       </w:r>
     </w:p>
     <w:p>
@@ -22878,17 +21325,7 @@
         <w:t>CloudWatch Logs:</w:t>
       </w:r>
       <w:r>
-        <w:t xml:space="preserve"> </w:t>
-      </w:r>
-      <w:proofErr w:type="spellStart"/>
-      <w:proofErr w:type="gramStart"/>
-      <w:r>
-        <w:t>logs:Get</w:t>
-      </w:r>
-      <w:proofErr w:type="spellEnd"/>
-      <w:proofErr w:type="gramEnd"/>
-      <w:r>
-        <w:t xml:space="preserve"> </w:t>
+        <w:t xml:space="preserve"> logs:Get </w:t>
       </w:r>
       <w:r>
         <w:rPr>
@@ -22898,17 +21335,7 @@
         <w:t>and</w:t>
       </w:r>
       <w:r>
-        <w:t xml:space="preserve"> </w:t>
-      </w:r>
-      <w:proofErr w:type="spellStart"/>
-      <w:proofErr w:type="gramStart"/>
-      <w:r>
-        <w:t>logs:Describe</w:t>
-      </w:r>
-      <w:proofErr w:type="spellEnd"/>
-      <w:proofErr w:type="gramEnd"/>
-      <w:r>
-        <w:t xml:space="preserve"> (</w:t>
+        <w:t xml:space="preserve"> logs:Describe (</w:t>
       </w:r>
       <w:r>
         <w:rPr>
@@ -22954,11 +21381,7 @@
         <w:t>JSON</w:t>
       </w:r>
       <w:r>
-        <w:t xml:space="preserve">            </w:t>
-      </w:r>
-      <w:proofErr w:type="gramStart"/>
-      <w:r>
-        <w:t xml:space="preserve">  </w:t>
+        <w:t xml:space="preserve">              </w:t>
       </w:r>
       <w:r>
         <w:rPr>
@@ -22974,7 +21397,6 @@
         </w:rPr>
         <w:t>{</w:t>
       </w:r>
-      <w:proofErr w:type="gramEnd"/>
       <w:r>
         <w:t xml:space="preserve">   "Version": "2012-10-17",</w:t>
       </w:r>
@@ -23043,17 +21465,7 @@
         <w:t>Action</w:t>
       </w:r>
       <w:r>
-        <w:t>": "</w:t>
-      </w:r>
-      <w:proofErr w:type="spellStart"/>
-      <w:proofErr w:type="gramStart"/>
-      <w:r>
-        <w:t>ds.delete</w:t>
-      </w:r>
-      <w:proofErr w:type="spellEnd"/>
-      <w:proofErr w:type="gramEnd"/>
-      <w:r>
-        <w:t>*",</w:t>
+        <w:t>": "ds.delete*",</w:t>
       </w:r>
     </w:p>
     <w:p>
@@ -23184,17 +21596,7 @@
         <w:t>Directory Service (DS):</w:t>
       </w:r>
       <w:r>
-        <w:t xml:space="preserve"> </w:t>
-      </w:r>
-      <w:proofErr w:type="spellStart"/>
-      <w:proofErr w:type="gramStart"/>
-      <w:r>
-        <w:t>ds.delete</w:t>
-      </w:r>
-      <w:proofErr w:type="spellEnd"/>
-      <w:proofErr w:type="gramEnd"/>
-      <w:r>
-        <w:t>* (</w:t>
+        <w:t xml:space="preserve"> ds.delete* (</w:t>
       </w:r>
       <w:r>
         <w:rPr>
@@ -23214,8 +21616,6 @@
       <w:r>
         <w:t xml:space="preserve">", specifically </w:t>
       </w:r>
-      <w:proofErr w:type="spellStart"/>
-      <w:proofErr w:type="gramStart"/>
       <w:r>
         <w:rPr>
           <w:b/>
@@ -23224,8 +21624,6 @@
         </w:rPr>
         <w:t>ds:DeleteDirectory</w:t>
       </w:r>
-      <w:proofErr w:type="spellEnd"/>
-      <w:proofErr w:type="gramEnd"/>
       <w:r>
         <w:t>).</w:t>
       </w:r>
@@ -23302,23 +21700,7 @@
         <w:t>Allows</w:t>
       </w:r>
       <w:r>
-        <w:t xml:space="preserve"> ec</w:t>
-      </w:r>
-      <w:proofErr w:type="gramStart"/>
-      <w:r>
-        <w:t>2:*</w:t>
-      </w:r>
-      <w:proofErr w:type="gramEnd"/>
-      <w:r>
-        <w:t>, which covers ec</w:t>
-      </w:r>
-      <w:proofErr w:type="gramStart"/>
-      <w:r>
-        <w:t>2:TerminateInstances</w:t>
-      </w:r>
-      <w:proofErr w:type="gramEnd"/>
-      <w:r>
-        <w:t>.</w:t>
+        <w:t xml:space="preserve"> ec2:*, which covers ec2:TerminateInstances.</w:t>
       </w:r>
     </w:p>
     <w:p>
@@ -23373,27 +21755,7 @@
         </w:numPr>
       </w:pPr>
       <w:r>
-        <w:t xml:space="preserve">Policy 1 only grants </w:t>
-      </w:r>
-      <w:proofErr w:type="spellStart"/>
-      <w:proofErr w:type="gramStart"/>
-      <w:r>
-        <w:t>iam:Get</w:t>
-      </w:r>
-      <w:proofErr w:type="spellEnd"/>
-      <w:proofErr w:type="gramEnd"/>
-      <w:r>
-        <w:t xml:space="preserve">* and </w:t>
-      </w:r>
-      <w:proofErr w:type="spellStart"/>
-      <w:proofErr w:type="gramStart"/>
-      <w:r>
-        <w:t>iam:List</w:t>
-      </w:r>
-      <w:proofErr w:type="spellEnd"/>
-      <w:proofErr w:type="gramEnd"/>
-      <w:r>
-        <w:t xml:space="preserve">* (read-only access). It </w:t>
+        <w:t xml:space="preserve">Policy 1 only grants iam:Get* and iam:List* (read-only access). It </w:t>
       </w:r>
       <w:r>
         <w:rPr>
@@ -23403,17 +21765,7 @@
         <w:t>does not allow</w:t>
       </w:r>
       <w:r>
-        <w:t xml:space="preserve"> </w:t>
-      </w:r>
-      <w:proofErr w:type="spellStart"/>
-      <w:proofErr w:type="gramStart"/>
-      <w:r>
-        <w:t>iam:DeleteUser</w:t>
-      </w:r>
-      <w:proofErr w:type="spellEnd"/>
-      <w:proofErr w:type="gramEnd"/>
-      <w:r>
-        <w:t>.</w:t>
+        <w:t xml:space="preserve"> iam:DeleteUser.</w:t>
       </w:r>
     </w:p>
     <w:p>
@@ -23478,25 +21830,7 @@
         <w:t>Allows</w:t>
       </w:r>
       <w:r>
-        <w:t xml:space="preserve"> </w:t>
-      </w:r>
-      <w:proofErr w:type="gramStart"/>
-      <w:r>
-        <w:t>ds:*</w:t>
-      </w:r>
-      <w:proofErr w:type="gramEnd"/>
-      <w:r>
-        <w:t xml:space="preserve">, which includes </w:t>
-      </w:r>
-      <w:proofErr w:type="spellStart"/>
-      <w:proofErr w:type="gramStart"/>
-      <w:r>
-        <w:t>ds:DeleteDirectory</w:t>
-      </w:r>
-      <w:proofErr w:type="spellEnd"/>
-      <w:proofErr w:type="gramEnd"/>
-      <w:r>
-        <w:t>.</w:t>
+        <w:t xml:space="preserve"> ds:*, which includes ds:DeleteDirectory.</w:t>
       </w:r>
     </w:p>
     <w:p>
@@ -23517,27 +21851,7 @@
         <w:t>explicitly Denies</w:t>
       </w:r>
       <w:r>
-        <w:t xml:space="preserve"> </w:t>
-      </w:r>
-      <w:proofErr w:type="spellStart"/>
-      <w:proofErr w:type="gramStart"/>
-      <w:r>
-        <w:t>ds.delete</w:t>
-      </w:r>
-      <w:proofErr w:type="spellEnd"/>
-      <w:proofErr w:type="gramEnd"/>
-      <w:r>
-        <w:t xml:space="preserve">*, which covers </w:t>
-      </w:r>
-      <w:proofErr w:type="spellStart"/>
-      <w:proofErr w:type="gramStart"/>
-      <w:r>
-        <w:t>ds:DeleteDirectory</w:t>
-      </w:r>
-      <w:proofErr w:type="spellEnd"/>
-      <w:proofErr w:type="gramEnd"/>
-      <w:r>
-        <w:t>.</w:t>
+        <w:t xml:space="preserve"> ds.delete*, which covers ds:DeleteDirectory.</w:t>
       </w:r>
     </w:p>
     <w:p>
@@ -23581,27 +21895,7 @@
         </w:numPr>
       </w:pPr>
       <w:r>
-        <w:t xml:space="preserve">Policy 1 only grants </w:t>
-      </w:r>
-      <w:proofErr w:type="spellStart"/>
-      <w:proofErr w:type="gramStart"/>
-      <w:r>
-        <w:t>logs:Get</w:t>
-      </w:r>
-      <w:proofErr w:type="spellEnd"/>
-      <w:proofErr w:type="gramEnd"/>
-      <w:r>
-        <w:t xml:space="preserve"> and </w:t>
-      </w:r>
-      <w:proofErr w:type="spellStart"/>
-      <w:proofErr w:type="gramStart"/>
-      <w:r>
-        <w:t>logs:Describe</w:t>
-      </w:r>
-      <w:proofErr w:type="spellEnd"/>
-      <w:proofErr w:type="gramEnd"/>
-      <w:r>
-        <w:t xml:space="preserve"> (read-only access). It </w:t>
+        <w:t xml:space="preserve">Policy 1 only grants logs:Get and logs:Describe (read-only access). It </w:t>
       </w:r>
       <w:r>
         <w:rPr>
@@ -23611,27 +21905,7 @@
         <w:t>does not allow</w:t>
       </w:r>
       <w:r>
-        <w:t xml:space="preserve"> </w:t>
-      </w:r>
-      <w:proofErr w:type="spellStart"/>
-      <w:proofErr w:type="gramStart"/>
-      <w:r>
-        <w:t>logs:DeleteLogGroup</w:t>
-      </w:r>
-      <w:proofErr w:type="spellEnd"/>
-      <w:proofErr w:type="gramEnd"/>
-      <w:r>
-        <w:t xml:space="preserve"> or </w:t>
-      </w:r>
-      <w:proofErr w:type="spellStart"/>
-      <w:proofErr w:type="gramStart"/>
-      <w:r>
-        <w:t>logs:DeleteLogStream</w:t>
-      </w:r>
-      <w:proofErr w:type="spellEnd"/>
-      <w:proofErr w:type="gramEnd"/>
-      <w:r>
-        <w:t>.</w:t>
+        <w:t xml:space="preserve"> logs:DeleteLogGroup or logs:DeleteLogStream.</w:t>
       </w:r>
     </w:p>
     <w:p>
@@ -23717,23 +21991,7 @@
           <w:b/>
           <w:bCs/>
         </w:rPr>
-        <w:t xml:space="preserve">Which requirements must be met </w:t>
-      </w:r>
-      <w:proofErr w:type="gramStart"/>
-      <w:r>
-        <w:rPr>
-          <w:b/>
-          <w:bCs/>
-        </w:rPr>
-        <w:t>in order for</w:t>
-      </w:r>
-      <w:proofErr w:type="gramEnd"/>
-      <w:r>
-        <w:rPr>
-          <w:b/>
-          <w:bCs/>
-        </w:rPr>
-        <w:t xml:space="preserve"> a Solutions Architect </w:t>
+        <w:t xml:space="preserve">Which requirements must be met in order for a Solutions Architect </w:t>
       </w:r>
       <w:r>
         <w:rPr>
@@ -23974,17 +22232,8 @@
           <w:b/>
           <w:bCs/>
         </w:rPr>
-        <w:t>Correct Answer: </w:t>
-      </w:r>
-      <w:proofErr w:type="gramStart"/>
-      <w:r>
-        <w:rPr>
-          <w:b/>
-          <w:bCs/>
-        </w:rPr>
-        <w:t>A,E</w:t>
-      </w:r>
-      <w:proofErr w:type="gramEnd"/>
+        <w:t>Correct Answer: A,E</w:t>
+      </w:r>
       <w:r>
         <w:rPr>
           <w:b/>
@@ -23992,7 +22241,6 @@
         </w:rPr>
         <w:t xml:space="preserve">   </w:t>
       </w:r>
-      <w:proofErr w:type="gramStart"/>
       <w:r>
         <w:t>Explanation</w:t>
       </w:r>
@@ -24000,11 +22248,7 @@
         <w:t xml:space="preserve">  </w:t>
       </w:r>
       <w:r>
-        <w:t>Here's</w:t>
-      </w:r>
-      <w:proofErr w:type="gramEnd"/>
-      <w:r>
-        <w:t xml:space="preserve"> why the chosen options are correct:</w:t>
+        <w:t>Here's why the chosen options are correct:</w:t>
       </w:r>
     </w:p>
     <w:p>
@@ -24179,15 +22423,7 @@
         <w:t>C. The launch configuration is changed.</w:t>
       </w:r>
       <w:r>
-        <w:t xml:space="preserve"> While you might modify a launch template or configuration to set the interruption </w:t>
-      </w:r>
-      <w:proofErr w:type="spellStart"/>
-      <w:r>
-        <w:t>behavior</w:t>
-      </w:r>
-      <w:proofErr w:type="spellEnd"/>
-      <w:r>
-        <w:t xml:space="preserve">, merely stating "the launch configuration is changed" doesn't specify </w:t>
+        <w:t xml:space="preserve"> While you might modify a launch template or configuration to set the interruption behavior, merely stating "the launch configuration is changed" doesn't specify </w:t>
       </w:r>
       <w:r>
         <w:rPr>
@@ -24207,15 +22443,7 @@
         <w:t>what</w:t>
       </w:r>
       <w:r>
-        <w:t xml:space="preserve"> properties within that configuration (like persistent request type and EBS root volume) enable the stop </w:t>
-      </w:r>
-      <w:proofErr w:type="spellStart"/>
-      <w:r>
-        <w:t>behavior</w:t>
-      </w:r>
-      <w:proofErr w:type="spellEnd"/>
-      <w:r>
-        <w:t>.</w:t>
+        <w:t xml:space="preserve"> properties within that configuration (like persistent request type and EBS root volume) enable the stop behavior.</w:t>
       </w:r>
     </w:p>
     <w:p>
@@ -24245,7 +22473,6 @@
       </w:pPr>
     </w:p>
     <w:p>
-      <w:proofErr w:type="gramStart"/>
       <w:r>
         <w:rPr>
           <w:lang w:val="en-US"/>
@@ -24253,11 +22480,7 @@
         <w:t xml:space="preserve">Q </w:t>
       </w:r>
       <w:r>
-        <w:t> 95</w:t>
-      </w:r>
-      <w:proofErr w:type="gramEnd"/>
-      <w:r>
-        <w:t>/218</w:t>
+        <w:t> 95/218</w:t>
       </w:r>
       <w:r>
         <w:t xml:space="preserve"> </w:t>
@@ -24313,12 +22536,7 @@
         <w:t>A.</w:t>
       </w:r>
       <w:r>
-        <w:t> </w:t>
-      </w:r>
-      <w:proofErr w:type="spellStart"/>
-      <w:proofErr w:type="gramStart"/>
-      <w:r>
-        <w:t>aws:MultiFactorAuth</w:t>
+        <w:t> aws:MultiFactorAuth</w:t>
       </w:r>
       <w:r>
         <w:rPr>
@@ -24328,8 +22546,6 @@
         </w:rPr>
         <w:t>Age</w:t>
       </w:r>
-      <w:proofErr w:type="spellEnd"/>
-      <w:proofErr w:type="gramEnd"/>
     </w:p>
     <w:p>
       <w:pPr>
@@ -24344,15 +22560,8 @@
         <w:t>B.</w:t>
       </w:r>
       <w:r>
-        <w:t> </w:t>
-      </w:r>
-      <w:proofErr w:type="spellStart"/>
-      <w:proofErr w:type="gramStart"/>
-      <w:r>
-        <w:t>aws:MultiFactorAuthLast</w:t>
-      </w:r>
-      <w:proofErr w:type="spellEnd"/>
-      <w:proofErr w:type="gramEnd"/>
+        <w:t> aws:MultiFactorAuthLast</w:t>
+      </w:r>
     </w:p>
     <w:p>
       <w:pPr>
@@ -24367,15 +22576,8 @@
         <w:t>C.</w:t>
       </w:r>
       <w:r>
-        <w:t> </w:t>
-      </w:r>
-      <w:proofErr w:type="spellStart"/>
-      <w:proofErr w:type="gramStart"/>
-      <w:r>
-        <w:t>aws:MFAAge</w:t>
-      </w:r>
-      <w:proofErr w:type="spellEnd"/>
-      <w:proofErr w:type="gramEnd"/>
+        <w:t> aws:MFAAge</w:t>
+      </w:r>
     </w:p>
     <w:p>
       <w:pPr>
@@ -24389,31 +22591,16 @@
         <w:t>D.</w:t>
       </w:r>
       <w:r>
-        <w:t> </w:t>
-      </w:r>
-      <w:proofErr w:type="spellStart"/>
-      <w:proofErr w:type="gramStart"/>
-      <w:r>
-        <w:t>aws:MultiFactorAuthPrevious</w:t>
-      </w:r>
-      <w:proofErr w:type="spellEnd"/>
-      <w:proofErr w:type="gramEnd"/>
-    </w:p>
-    <w:p>
-      <w:r>
-        <w:rPr>
-          <w:b/>
-          <w:bCs/>
-        </w:rPr>
-        <w:t>Correct Answer: </w:t>
-      </w:r>
-      <w:proofErr w:type="gramStart"/>
-      <w:r>
-        <w:rPr>
-          <w:b/>
-          <w:bCs/>
-        </w:rPr>
-        <w:t>A</w:t>
+        <w:t> aws:MultiFactorAuthPrevious</w:t>
+      </w:r>
+    </w:p>
+    <w:p>
+      <w:r>
+        <w:rPr>
+          <w:b/>
+          <w:bCs/>
+        </w:rPr>
+        <w:t>Correct Answer: A</w:t>
       </w:r>
       <w:r>
         <w:rPr>
@@ -24422,17 +22609,8 @@
         </w:rPr>
         <w:t xml:space="preserve">  </w:t>
       </w:r>
-      <w:proofErr w:type="spellStart"/>
-      <w:r>
-        <w:t>aws</w:t>
-      </w:r>
-      <w:proofErr w:type="gramEnd"/>
-      <w:r>
-        <w:t>:MultiFactorAuthAge</w:t>
-      </w:r>
-      <w:proofErr w:type="spellEnd"/>
-      <w:r>
-        <w:t xml:space="preserve"> is one of the predefined keys provided by AWS </w:t>
+      <w:r>
+        <w:t xml:space="preserve">aws:MultiFactorAuthAge is one of the predefined keys provided by AWS </w:t>
       </w:r>
       <w:r>
         <w:rPr>
@@ -24713,17 +22891,8 @@
           <w:b/>
           <w:bCs/>
         </w:rPr>
-        <w:t xml:space="preserve">Correct </w:t>
-      </w:r>
-      <w:proofErr w:type="gramStart"/>
-      <w:r>
-        <w:rPr>
-          <w:b/>
-          <w:bCs/>
-        </w:rPr>
-        <w:t>Answer :B</w:t>
-      </w:r>
-      <w:proofErr w:type="gramEnd"/>
+        <w:t>Correct Answer :B</w:t>
+      </w:r>
     </w:p>
     <w:p>
       <w:r>
@@ -25247,18 +23416,8 @@
           <w:bCs/>
           <w:highlight w:val="magenta"/>
         </w:rPr>
-        <w:t xml:space="preserve">on-premises data </w:t>
-      </w:r>
-      <w:proofErr w:type="spellStart"/>
-      <w:r>
-        <w:rPr>
-          <w:b/>
-          <w:bCs/>
-          <w:highlight w:val="magenta"/>
-        </w:rPr>
-        <w:t>center</w:t>
-      </w:r>
-      <w:proofErr w:type="spellEnd"/>
+        <w:t>on-premises data center</w:t>
+      </w:r>
       <w:r>
         <w:t xml:space="preserve"> </w:t>
       </w:r>
@@ -25654,15 +23813,7 @@
         <w:t>C.</w:t>
       </w:r>
       <w:r>
-        <w:t xml:space="preserve"> Use AWS </w:t>
-      </w:r>
-      <w:proofErr w:type="spellStart"/>
-      <w:r>
-        <w:t>OpsWorks</w:t>
-      </w:r>
-      <w:proofErr w:type="spellEnd"/>
-      <w:r>
-        <w:t xml:space="preserve"> to launch containers in new Amazon EC2 instances.</w:t>
+        <w:t> Use AWS OpsWorks to launch containers in new Amazon EC2 instances.</w:t>
       </w:r>
     </w:p>
     <w:p>
@@ -25693,17 +23844,8 @@
           <w:b/>
           <w:bCs/>
         </w:rPr>
-        <w:t>Correct Answer: </w:t>
-      </w:r>
-      <w:proofErr w:type="gramStart"/>
-      <w:r>
-        <w:rPr>
-          <w:b/>
-          <w:bCs/>
-        </w:rPr>
-        <w:t>A</w:t>
-      </w:r>
-      <w:proofErr w:type="gramEnd"/>
+        <w:t>Correct Answer: A</w:t>
+      </w:r>
       <w:r>
         <w:rPr>
           <w:b/>
@@ -25934,7 +24076,6 @@
         </w:rPr>
         <w:t xml:space="preserve">   </w:t>
       </w:r>
-      <w:proofErr w:type="gramStart"/>
       <w:r>
         <w:t>Explanation</w:t>
       </w:r>
@@ -25942,11 +24083,7 @@
         <w:t xml:space="preserve">  </w:t>
       </w:r>
       <w:r>
-        <w:t>The</w:t>
-      </w:r>
-      <w:proofErr w:type="gramEnd"/>
-      <w:r>
-        <w:t xml:space="preserve"> security measure that satisfies these requirements is </w:t>
+        <w:t xml:space="preserve">The security measure that satisfies these requirements is </w:t>
       </w:r>
       <w:r>
         <w:rPr>
@@ -26024,15 +24161,7 @@
         <w:t>Key Management Overhead:</w:t>
       </w:r>
       <w:r>
-        <w:t xml:space="preserve"> Manually rotating keys, distributing them securely, and ensuring they aren't accidentally committed to source control is complex and </w:t>
-      </w:r>
-      <w:proofErr w:type="gramStart"/>
-      <w:r>
-        <w:t>error-prone</w:t>
-      </w:r>
-      <w:proofErr w:type="gramEnd"/>
-      <w:r>
-        <w:t>.</w:t>
+        <w:t xml:space="preserve"> Manually rotating keys, distributing them securely, and ensuring they aren't accidentally committed to source control is complex and error-prone.</w:t>
       </w:r>
     </w:p>
     <w:p>
@@ -26095,25 +24224,7 @@
         <w:t>only the necessary permissions</w:t>
       </w:r>
       <w:r>
-        <w:t xml:space="preserve"> that the application needs to access other AWS services (e.g., s</w:t>
-      </w:r>
-      <w:proofErr w:type="gramStart"/>
-      <w:r>
-        <w:t>3:GetObject</w:t>
-      </w:r>
-      <w:proofErr w:type="gramEnd"/>
-      <w:r>
-        <w:t xml:space="preserve">, </w:t>
-      </w:r>
-      <w:proofErr w:type="spellStart"/>
-      <w:proofErr w:type="gramStart"/>
-      <w:r>
-        <w:t>dynamodb:PutItem</w:t>
-      </w:r>
-      <w:proofErr w:type="spellEnd"/>
-      <w:proofErr w:type="gramEnd"/>
-      <w:r>
-        <w:t>).</w:t>
+        <w:t xml:space="preserve"> that the application needs to access other AWS services (e.g., s3:GetObject, dynamodb:PutItem).</w:t>
       </w:r>
     </w:p>
     <w:p>
@@ -26253,15 +24364,7 @@
           <w:b/>
           <w:bCs/>
         </w:rPr>
-        <w:t xml:space="preserve">Enable multi-factor </w:t>
-      </w:r>
-      <w:proofErr w:type="gramStart"/>
-      <w:r>
-        <w:rPr>
-          <w:b/>
-          <w:bCs/>
-        </w:rPr>
-        <w:t>authentication</w:t>
+        <w:t>Enable multi-factor authentication</w:t>
       </w:r>
       <w:r>
         <w:rPr>
@@ -26290,15 +24393,7 @@
           <w:b/>
           <w:bCs/>
         </w:rPr>
-        <w:t xml:space="preserve"> for</w:t>
-      </w:r>
-      <w:proofErr w:type="gramEnd"/>
-      <w:r>
-        <w:rPr>
-          <w:b/>
-          <w:bCs/>
-        </w:rPr>
-        <w:t xml:space="preserve"> the AWS root account:</w:t>
+        <w:t xml:space="preserve"> for the AWS root account:</w:t>
       </w:r>
       <w:r>
         <w:rPr>
@@ -26308,15 +24403,7 @@
         <w:t xml:space="preserve">  </w:t>
       </w:r>
       <w:r>
-        <w:t xml:space="preserve">While enabling MFA for the root account is a critical security best practice for your AWS </w:t>
-      </w:r>
-      <w:proofErr w:type="gramStart"/>
-      <w:r>
-        <w:t>account as a whole, it</w:t>
-      </w:r>
-      <w:proofErr w:type="gramEnd"/>
-      <w:r>
-        <w:t xml:space="preserve"> </w:t>
+        <w:t xml:space="preserve">While enabling MFA for the root account is a critical security best practice for your AWS account as a whole, it </w:t>
       </w:r>
       <w:r>
         <w:rPr>
@@ -26669,15 +24756,7 @@
         <w:t>reintroduces</w:t>
       </w:r>
       <w:r>
-        <w:t xml:space="preserve"> the very security risks that the requirement aims to </w:t>
-      </w:r>
-      <w:proofErr w:type="gramStart"/>
-      <w:r>
-        <w:t>prevent:</w:t>
-      </w:r>
-      <w:proofErr w:type="gramEnd"/>
-      <w:r>
-        <w:t xml:space="preserve"> </w:t>
+        <w:t xml:space="preserve"> the very security risks that the requirement aims to prevent: </w:t>
       </w:r>
       <w:r>
         <w:rPr>
@@ -26759,11 +24838,7 @@
         <w:t xml:space="preserve">Q </w:t>
       </w:r>
       <w:r>
-        <w:t>99/</w:t>
-      </w:r>
-      <w:proofErr w:type="gramStart"/>
-      <w:r>
-        <w:t>218</w:t>
+        <w:t>99/218</w:t>
       </w:r>
       <w:r>
         <w:t xml:space="preserve">  </w:t>
@@ -26773,15 +24848,7 @@
           <w:b/>
           <w:bCs/>
         </w:rPr>
-        <w:t>A</w:t>
-      </w:r>
-      <w:proofErr w:type="gramEnd"/>
-      <w:r>
-        <w:rPr>
-          <w:b/>
-          <w:bCs/>
-        </w:rPr>
-        <w:t xml:space="preserve"> company </w:t>
+        <w:t xml:space="preserve">A company </w:t>
       </w:r>
       <w:r>
         <w:rPr>
@@ -26869,23 +24936,7 @@
           <w:b/>
           <w:bCs/>
         </w:rPr>
-        <w:t xml:space="preserve"> for </w:t>
-      </w:r>
-      <w:proofErr w:type="gramStart"/>
-      <w:r>
-        <w:rPr>
-          <w:b/>
-          <w:bCs/>
-        </w:rPr>
-        <w:t>troubleshooting, but</w:t>
-      </w:r>
-      <w:proofErr w:type="gramEnd"/>
-      <w:r>
-        <w:rPr>
-          <w:b/>
-          <w:bCs/>
-        </w:rPr>
-        <w:t xml:space="preserve"> logs </w:t>
+        <w:t xml:space="preserve"> for troubleshooting, but logs </w:t>
       </w:r>
       <w:r>
         <w:rPr>
@@ -26963,31 +25014,14 @@
           <w:bCs/>
           <w:color w:val="EE0000"/>
         </w:rPr>
-        <w:t xml:space="preserve">MOST </w:t>
-      </w:r>
-      <w:proofErr w:type="spellStart"/>
-      <w:r>
-        <w:rPr>
-          <w:b/>
-          <w:bCs/>
-          <w:color w:val="EE0000"/>
-        </w:rPr>
-        <w:t>COST-</w:t>
-      </w:r>
-      <w:r>
-        <w:rPr>
-          <w:b/>
-          <w:bCs/>
-        </w:rPr>
-        <w:t>effectively</w:t>
-      </w:r>
-      <w:proofErr w:type="spellEnd"/>
-      <w:r>
-        <w:rPr>
-          <w:b/>
-          <w:bCs/>
-        </w:rPr>
-        <w:t>?</w:t>
+        <w:t>MOST COST-</w:t>
+      </w:r>
+      <w:r>
+        <w:rPr>
+          <w:b/>
+          <w:bCs/>
+        </w:rPr>
+        <w:t>effectively?</w:t>
       </w:r>
     </w:p>
     <w:p>
@@ -27166,23 +25200,7 @@
           <w:b/>
           <w:bCs/>
         </w:rPr>
-        <w:t xml:space="preserve"> data </w:t>
-      </w:r>
-      <w:proofErr w:type="spellStart"/>
-      <w:r>
-        <w:rPr>
-          <w:b/>
-          <w:bCs/>
-        </w:rPr>
-        <w:t>center</w:t>
-      </w:r>
-      <w:proofErr w:type="spellEnd"/>
-      <w:r>
-        <w:rPr>
-          <w:b/>
-          <w:bCs/>
-        </w:rPr>
-        <w:t xml:space="preserve">. The AWS resources will include </w:t>
+        <w:t xml:space="preserve"> data center. The AWS resources will include </w:t>
       </w:r>
       <w:r>
         <w:rPr>
@@ -27392,17 +25410,8 @@
           <w:b/>
           <w:bCs/>
         </w:rPr>
-        <w:t>Correct Answer: </w:t>
-      </w:r>
-      <w:proofErr w:type="gramStart"/>
-      <w:r>
-        <w:rPr>
-          <w:b/>
-          <w:bCs/>
-        </w:rPr>
-        <w:t>C,D</w:t>
-      </w:r>
-      <w:proofErr w:type="gramEnd"/>
+        <w:t>Correct Answer: C,D</w:t>
+      </w:r>
       <w:r>
         <w:rPr>
           <w:b/>
@@ -27431,15 +25440,7 @@
         <w:t xml:space="preserve">   </w:t>
       </w:r>
       <w:r>
-        <w:t xml:space="preserve">To distribute load to the AWS environment while integrating with an on-premises data </w:t>
-      </w:r>
-      <w:proofErr w:type="spellStart"/>
-      <w:r>
-        <w:t>center</w:t>
-      </w:r>
-      <w:proofErr w:type="spellEnd"/>
-      <w:r>
-        <w:t>, given that network connectivity is established but no traffic is currently going to AWS, you should configure Amazon Route 53 with:</w:t>
+        <w:t>To distribute load to the AWS environment while integrating with an on-premises data center, given that network connectivity is established but no traffic is currently going to AWS, you should configure Amazon Route 53 with:</w:t>
       </w:r>
     </w:p>
     <w:p>
@@ -27641,11 +25642,7 @@
         <w:t>A record</w:t>
       </w:r>
       <w:r>
-        <w:t xml:space="preserve"> (or an ALIAS record, which functions similarly for AWS resources like load balancers). </w:t>
-      </w:r>
-      <w:proofErr w:type="gramStart"/>
-      <w:r>
-        <w:t xml:space="preserve">An </w:t>
+        <w:t xml:space="preserve"> (or an ALIAS record, which functions similarly for AWS resources like load balancers). An </w:t>
       </w:r>
       <w:r>
         <w:rPr>
@@ -27655,7 +25652,6 @@
         </w:rPr>
         <w:t>”A</w:t>
       </w:r>
-      <w:proofErr w:type="gramEnd"/>
       <w:r>
         <w:rPr>
           <w:b/>
@@ -28062,35 +26058,26 @@
           <w:color w:val="DEEAF6" w:themeColor="accent1" w:themeTint="33"/>
           <w:highlight w:val="blue"/>
         </w:rPr>
-        <w:t xml:space="preserve">on-premises data </w:t>
-      </w:r>
-      <w:proofErr w:type="spellStart"/>
+        <w:t>on-premises data centers</w:t>
+      </w:r>
+      <w:r>
+        <w:t xml:space="preserve"> in </w:t>
+      </w:r>
       <w:r>
         <w:rPr>
           <w:color w:val="DEEAF6" w:themeColor="accent1" w:themeTint="33"/>
           <w:highlight w:val="blue"/>
         </w:rPr>
-        <w:t>centers</w:t>
-      </w:r>
-      <w:proofErr w:type="spellEnd"/>
-      <w:r>
-        <w:t xml:space="preserve"> in </w:t>
+        <w:t>different l</w:t>
+      </w:r>
+      <w:r>
+        <w:t xml:space="preserve">ocations that would </w:t>
       </w:r>
       <w:r>
         <w:rPr>
           <w:color w:val="DEEAF6" w:themeColor="accent1" w:themeTint="33"/>
           <w:highlight w:val="blue"/>
         </w:rPr>
-        <w:t>different l</w:t>
-      </w:r>
-      <w:r>
-        <w:t xml:space="preserve">ocations that would </w:t>
-      </w:r>
-      <w:r>
-        <w:rPr>
-          <w:color w:val="DEEAF6" w:themeColor="accent1" w:themeTint="33"/>
-          <w:highlight w:val="blue"/>
-        </w:rPr>
         <w:t>necessitate geolocation routing</w:t>
       </w:r>
       <w:r>
@@ -28299,15 +26286,7 @@
         <w:t>B.</w:t>
       </w:r>
       <w:r>
-        <w:t xml:space="preserve"> Upload the file to Amazon </w:t>
-      </w:r>
-      <w:proofErr w:type="spellStart"/>
-      <w:r>
-        <w:t>WorkDocs</w:t>
-      </w:r>
-      <w:proofErr w:type="spellEnd"/>
-      <w:r>
-        <w:t xml:space="preserve"> and share the public link with the vendor.</w:t>
+        <w:t> Upload the file to Amazon WorkDocs and share the public link with the vendor.</w:t>
       </w:r>
     </w:p>
     <w:p>
@@ -28323,136 +26302,110 @@
         <w:t>C.</w:t>
       </w:r>
       <w:r>
-        <w:t xml:space="preserve"> Generate a </w:t>
-      </w:r>
-      <w:proofErr w:type="spellStart"/>
-      <w:r>
+        <w:t> Generate a presigned URL and have the vendor download the log file before it expires.</w:t>
+      </w:r>
+    </w:p>
+    <w:p>
+      <w:pPr>
+        <w:ind w:firstLine="720"/>
+      </w:pPr>
+      <w:r>
+        <w:rPr>
+          <w:b/>
+          <w:bCs/>
+        </w:rPr>
+        <w:t>D.</w:t>
+      </w:r>
+      <w:r>
+        <w:t> Create an IAM user for the vendor to provide access to the S3 bucket and the application. Enforce multi- factor authentication.</w:t>
+      </w:r>
+    </w:p>
+    <w:p>
+      <w:r>
+        <w:rPr>
+          <w:b/>
+          <w:bCs/>
+        </w:rPr>
+        <w:t>Correct Answer: C</w:t>
+      </w:r>
+      <w:r>
+        <w:rPr>
+          <w:b/>
+          <w:bCs/>
+        </w:rPr>
+        <w:t xml:space="preserve">   </w:t>
+      </w:r>
+      <w:r>
+        <w:t>Share an object with others</w:t>
+      </w:r>
+      <w:r>
+        <w:t xml:space="preserve">.  </w:t>
+      </w:r>
+      <w:r>
+        <w:t xml:space="preserve">All objects by default are private. Only the object owner has permission to access these objects. However, the </w:t>
+      </w:r>
+      <w:r>
+        <w:rPr>
+          <w:b/>
+          <w:bCs/>
+        </w:rPr>
+        <w:t>object owner</w:t>
+      </w:r>
+      <w:r>
+        <w:t xml:space="preserve"> can optionally </w:t>
+      </w:r>
+      <w:r>
+        <w:rPr>
+          <w:b/>
+          <w:bCs/>
+        </w:rPr>
+        <w:t>share</w:t>
+      </w:r>
+      <w:r>
+        <w:t xml:space="preserve"> objects with others by creating a presigned URL, using </w:t>
+      </w:r>
+      <w:r>
+        <w:rPr>
+          <w:b/>
+          <w:bCs/>
+        </w:rPr>
+        <w:t>their own security</w:t>
+      </w:r>
+      <w:r>
+        <w:t xml:space="preserve"> credentials, to </w:t>
+      </w:r>
+      <w:r>
+        <w:rPr>
+          <w:b/>
+          <w:bCs/>
+        </w:rPr>
+        <w:t>grant time-limited</w:t>
+      </w:r>
+      <w:r>
+        <w:t xml:space="preserve"> </w:t>
+      </w:r>
+      <w:r>
+        <w:rPr>
+          <w:b/>
+          <w:bCs/>
+        </w:rPr>
+        <w:t>permission</w:t>
+      </w:r>
+      <w:r>
+        <w:t xml:space="preserve"> to download the objects.</w:t>
+      </w:r>
+      <w:r>
+        <w:br/>
+        <w:t xml:space="preserve">When you create a presigned URL for your object, you must provide your security credentials, specify a bucket name, an object key, specify the HTTP method (GET to download the object) and expiration date and time. The </w:t>
+      </w:r>
+      <w:r>
+        <w:rPr>
+          <w:b/>
+          <w:bCs/>
+          <w:highlight w:val="green"/>
+        </w:rPr>
         <w:t>presigned</w:t>
       </w:r>
-      <w:proofErr w:type="spellEnd"/>
-      <w:r>
-        <w:t xml:space="preserve"> URL and have the vendor download the log file before it expires.</w:t>
-      </w:r>
-    </w:p>
-    <w:p>
-      <w:pPr>
-        <w:ind w:firstLine="720"/>
-      </w:pPr>
-      <w:r>
-        <w:rPr>
-          <w:b/>
-          <w:bCs/>
-        </w:rPr>
-        <w:t>D.</w:t>
-      </w:r>
-      <w:r>
-        <w:t> Create an IAM user for the vendor to provide access to the S3 bucket and the application. Enforce multi- factor authentication.</w:t>
-      </w:r>
-    </w:p>
-    <w:p>
-      <w:r>
-        <w:rPr>
-          <w:b/>
-          <w:bCs/>
-        </w:rPr>
-        <w:t>Correct Answer: C</w:t>
-      </w:r>
-      <w:r>
-        <w:rPr>
-          <w:b/>
-          <w:bCs/>
-        </w:rPr>
-        <w:t xml:space="preserve">   </w:t>
-      </w:r>
-      <w:r>
-        <w:t>Share an object with others</w:t>
-      </w:r>
-      <w:r>
-        <w:t xml:space="preserve">.  </w:t>
-      </w:r>
-      <w:r>
-        <w:t xml:space="preserve">All objects by default are private. Only the object owner has permission to access these objects. However, the </w:t>
-      </w:r>
-      <w:r>
-        <w:rPr>
-          <w:b/>
-          <w:bCs/>
-        </w:rPr>
-        <w:t>object owner</w:t>
-      </w:r>
-      <w:r>
-        <w:t xml:space="preserve"> can optionally </w:t>
-      </w:r>
-      <w:r>
-        <w:rPr>
-          <w:b/>
-          <w:bCs/>
-        </w:rPr>
-        <w:t>share</w:t>
-      </w:r>
-      <w:r>
-        <w:t xml:space="preserve"> objects with others by creating a </w:t>
-      </w:r>
-      <w:proofErr w:type="spellStart"/>
-      <w:r>
-        <w:t>presigned</w:t>
-      </w:r>
-      <w:proofErr w:type="spellEnd"/>
-      <w:r>
-        <w:t xml:space="preserve"> URL, using </w:t>
-      </w:r>
-      <w:r>
-        <w:rPr>
-          <w:b/>
-          <w:bCs/>
-        </w:rPr>
-        <w:t>their own security</w:t>
-      </w:r>
-      <w:r>
-        <w:t xml:space="preserve"> credentials, to </w:t>
-      </w:r>
-      <w:r>
-        <w:rPr>
-          <w:b/>
-          <w:bCs/>
-        </w:rPr>
-        <w:t>grant time-limited</w:t>
-      </w:r>
-      <w:r>
-        <w:t xml:space="preserve"> </w:t>
-      </w:r>
-      <w:r>
-        <w:rPr>
-          <w:b/>
-          <w:bCs/>
-        </w:rPr>
-        <w:t>permission</w:t>
-      </w:r>
-      <w:r>
-        <w:t xml:space="preserve"> to download the objects.</w:t>
-      </w:r>
-      <w:r>
-        <w:br/>
-        <w:t xml:space="preserve">When you create a </w:t>
-      </w:r>
-      <w:proofErr w:type="spellStart"/>
-      <w:r>
-        <w:t>presigned</w:t>
-      </w:r>
-      <w:proofErr w:type="spellEnd"/>
-      <w:r>
-        <w:t xml:space="preserve"> URL for your object, you must provide your security credentials, specify a bucket name, an object key, specify the HTTP method (GET to download the object) and expiration date and time. The </w:t>
-      </w:r>
-      <w:proofErr w:type="spellStart"/>
-      <w:r>
-        <w:rPr>
-          <w:b/>
-          <w:bCs/>
-          <w:highlight w:val="green"/>
-        </w:rPr>
-        <w:t>presigned</w:t>
-      </w:r>
-      <w:proofErr w:type="spellEnd"/>
       <w:r>
         <w:t xml:space="preserve"> </w:t>
       </w:r>
@@ -28492,45 +26445,27 @@
       <w:r>
         <w:t xml:space="preserve"> </w:t>
       </w:r>
-      <w:proofErr w:type="spellStart"/>
       <w:r>
         <w:rPr>
           <w:b/>
           <w:bCs/>
           <w:highlight w:val="green"/>
         </w:rPr>
-        <w:t>presigned</w:t>
-      </w:r>
-      <w:proofErr w:type="spellEnd"/>
+        <w:t>presigned URL</w:t>
+      </w:r>
+      <w:r>
+        <w:t xml:space="preserve"> can then </w:t>
+      </w:r>
       <w:r>
         <w:rPr>
           <w:b/>
           <w:bCs/>
           <w:highlight w:val="green"/>
         </w:rPr>
-        <w:t xml:space="preserve"> URL</w:t>
-      </w:r>
-      <w:r>
-        <w:t xml:space="preserve"> can then </w:t>
-      </w:r>
-      <w:r>
-        <w:rPr>
-          <w:b/>
-          <w:bCs/>
-          <w:highlight w:val="green"/>
-        </w:rPr>
         <w:t>access the object</w:t>
       </w:r>
       <w:r>
-        <w:t xml:space="preserve">. For example, if you have a video in your bucket and both the bucket and the object are private, you can share the video with others by generating a </w:t>
-      </w:r>
-      <w:proofErr w:type="spellStart"/>
-      <w:r>
-        <w:t>presigned</w:t>
-      </w:r>
-      <w:proofErr w:type="spellEnd"/>
-      <w:r>
-        <w:t xml:space="preserve"> URL.</w:t>
+        <w:t>. For example, if you have a video in your bucket and both the bucket and the object are private, you can share the video with others by generating a presigned URL.</w:t>
       </w:r>
       <w:r>
         <w:br/>
@@ -28551,11 +26486,7 @@
         <w:t xml:space="preserve">Q </w:t>
       </w:r>
       <w:r>
-        <w:t>102/</w:t>
-      </w:r>
-      <w:proofErr w:type="gramStart"/>
-      <w:r>
-        <w:t>218</w:t>
+        <w:t>102/218</w:t>
       </w:r>
       <w:r>
         <w:t xml:space="preserve">  </w:t>
@@ -28565,15 +26496,7 @@
           <w:b/>
           <w:bCs/>
         </w:rPr>
-        <w:t>Your</w:t>
-      </w:r>
-      <w:proofErr w:type="gramEnd"/>
-      <w:r>
-        <w:rPr>
-          <w:b/>
-          <w:bCs/>
-        </w:rPr>
-        <w:t xml:space="preserve"> company </w:t>
+        <w:t xml:space="preserve">Your company </w:t>
       </w:r>
       <w:r>
         <w:rPr>
@@ -28618,23 +26541,7 @@
           <w:b/>
           <w:bCs/>
         </w:rPr>
-        <w:t xml:space="preserve"> </w:t>
-      </w:r>
-      <w:proofErr w:type="gramStart"/>
-      <w:r>
-        <w:rPr>
-          <w:b/>
-          <w:bCs/>
-        </w:rPr>
-        <w:t>In</w:t>
-      </w:r>
-      <w:proofErr w:type="gramEnd"/>
-      <w:r>
-        <w:rPr>
-          <w:b/>
-          <w:bCs/>
-        </w:rPr>
-        <w:t xml:space="preserve"> web traffic </w:t>
+        <w:t xml:space="preserve"> In web traffic </w:t>
       </w:r>
       <w:r>
         <w:rPr>
@@ -28664,23 +26571,7 @@
           <w:b/>
           <w:bCs/>
         </w:rPr>
-        <w:t xml:space="preserve"> announcements to drive similar unpredictable </w:t>
-      </w:r>
-      <w:proofErr w:type="gramStart"/>
-      <w:r>
-        <w:rPr>
-          <w:b/>
-          <w:bCs/>
-        </w:rPr>
-        <w:t>bursts, and</w:t>
-      </w:r>
-      <w:proofErr w:type="gramEnd"/>
-      <w:r>
-        <w:rPr>
-          <w:b/>
-          <w:bCs/>
-        </w:rPr>
-        <w:t xml:space="preserve"> are looking </w:t>
+        <w:t xml:space="preserve"> announcements to drive similar unpredictable bursts, and are looking </w:t>
       </w:r>
       <w:r>
         <w:rPr>
@@ -28695,23 +26586,7 @@
           <w:b/>
           <w:bCs/>
         </w:rPr>
-        <w:t xml:space="preserve"> your </w:t>
-      </w:r>
-      <w:proofErr w:type="gramStart"/>
-      <w:r>
-        <w:rPr>
-          <w:b/>
-          <w:bCs/>
-        </w:rPr>
-        <w:t>infrastructures</w:t>
-      </w:r>
-      <w:proofErr w:type="gramEnd"/>
-      <w:r>
-        <w:rPr>
-          <w:b/>
-          <w:bCs/>
-        </w:rPr>
-        <w:t xml:space="preserve"> ability </w:t>
+        <w:t xml:space="preserve"> your infrastructures ability </w:t>
       </w:r>
       <w:r>
         <w:rPr>
@@ -28935,20 +26810,7 @@
         <w:t>C.</w:t>
       </w:r>
       <w:r>
-        <w:t xml:space="preserve"> Offload traffic from on-premises environment Setup a CloudFront distribution and configure CloudFront to cache objects from a custom origin Choose to customize your object cache </w:t>
-      </w:r>
-      <w:proofErr w:type="spellStart"/>
-      <w:proofErr w:type="gramStart"/>
-      <w:r>
-        <w:t>behavior</w:t>
-      </w:r>
-      <w:proofErr w:type="spellEnd"/>
-      <w:r>
-        <w:t>, and</w:t>
-      </w:r>
-      <w:proofErr w:type="gramEnd"/>
-      <w:r>
-        <w:t xml:space="preserve"> select a TTL that objects should exist in cache.</w:t>
+        <w:t> Offload traffic from on-premises environment Setup a CloudFront distribution and configure CloudFront to cache objects from a custom origin Choose to customize your object cache behavior, and select a TTL that objects should exist in cache.</w:t>
       </w:r>
     </w:p>
     <w:p>
@@ -28963,19 +26825,10 @@
         <w:t>D.</w:t>
       </w:r>
       <w:r>
-        <w:t xml:space="preserve"> Hybrid environment Create an AMI which can be used of launch web </w:t>
-      </w:r>
-      <w:proofErr w:type="spellStart"/>
-      <w:r>
-        <w:t>serfers</w:t>
-      </w:r>
-      <w:proofErr w:type="spellEnd"/>
-      <w:r>
-        <w:t xml:space="preserve"> in EC2 Create an Auto Scaling group which uses the * AMI to scale the web tier based on incoming traffic Leverage Elastic Load Balancing to balance traffic between on-premises web servers and those hosted in AWS.</w:t>
-      </w:r>
-    </w:p>
-    <w:p>
-      <w:proofErr w:type="spellStart"/>
+        <w:t> Hybrid environment Create an AMI which can be used of launch web serfers in EC2 Create an Auto Scaling group which uses the * AMI to scale the web tier based on incoming traffic Leverage Elastic Load Balancing to balance traffic between on-premises web servers and those hosted in AWS.</w:t>
+      </w:r>
+    </w:p>
+    <w:p>
       <w:r>
         <w:rPr>
           <w:b/>
@@ -28990,16 +26843,7 @@
           <w:bCs/>
           <w:strike/>
         </w:rPr>
-        <w:t>Correct</w:t>
-      </w:r>
-      <w:proofErr w:type="spellEnd"/>
-      <w:r>
-        <w:rPr>
-          <w:b/>
-          <w:bCs/>
-          <w:strike/>
-        </w:rPr>
-        <w:t xml:space="preserve"> Answer:</w:t>
+        <w:t>Correct Answer:</w:t>
       </w:r>
       <w:r>
         <w:rPr>
@@ -29154,15 +26998,7 @@
         <w:t>Auto Scaling Group (ASG)</w:t>
       </w:r>
       <w:r>
-        <w:t xml:space="preserve">. The ASG will automatically launch new EC2 instances (scaling out) when traffic demand increases and </w:t>
-      </w:r>
-      <w:proofErr w:type="gramStart"/>
-      <w:r>
-        <w:t>terminate</w:t>
-      </w:r>
-      <w:proofErr w:type="gramEnd"/>
-      <w:r>
-        <w:t xml:space="preserve"> them (scaling in) when demand decreases, ensuring you only pay for the capacity you use.</w:t>
+        <w:t>. The ASG will automatically launch new EC2 instances (scaling out) when traffic demand increases and terminate them (scaling in) when demand decreases, ensuring you only pay for the capacity you use.</w:t>
       </w:r>
     </w:p>
     <w:p>
@@ -29206,15 +27042,7 @@
         </w:numPr>
       </w:pPr>
       <w:r>
-        <w:t xml:space="preserve">Your existing Linux server hosting the MySQL database will remain in your on-premises data </w:t>
-      </w:r>
-      <w:proofErr w:type="spellStart"/>
-      <w:r>
-        <w:t>center</w:t>
-      </w:r>
-      <w:proofErr w:type="spellEnd"/>
-      <w:r>
-        <w:t>.</w:t>
+        <w:t>Your existing Linux server hosting the MySQL database will remain in your on-premises data center.</w:t>
       </w:r>
     </w:p>
     <w:p>
@@ -30067,32 +27895,7 @@
           <w:b/>
           <w:bCs/>
         </w:rPr>
-        <w:t xml:space="preserve">Customize object cache </w:t>
-      </w:r>
-      <w:proofErr w:type="spellStart"/>
-      <w:proofErr w:type="gramStart"/>
-      <w:r>
-        <w:rPr>
-          <w:b/>
-          <w:bCs/>
-        </w:rPr>
-        <w:t>behavior</w:t>
-      </w:r>
-      <w:proofErr w:type="spellEnd"/>
-      <w:r>
-        <w:rPr>
-          <w:b/>
-          <w:bCs/>
-        </w:rPr>
-        <w:t>, and</w:t>
-      </w:r>
-      <w:proofErr w:type="gramEnd"/>
-      <w:r>
-        <w:rPr>
-          <w:b/>
-          <w:bCs/>
-        </w:rPr>
-        <w:t xml:space="preserve"> select a TTL that objects should exist in cache:</w:t>
+        <w:t>Customize object cache behavior, and select a TTL that objects should exist in cache:</w:t>
       </w:r>
       <w:r>
         <w:t xml:space="preserve"> While </w:t>
@@ -30429,7 +28232,6 @@
         </w:rPr>
         <w:t xml:space="preserve"> </w:t>
       </w:r>
-      <w:proofErr w:type="gramStart"/>
       <w:r>
         <w:rPr>
           <w:b/>
@@ -30446,7 +28248,6 @@
         </w:rPr>
         <w:t>(</w:t>
       </w:r>
-      <w:proofErr w:type="gramEnd"/>
       <w:r>
         <w:rPr>
           <w:sz w:val="20"/>
@@ -30745,7 +28546,6 @@
       </w:pPr>
     </w:p>
     <w:p>
-      <w:proofErr w:type="spellStart"/>
       <w:r>
         <w:rPr>
           <w:b/>
@@ -30760,18 +28560,8 @@
           <w:bCs/>
           <w:strike/>
         </w:rPr>
-        <w:t>Correct</w:t>
-      </w:r>
-      <w:proofErr w:type="spellEnd"/>
-      <w:r>
-        <w:rPr>
-          <w:b/>
-          <w:bCs/>
-          <w:strike/>
-        </w:rPr>
-        <w:t xml:space="preserve"> Answer: </w:t>
-      </w:r>
-      <w:proofErr w:type="gramStart"/>
+        <w:t>Correct Answer: </w:t>
+      </w:r>
       <w:r>
         <w:rPr>
           <w:b/>
@@ -30793,7 +28583,6 @@
       <w:r>
         <w:t>Explanation</w:t>
       </w:r>
-      <w:proofErr w:type="gramEnd"/>
       <w:r>
         <w:t xml:space="preserve">  </w:t>
       </w:r>
@@ -32128,7 +29917,6 @@
       <w:r>
         <w:t xml:space="preserve"> and an </w:t>
       </w:r>
-      <w:proofErr w:type="spellStart"/>
       <w:r>
         <w:rPr>
           <w:b/>
@@ -32137,7 +29925,6 @@
         </w:rPr>
         <w:t>AutoScalmg</w:t>
       </w:r>
-      <w:proofErr w:type="spellEnd"/>
       <w:r>
         <w:t xml:space="preserve"> group of </w:t>
       </w:r>
@@ -32284,23 +30071,7 @@
         <w:t>D.</w:t>
       </w:r>
       <w:r>
-        <w:t xml:space="preserve"> Recommend mat they lease space at a </w:t>
-      </w:r>
-      <w:proofErr w:type="spellStart"/>
-      <w:r>
-        <w:t>DirectConnect</w:t>
-      </w:r>
-      <w:proofErr w:type="spellEnd"/>
-      <w:r>
-        <w:t xml:space="preserve"> partner location and establish a 1G </w:t>
-      </w:r>
-      <w:proofErr w:type="spellStart"/>
-      <w:r>
-        <w:t>DirectConnect</w:t>
-      </w:r>
-      <w:proofErr w:type="spellEnd"/>
-      <w:r>
-        <w:t xml:space="preserve"> connection to t</w:t>
+        <w:t> Recommend mat they lease space at a DirectConnect partner location and establish a 1G DirectConnect connection to t</w:t>
       </w:r>
       <w:r>
         <w:t>h</w:t>
@@ -32324,15 +30095,7 @@
         <w:t>T</w:t>
       </w:r>
       <w:r>
-        <w:t xml:space="preserve">hey would then establish Internet connectivity into their space, filter the traffic in hardware Web Application Firewall (WAF). And then pass the traffic through the </w:t>
-      </w:r>
-      <w:proofErr w:type="spellStart"/>
-      <w:r>
-        <w:t>DirectConnect</w:t>
-      </w:r>
-      <w:proofErr w:type="spellEnd"/>
-      <w:r>
-        <w:t xml:space="preserve"> connection into their application running in their VPC.</w:t>
+        <w:t>hey would then establish Internet connectivity into their space, filter the traffic in hardware Web Application Firewall (WAF). And then pass the traffic through the DirectConnect connection into their application running in their VPC.</w:t>
       </w:r>
     </w:p>
     <w:p>
@@ -32678,7 +30441,6 @@
           <w:bCs/>
         </w:rPr>
       </w:pPr>
-      <w:proofErr w:type="spellStart"/>
       <w:r>
         <w:rPr>
           <w:b/>
@@ -32693,16 +30455,7 @@
           <w:bCs/>
           <w:strike/>
         </w:rPr>
-        <w:t>Correct</w:t>
-      </w:r>
-      <w:proofErr w:type="spellEnd"/>
-      <w:r>
-        <w:rPr>
-          <w:b/>
-          <w:bCs/>
-          <w:strike/>
-        </w:rPr>
-        <w:t xml:space="preserve"> Answer:</w:t>
+        <w:t>Correct Answer:</w:t>
       </w:r>
       <w:r>
         <w:rPr>
@@ -32761,7 +30514,6 @@
         </w:rPr>
         <w:t>/</w:t>
       </w:r>
-      <w:proofErr w:type="gramStart"/>
       <w:r>
         <w:rPr>
           <w:b/>
@@ -32778,7 +30530,6 @@
         </w:rPr>
         <w:t xml:space="preserve"> that</w:t>
       </w:r>
-      <w:proofErr w:type="gramEnd"/>
       <w:r>
         <w:rPr>
           <w:b/>
@@ -32803,7 +30554,6 @@
         </w:rPr>
         <w:t xml:space="preserve"> </w:t>
       </w:r>
-      <w:proofErr w:type="gramStart"/>
       <w:r>
         <w:rPr>
           <w:b/>
@@ -32837,17 +30587,7 @@
           <w:sz w:val="24"/>
           <w:szCs w:val="24"/>
         </w:rPr>
-        <w:t>.</w:t>
-      </w:r>
-      <w:proofErr w:type="gramEnd"/>
-      <w:r>
-        <w:rPr>
-          <w:b/>
-          <w:bCs/>
-          <w:sz w:val="24"/>
-          <w:szCs w:val="24"/>
-        </w:rPr>
-        <w:t xml:space="preserve"> </w:t>
+        <w:t xml:space="preserve">. </w:t>
       </w:r>
       <w:r>
         <w:rPr>
@@ -32985,15 +30725,7 @@
         </w:numPr>
       </w:pPr>
       <w:r>
-        <w:t xml:space="preserve">This option refers to the inherent </w:t>
-      </w:r>
-      <w:proofErr w:type="spellStart"/>
-      <w:r>
-        <w:t>behavior</w:t>
-      </w:r>
-      <w:proofErr w:type="spellEnd"/>
-      <w:r>
-        <w:t xml:space="preserve"> of EBS snapshots. Even if you only retain the "latest" snapshot in your management view, AWS still stores all the necessary underlying incremental blocks from prior snapshots that are needed to reconstruct that "latest" complete state. Because you're only keeping what's essential to restore the </w:t>
+        <w:t xml:space="preserve">This option refers to the inherent behavior of EBS snapshots. Even if you only retain the "latest" snapshot in your management view, AWS still stores all the necessary underlying incremental blocks from prior snapshots that are needed to reconstruct that "latest" complete state. Because you're only keeping what's essential to restore the </w:t>
       </w:r>
       <w:r>
         <w:rPr>
@@ -33097,15 +30829,7 @@
         </w:numPr>
       </w:pPr>
       <w:r>
-        <w:t xml:space="preserve">EBS snapshots do not overwrite one another. Each snapshot creates a new point-in-time reference. AWS manages the underlying incremental blocks. If snapshots could overwrite each other, you would lose previous recovery points, which is contrary to the purpose of snapshots for backup and recovery. This statement describes a non-existent </w:t>
-      </w:r>
-      <w:proofErr w:type="spellStart"/>
-      <w:r>
-        <w:t>behavior</w:t>
-      </w:r>
-      <w:proofErr w:type="spellEnd"/>
-      <w:r>
-        <w:t>.</w:t>
+        <w:t>EBS snapshots do not overwrite one another. Each snapshot creates a new point-in-time reference. AWS manages the underlying incremental blocks. If snapshots could overwrite each other, you would lose previous recovery points, which is contrary to the purpose of snapshots for backup and recovery. This statement describes a non-existent behavior.</w:t>
       </w:r>
     </w:p>
     <w:p>
@@ -33216,7 +30940,6 @@
         </w:rPr>
         <w:br/>
       </w:r>
-      <w:proofErr w:type="gramStart"/>
       <w:r>
         <w:rPr>
           <w:b/>
@@ -33230,15 +30953,7 @@
           <w:b/>
           <w:bCs/>
         </w:rPr>
-        <w:t xml:space="preserve"> :</w:t>
-      </w:r>
-      <w:proofErr w:type="gramEnd"/>
-      <w:r>
-        <w:rPr>
-          <w:b/>
-          <w:bCs/>
-        </w:rPr>
-        <w:t xml:space="preserve">   </w:t>
+        <w:t xml:space="preserve"> :   </w:t>
       </w:r>
       <w:r>
         <w:rPr>
@@ -33473,15 +31188,7 @@
         <w:t>7</w:t>
       </w:r>
       <w:r>
-        <w:t xml:space="preserve"> For applications like databases that require higher consistency (application-consistent), you might need to pause I/O or use application-specific backup methods (like VSS for Windows or </w:t>
-      </w:r>
-      <w:proofErr w:type="spellStart"/>
-      <w:r>
-        <w:t>xfs_freeze</w:t>
-      </w:r>
-      <w:proofErr w:type="spellEnd"/>
-      <w:r>
-        <w:t xml:space="preserve"> for Linux) before taking the snapshot, or use AWS Backup which can orchestrate application-consistent backups.</w:t>
+        <w:t xml:space="preserve"> For applications like databases that require higher consistency (application-consistent), you might need to pause I/O or use application-specific backup methods (like VSS for Windows or xfs_freeze for Linux) before taking the snapshot, or use AWS Backup which can orchestrate application-consistent backups.</w:t>
       </w:r>
     </w:p>
     <w:p>
@@ -33798,15 +31505,7 @@
         <w:t>with the</w:t>
       </w:r>
       <w:r>
-        <w:t xml:space="preserve"> correct device name (e.g., /dev/</w:t>
-      </w:r>
-      <w:proofErr w:type="spellStart"/>
-      <w:r>
-        <w:t>xvda</w:t>
-      </w:r>
-      <w:proofErr w:type="spellEnd"/>
-      <w:r>
-        <w:t xml:space="preserve"> for Linux root volumes), </w:t>
+        <w:t xml:space="preserve"> correct device name (e.g., /dev/xvda for Linux root volumes), </w:t>
       </w:r>
       <w:r>
         <w:rPr>
@@ -34072,7 +31771,6 @@
         </w:rPr>
         <w:t xml:space="preserve">policy </w:t>
       </w:r>
-      <w:proofErr w:type="gramStart"/>
       <w:r>
         <w:rPr>
           <w:b/>
@@ -34081,11 +31779,9 @@
         </w:rPr>
         <w:t>mandates</w:t>
       </w:r>
-      <w:proofErr w:type="gramEnd"/>
       <w:r>
         <w:t xml:space="preserve"> identity federation and </w:t>
       </w:r>
-      <w:proofErr w:type="gramStart"/>
       <w:r>
         <w:rPr>
           <w:b/>
@@ -34094,7 +31790,6 @@
         </w:rPr>
         <w:t>role based</w:t>
       </w:r>
-      <w:proofErr w:type="gramEnd"/>
       <w:r>
         <w:t xml:space="preserve"> access control. Roles are currently </w:t>
       </w:r>
@@ -34323,15 +32018,7 @@
       </w:r>
       <w:r>
         <w:br/>
-        <w:t xml:space="preserve">The company has a </w:t>
-      </w:r>
-      <w:proofErr w:type="gramStart"/>
-      <w:r>
-        <w:t>high performance</w:t>
-      </w:r>
-      <w:proofErr w:type="gramEnd"/>
-      <w:r>
-        <w:t xml:space="preserve"> computing (</w:t>
+        <w:t>The company has a high performance computing (</w:t>
       </w:r>
       <w:r>
         <w:rPr>
@@ -34348,17 +32035,8 @@
           <w:b/>
           <w:bCs/>
         </w:rPr>
-        <w:t xml:space="preserve">data </w:t>
-      </w:r>
-      <w:proofErr w:type="spellStart"/>
-      <w:r>
-        <w:rPr>
-          <w:b/>
-          <w:bCs/>
-        </w:rPr>
-        <w:t>center</w:t>
-      </w:r>
-      <w:proofErr w:type="spellEnd"/>
+        <w:t>data center</w:t>
+      </w:r>
       <w:r>
         <w:t xml:space="preserve"> and wants </w:t>
       </w:r>
@@ -34459,15 +32137,7 @@
         <w:t>A.</w:t>
       </w:r>
       <w:r>
-        <w:t xml:space="preserve"> Use Amazon </w:t>
-      </w:r>
-      <w:proofErr w:type="spellStart"/>
-      <w:r>
-        <w:t>FSx</w:t>
-      </w:r>
-      <w:proofErr w:type="spellEnd"/>
-      <w:r>
-        <w:t xml:space="preserve"> for Lustre </w:t>
+        <w:t xml:space="preserve"> Use Amazon FSx for Lustre </w:t>
       </w:r>
       <w:r>
         <w:rPr>
@@ -34510,15 +32180,7 @@
         <w:t>C.</w:t>
       </w:r>
       <w:r>
-        <w:t xml:space="preserve"> Use Amazon </w:t>
-      </w:r>
-      <w:proofErr w:type="spellStart"/>
-      <w:r>
-        <w:t>FSx</w:t>
-      </w:r>
-      <w:proofErr w:type="spellEnd"/>
-      <w:r>
-        <w:t xml:space="preserve"> for Lustre </w:t>
+        <w:t xml:space="preserve"> Use Amazon FSx for Lustre </w:t>
       </w:r>
       <w:r>
         <w:rPr>
@@ -34635,15 +32297,7 @@
         <w:t>NOT</w:t>
       </w:r>
       <w:r>
-        <w:t xml:space="preserve"> a particular EC2 instance, and it remains associated with your account until you choose to explicitly release it. By </w:t>
-      </w:r>
-      <w:proofErr w:type="gramStart"/>
-      <w:r>
-        <w:t>default</w:t>
-      </w:r>
-      <w:proofErr w:type="gramEnd"/>
-      <w:r>
-        <w:t xml:space="preserve"> how many EIPs is each AWS account limited to on a per region basis?</w:t>
+        <w:t xml:space="preserve"> a particular EC2 instance, and it remains associated with your account until you choose to explicitly release it. By default how many EIPs is each AWS account limited to on a per region basis?</w:t>
       </w:r>
     </w:p>
     <w:p>
@@ -34761,15 +32415,7 @@
         <w:t>load balancing</w:t>
       </w:r>
       <w:r>
-        <w:t xml:space="preserve"> use </w:t>
-      </w:r>
-      <w:proofErr w:type="gramStart"/>
-      <w:r>
-        <w:t>cases, and</w:t>
-      </w:r>
-      <w:proofErr w:type="gramEnd"/>
-      <w:r>
-        <w:t xml:space="preserve"> </w:t>
+        <w:t xml:space="preserve"> use cases, and </w:t>
       </w:r>
       <w:r>
         <w:rPr>
@@ -34811,15 +32457,7 @@
         <w:t>additional EIPs</w:t>
       </w:r>
       <w:r>
-        <w:t xml:space="preserve">, you </w:t>
-      </w:r>
-      <w:proofErr w:type="gramStart"/>
-      <w:r>
-        <w:t>would</w:t>
-      </w:r>
-      <w:proofErr w:type="gramEnd"/>
-      <w:r>
-        <w:t xml:space="preserve"> need to complete the Amazon EC2</w:t>
+        <w:t>, you would need to complete the Amazon EC2</w:t>
       </w:r>
       <w:r>
         <w:t xml:space="preserve"> </w:t>
@@ -34847,13 +32485,8 @@
         <w:t xml:space="preserve"> </w:t>
       </w:r>
       <w:r>
-        <w:t xml:space="preserve">http://docs.aws.amazon.com/AWSEC2/latest/UserGuide/elastic-ip-addresses-eip.html#using-instance-ad </w:t>
-      </w:r>
-      <w:proofErr w:type="gramStart"/>
-      <w:r>
-        <w:t>dressing-limit</w:t>
-      </w:r>
-      <w:proofErr w:type="gramEnd"/>
+        <w:t>http://docs.aws.amazon.com/AWSEC2/latest/UserGuide/elastic-ip-addresses-eip.html#using-instance-ad dressing-limit</w:t>
+      </w:r>
     </w:p>
     <w:p>
       <w:r>
@@ -34863,11 +32496,7 @@
         <w:t xml:space="preserve">Q </w:t>
       </w:r>
       <w:r>
-        <w:t>110/</w:t>
-      </w:r>
-      <w:proofErr w:type="gramStart"/>
-      <w:r>
-        <w:t>21</w:t>
+        <w:t>110/21</w:t>
       </w:r>
       <w:r>
         <w:t xml:space="preserve">8 </w:t>
@@ -34876,11 +32505,7 @@
         <w:t xml:space="preserve"> </w:t>
       </w:r>
       <w:r>
-        <w:t>You</w:t>
-      </w:r>
-      <w:proofErr w:type="gramEnd"/>
-      <w:r>
-        <w:t xml:space="preserve"> have been asked to design a fault-tolerant and scalable web application </w:t>
+        <w:t xml:space="preserve">You have been asked to design a fault-tolerant and scalable web application </w:t>
       </w:r>
       <w:r>
         <w:rPr>
@@ -34959,15 +32584,7 @@
         <w:t>A.</w:t>
       </w:r>
       <w:r>
-        <w:t xml:space="preserve"> Deploy one auto scaling group that includes </w:t>
-      </w:r>
-      <w:proofErr w:type="spellStart"/>
-      <w:r>
-        <w:t>al</w:t>
-      </w:r>
-      <w:proofErr w:type="spellEnd"/>
-      <w:r>
-        <w:t xml:space="preserve"> the web and app servers across all availability zones</w:t>
+        <w:t> Deploy one auto scaling group that includes al the web and app servers across all availability zones</w:t>
       </w:r>
     </w:p>
     <w:p>
@@ -34989,29 +32606,14 @@
         <w:rPr>
           <w:highlight w:val="darkGray"/>
         </w:rPr>
-        <w:t xml:space="preserve">Deploy two Auto Scaling </w:t>
-      </w:r>
-      <w:proofErr w:type="gramStart"/>
-      <w:r>
-        <w:rPr>
-          <w:highlight w:val="darkGray"/>
-        </w:rPr>
-        <w:t>groups</w:t>
-      </w:r>
-      <w:r>
-        <w:rPr>
-          <w:b/>
-          <w:bCs/>
-        </w:rPr>
-        <w:t>(</w:t>
-      </w:r>
-      <w:proofErr w:type="gramEnd"/>
-      <w:r>
-        <w:rPr>
-          <w:b/>
-          <w:bCs/>
-        </w:rPr>
-        <w:t>ASG)</w:t>
+        <w:t>Deploy two Auto Scaling groups</w:t>
+      </w:r>
+      <w:r>
+        <w:rPr>
+          <w:b/>
+          <w:bCs/>
+        </w:rPr>
+        <w:t>(ASG)</w:t>
       </w:r>
       <w:r>
         <w:t xml:space="preserve">: one for the </w:t>
@@ -35095,7 +32697,6 @@
           <w:bCs/>
         </w:rPr>
       </w:pPr>
-      <w:proofErr w:type="spellStart"/>
       <w:r>
         <w:rPr>
           <w:b/>
@@ -35110,16 +32711,7 @@
           <w:bCs/>
           <w:strike/>
         </w:rPr>
-        <w:t>Correct</w:t>
-      </w:r>
-      <w:proofErr w:type="spellEnd"/>
-      <w:r>
-        <w:rPr>
-          <w:b/>
-          <w:bCs/>
-          <w:strike/>
-        </w:rPr>
-        <w:t xml:space="preserve"> Answer: </w:t>
+        <w:t>Correct Answer: </w:t>
       </w:r>
       <w:r>
         <w:rPr>
@@ -35516,7 +33108,6 @@
       </w:r>
     </w:p>
     <w:p>
-      <w:proofErr w:type="gramStart"/>
       <w:r>
         <w:rPr>
           <w:lang w:val="en-US"/>
@@ -35524,11 +33115,7 @@
         <w:t xml:space="preserve">Q </w:t>
       </w:r>
       <w:r>
-        <w:t> 113</w:t>
-      </w:r>
-      <w:proofErr w:type="gramEnd"/>
-      <w:r>
-        <w:t>/218</w:t>
+        <w:t> 113/218</w:t>
       </w:r>
       <w:r>
         <w:t xml:space="preserve"> </w:t>
@@ -35563,15 +33150,7 @@
         <w:t>.</w:t>
       </w:r>
       <w:r>
-        <w:t xml:space="preserve"> The company has a </w:t>
-      </w:r>
-      <w:proofErr w:type="gramStart"/>
-      <w:r>
-        <w:t>high performance</w:t>
-      </w:r>
-      <w:proofErr w:type="gramEnd"/>
-      <w:r>
-        <w:t xml:space="preserve"> computing (</w:t>
+        <w:t xml:space="preserve"> The company has a high performance computing (</w:t>
       </w:r>
       <w:r>
         <w:rPr>
@@ -35700,15 +33279,7 @@
         <w:t>A.</w:t>
       </w:r>
       <w:r>
-        <w:t xml:space="preserve"> Create an Amazon S3 </w:t>
-      </w:r>
-      <w:proofErr w:type="gramStart"/>
-      <w:r>
-        <w:t>bucket</w:t>
-      </w:r>
-      <w:proofErr w:type="gramEnd"/>
-      <w:r>
-        <w:t xml:space="preserve"> and an Amazon Elastic File System (Amazon EFS) file system Import the data into the S3 bucket Copy the data from the S3 bucket to the EFS file system Access the EFS file system from the HPC cluster instances</w:t>
+        <w:t> Create an Amazon S3 bucket and an Amazon Elastic File System (Amazon EFS) file system Import the data into the S3 bucket Copy the data from the S3 bucket to the EFS file system Access the EFS file system from the HPC cluster instances</w:t>
       </w:r>
     </w:p>
     <w:p>
@@ -35724,31 +33295,7 @@
         <w:t>B.</w:t>
       </w:r>
       <w:r>
-        <w:t xml:space="preserve"> Create an Amazon </w:t>
-      </w:r>
-      <w:proofErr w:type="spellStart"/>
-      <w:r>
-        <w:t>FSx</w:t>
-      </w:r>
-      <w:proofErr w:type="spellEnd"/>
-      <w:r>
-        <w:t xml:space="preserve"> for Lustre file system Import the data directly into the </w:t>
-      </w:r>
-      <w:proofErr w:type="spellStart"/>
-      <w:r>
-        <w:t>FSx</w:t>
-      </w:r>
-      <w:proofErr w:type="spellEnd"/>
-      <w:r>
-        <w:t xml:space="preserve"> for Lustre file system Access the </w:t>
-      </w:r>
-      <w:proofErr w:type="spellStart"/>
-      <w:r>
-        <w:t>FSx</w:t>
-      </w:r>
-      <w:proofErr w:type="spellEnd"/>
-      <w:r>
-        <w:t xml:space="preserve"> for Lustre file system from the HPC cluster instances</w:t>
+        <w:t> Create an Amazon FSx for Lustre file system Import the data directly into the FSx for Lustre file system Access the FSx for Lustre file system from the HPC cluster instances</w:t>
       </w:r>
     </w:p>
     <w:p>
@@ -35785,33 +33332,16 @@
         <w:t>.</w:t>
       </w:r>
       <w:r>
-        <w:t xml:space="preserve"> Configure an Amazon </w:t>
-      </w:r>
-      <w:proofErr w:type="spellStart"/>
-      <w:r>
-        <w:t>FSx</w:t>
-      </w:r>
-      <w:proofErr w:type="spellEnd"/>
-      <w:r>
-        <w:t xml:space="preserve"> for Lustre file system and integrate it with the S3 bucket Access the </w:t>
-      </w:r>
-      <w:proofErr w:type="spellStart"/>
-      <w:r>
-        <w:t>FSx</w:t>
-      </w:r>
-      <w:proofErr w:type="spellEnd"/>
-      <w:r>
-        <w:t xml:space="preserve"> for Lustre file system from the HPC cluster instances</w:t>
-      </w:r>
-    </w:p>
-    <w:p>
-      <w:pPr>
-        <w:rPr>
-          <w:b/>
-          <w:bCs/>
-        </w:rPr>
-      </w:pPr>
-      <w:proofErr w:type="spellStart"/>
+        <w:t xml:space="preserve"> Configure an Amazon FSx for Lustre file system and integrate it with the S3 bucket Access the FSx for Lustre file system from the HPC cluster instances</w:t>
+      </w:r>
+    </w:p>
+    <w:p>
+      <w:pPr>
+        <w:rPr>
+          <w:b/>
+          <w:bCs/>
+        </w:rPr>
+      </w:pPr>
       <w:r>
         <w:rPr>
           <w:b/>
@@ -35826,18 +33356,8 @@
           <w:bCs/>
           <w:strike/>
         </w:rPr>
-        <w:t>Correct</w:t>
-      </w:r>
-      <w:proofErr w:type="spellEnd"/>
-      <w:r>
-        <w:rPr>
-          <w:b/>
-          <w:bCs/>
-          <w:strike/>
-        </w:rPr>
-        <w:t xml:space="preserve"> Answer: </w:t>
-      </w:r>
-      <w:proofErr w:type="gramStart"/>
+        <w:t>Correct Answer: </w:t>
+      </w:r>
       <w:r>
         <w:rPr>
           <w:b/>
@@ -35857,11 +33377,7 @@
         <w:t xml:space="preserve">  </w:t>
       </w:r>
       <w:r>
-        <w:t>The</w:t>
-      </w:r>
-      <w:proofErr w:type="gramEnd"/>
-      <w:r>
-        <w:t xml:space="preserve"> most suitable solution to meet the requirements of consistent sub-millisecond latency and high-throughput access for an HPC cluster to 200 TB of ocean survey data, after it's ingested via Snowball Edge, is</w:t>
+        <w:t>The most suitable solution to meet the requirements of consistent sub-millisecond latency and high-throughput access for an HPC cluster to 200 TB of ocean survey data, after it's ingested via Snowball Edge, is</w:t>
       </w:r>
       <w:r>
         <w:rPr>
@@ -35967,23 +33483,13 @@
         </w:rPr>
         <w:t xml:space="preserve">Amazon </w:t>
       </w:r>
-      <w:proofErr w:type="spellStart"/>
       <w:r>
         <w:rPr>
           <w:b/>
           <w:bCs/>
           <w:highlight w:val="green"/>
         </w:rPr>
-        <w:t>FSx</w:t>
-      </w:r>
-      <w:proofErr w:type="spellEnd"/>
-      <w:r>
-        <w:rPr>
-          <w:b/>
-          <w:bCs/>
-          <w:highlight w:val="green"/>
-        </w:rPr>
-        <w:t xml:space="preserve"> for Lustre</w:t>
+        <w:t>FSx for Lustre</w:t>
       </w:r>
       <w:r>
         <w:rPr>
@@ -36010,14 +33516,12 @@
       <w:r>
         <w:t xml:space="preserve"> </w:t>
       </w:r>
-      <w:proofErr w:type="spellStart"/>
       <w:r>
         <w:rPr>
           <w:highlight w:val="green"/>
         </w:rPr>
         <w:t>FSx</w:t>
       </w:r>
-      <w:proofErr w:type="spellEnd"/>
       <w:r>
         <w:t xml:space="preserve"> for Lustre is a fully managed, high-performance file system specifically designed for compute-intensive workloads like HPC, machine learning, and media processing. It offers:</w:t>
       </w:r>
@@ -36075,14 +33579,12 @@
       <w:r>
         <w:t xml:space="preserve">: </w:t>
       </w:r>
-      <w:proofErr w:type="spellStart"/>
       <w:r>
         <w:rPr>
           <w:highlight w:val="green"/>
         </w:rPr>
         <w:t>FSx</w:t>
       </w:r>
-      <w:proofErr w:type="spellEnd"/>
       <w:r>
         <w:t xml:space="preserve"> for Lustre can be seamlessly </w:t>
       </w:r>
@@ -36447,11 +33949,7 @@
         <w:t>shared access</w:t>
       </w:r>
       <w:r>
-        <w:t xml:space="preserve"> by </w:t>
-      </w:r>
-      <w:proofErr w:type="gramStart"/>
-      <w:r>
-        <w:t xml:space="preserve">a </w:t>
+        <w:t xml:space="preserve"> by a </w:t>
       </w:r>
       <w:r>
         <w:rPr>
@@ -36462,11 +33960,7 @@
         <w:t>large number</w:t>
       </w:r>
       <w:r>
-        <w:t xml:space="preserve"> of</w:t>
-      </w:r>
-      <w:proofErr w:type="gramEnd"/>
-      <w:r>
-        <w:t xml:space="preserve"> </w:t>
+        <w:t xml:space="preserve"> of </w:t>
       </w:r>
       <w:r>
         <w:rPr>
@@ -36560,33 +34054,23 @@
       <w:r>
         <w:t xml:space="preserve"> than </w:t>
       </w:r>
-      <w:proofErr w:type="spellStart"/>
       <w:r>
         <w:rPr>
           <w:b/>
           <w:bCs/>
           <w:highlight w:val="magenta"/>
         </w:rPr>
-        <w:t>FSx</w:t>
-      </w:r>
-      <w:proofErr w:type="spellEnd"/>
+        <w:t>FSx for Lustre</w:t>
+      </w:r>
+      <w:r>
+        <w:t xml:space="preserve">, especially for </w:t>
+      </w:r>
       <w:r>
         <w:rPr>
           <w:b/>
           <w:bCs/>
           <w:highlight w:val="magenta"/>
         </w:rPr>
-        <w:t xml:space="preserve"> for Lustre</w:t>
-      </w:r>
-      <w:r>
-        <w:t xml:space="preserve">, especially for </w:t>
-      </w:r>
-      <w:r>
-        <w:rPr>
-          <w:b/>
-          <w:bCs/>
-          <w:highlight w:val="magenta"/>
-        </w:rPr>
         <w:t>highly parallel HPC</w:t>
       </w:r>
       <w:r>
@@ -36601,15 +34085,7 @@
         <w:t xml:space="preserve">WON'T </w:t>
       </w:r>
       <w:r>
-        <w:t xml:space="preserve">meet the "sub-millisecond latency and </w:t>
-      </w:r>
-      <w:proofErr w:type="gramStart"/>
-      <w:r>
-        <w:t>high-throughput</w:t>
-      </w:r>
-      <w:proofErr w:type="gramEnd"/>
-      <w:r>
-        <w:t>" requirements.</w:t>
+        <w:t>meet the "sub-millisecond latency and high-throughput" requirements.</w:t>
       </w:r>
     </w:p>
     <w:p>
@@ -36641,15 +34117,7 @@
         <w:t xml:space="preserve"> step </w:t>
       </w:r>
       <w:r>
-        <w:t xml:space="preserve">that </w:t>
-      </w:r>
-      <w:proofErr w:type="spellStart"/>
-      <w:r>
-        <w:t>FSx</w:t>
-      </w:r>
-      <w:proofErr w:type="spellEnd"/>
-      <w:r>
-        <w:t xml:space="preserve"> for Lustre's direct S3 integration </w:t>
+        <w:t xml:space="preserve">that FSx for Lustre's direct S3 integration </w:t>
       </w:r>
       <w:r>
         <w:rPr>
@@ -36683,55 +34151,67 @@
           <w:b/>
           <w:bCs/>
         </w:rPr>
-        <w:t xml:space="preserve">B. Create an Amazon </w:t>
-      </w:r>
-      <w:proofErr w:type="spellStart"/>
-      <w:r>
-        <w:rPr>
-          <w:b/>
-          <w:bCs/>
-        </w:rPr>
-        <w:t>FSx</w:t>
-      </w:r>
-      <w:proofErr w:type="spellEnd"/>
-      <w:r>
-        <w:rPr>
-          <w:b/>
-          <w:bCs/>
-        </w:rPr>
-        <w:t xml:space="preserve"> for Lustre file system. Import the data directly into the </w:t>
-      </w:r>
-      <w:proofErr w:type="spellStart"/>
-      <w:r>
-        <w:rPr>
-          <w:b/>
-          <w:bCs/>
-        </w:rPr>
-        <w:t>FSx</w:t>
-      </w:r>
-      <w:proofErr w:type="spellEnd"/>
-      <w:r>
-        <w:rPr>
-          <w:b/>
-          <w:bCs/>
-        </w:rPr>
-        <w:t xml:space="preserve"> for Lustre file system. Access the </w:t>
-      </w:r>
-      <w:proofErr w:type="spellStart"/>
-      <w:r>
-        <w:rPr>
-          <w:b/>
-          <w:bCs/>
-        </w:rPr>
-        <w:t>FSx</w:t>
-      </w:r>
-      <w:proofErr w:type="spellEnd"/>
-      <w:r>
-        <w:rPr>
-          <w:b/>
-          <w:bCs/>
-        </w:rPr>
-        <w:t xml:space="preserve"> for Lustre file system from the HPC cluster instances.</w:t>
+        <w:t xml:space="preserve">B. Create an Amazon FSx for Lustre file system. Import </w:t>
+      </w:r>
+      <w:r>
+        <w:t>the</w:t>
+      </w:r>
+      <w:r>
+        <w:rPr>
+          <w:b/>
+          <w:bCs/>
+        </w:rPr>
+        <w:t xml:space="preserve"> data directly </w:t>
+      </w:r>
+      <w:r>
+        <w:t>into</w:t>
+      </w:r>
+      <w:r>
+        <w:rPr>
+          <w:b/>
+          <w:bCs/>
+        </w:rPr>
+        <w:t xml:space="preserve"> </w:t>
+      </w:r>
+      <w:r>
+        <w:t>the</w:t>
+      </w:r>
+      <w:r>
+        <w:rPr>
+          <w:b/>
+          <w:bCs/>
+        </w:rPr>
+        <w:t xml:space="preserve"> FSx for Lustre file system. Access </w:t>
+      </w:r>
+      <w:r>
+        <w:t>the</w:t>
+      </w:r>
+      <w:r>
+        <w:rPr>
+          <w:b/>
+          <w:bCs/>
+        </w:rPr>
+        <w:t xml:space="preserve"> FSx for Lustre file system </w:t>
+      </w:r>
+      <w:r>
+        <w:t>from</w:t>
+      </w:r>
+      <w:r>
+        <w:rPr>
+          <w:b/>
+          <w:bCs/>
+        </w:rPr>
+        <w:t xml:space="preserve"> </w:t>
+      </w:r>
+      <w:r>
+        <w:t>the</w:t>
+      </w:r>
+      <w:r>
+        <w:rPr>
+          <w:b/>
+          <w:bCs/>
+        </w:rPr>
+        <w:t xml:space="preserve"> HPC cluster instances.</w:t>
       </w:r>
     </w:p>
     <w:p>
@@ -36742,15 +34222,7 @@
         </w:numPr>
       </w:pPr>
       <w:r>
-        <w:t xml:space="preserve">The primary issue here is "import the data directly into the </w:t>
-      </w:r>
-      <w:proofErr w:type="spellStart"/>
-      <w:r>
-        <w:t>FSx</w:t>
-      </w:r>
-      <w:proofErr w:type="spellEnd"/>
-      <w:r>
-        <w:t xml:space="preserve"> for Lustre file system." </w:t>
+        <w:t xml:space="preserve">The primary issue here is "import the data directly into the FSx for Lustre file system." </w:t>
       </w:r>
       <w:r>
         <w:rPr>
@@ -36801,15 +34273,7 @@
         <w:t>could</w:t>
       </w:r>
       <w:r>
-        <w:t xml:space="preserve"> technically create an </w:t>
-      </w:r>
-      <w:proofErr w:type="spellStart"/>
-      <w:r>
-        <w:t>FSx</w:t>
-      </w:r>
-      <w:proofErr w:type="spellEnd"/>
-      <w:r>
-        <w:t xml:space="preserve"> for Lustre file system </w:t>
+        <w:t xml:space="preserve"> technically create an FSx for Lustre file system </w:t>
       </w:r>
       <w:r>
         <w:rPr>
@@ -36826,9 +34290,18 @@
         <w:rPr>
           <w:b/>
           <w:bCs/>
+          <w:color w:val="EE0000"/>
+          <w:highlight w:val="yellow"/>
+        </w:rPr>
+        <w:t xml:space="preserve">MOST </w:t>
+      </w:r>
+      <w:r>
+        <w:rPr>
+          <w:b/>
+          <w:bCs/>
           <w:highlight w:val="green"/>
         </w:rPr>
-        <w:t>most efficient</w:t>
+        <w:t>efficient</w:t>
       </w:r>
       <w:r>
         <w:t xml:space="preserve"> and </w:t>
@@ -37232,15 +34705,7 @@
         <w:t xml:space="preserve"> </w:t>
       </w:r>
       <w:r>
-        <w:t xml:space="preserve">to </w:t>
-      </w:r>
-      <w:proofErr w:type="gramStart"/>
-      <w:r>
-        <w:t>in order to</w:t>
-      </w:r>
-      <w:proofErr w:type="gramEnd"/>
-      <w:r>
-        <w:t xml:space="preserve"> perform updates.</w:t>
+        <w:t>to in order to perform updates.</w:t>
       </w:r>
       <w:r>
         <w:t xml:space="preserve"> </w:t>
@@ -37308,15 +34773,7 @@
         <w:t>A.</w:t>
       </w:r>
       <w:r>
-        <w:t xml:space="preserve"> Disable the password based </w:t>
-      </w:r>
-      <w:proofErr w:type="gramStart"/>
-      <w:r>
-        <w:t>login</w:t>
-      </w:r>
-      <w:proofErr w:type="gramEnd"/>
-      <w:r>
-        <w:t xml:space="preserve"> for all the users. All the users should use their own keys to connect with the instance securely.</w:t>
+        <w:t> Disable the password based login for all the users. All the users should use their own keys to connect with the instance securely.</w:t>
       </w:r>
     </w:p>
     <w:p>
@@ -37423,15 +34880,7 @@
           <w:b/>
           <w:bCs/>
         </w:rPr>
-        <w:t>Correct Answer: </w:t>
-      </w:r>
-      <w:proofErr w:type="gramStart"/>
-      <w:r>
-        <w:rPr>
-          <w:b/>
-          <w:bCs/>
-        </w:rPr>
-        <w:t>B</w:t>
+        <w:t>Correct Answer: B</w:t>
       </w:r>
       <w:r>
         <w:rPr>
@@ -37441,11 +34890,7 @@
         <w:t xml:space="preserve">  </w:t>
       </w:r>
       <w:r>
-        <w:t>Since</w:t>
-      </w:r>
-      <w:proofErr w:type="gramEnd"/>
-      <w:r>
-        <w:t xml:space="preserve"> AWS is a public cloud any application hosted on EC2 is prone to hacker attacks. It becomes extremely important for a user to setup a proper security mechanism on the EC2 instances. A few of the security measures are listed below:</w:t>
+        <w:t>Since AWS is a public cloud any application hosted on EC2 is prone to hacker attacks. It becomes extremely important for a user to setup a proper security mechanism on the EC2 instances. A few of the security measures are listed below:</w:t>
       </w:r>
       <w:r>
         <w:br/>
@@ -37587,15 +35032,7 @@
         <w:t>Provide</w:t>
       </w:r>
       <w:r>
-        <w:t xml:space="preserve"> temporary escalated privileges, such as </w:t>
-      </w:r>
-      <w:proofErr w:type="spellStart"/>
-      <w:r>
-        <w:t>sudo</w:t>
-      </w:r>
-      <w:proofErr w:type="spellEnd"/>
-      <w:r>
-        <w:t xml:space="preserve"> for users who need to </w:t>
+        <w:t xml:space="preserve"> temporary escalated privileges, such as sudo for users who need to </w:t>
       </w:r>
       <w:r>
         <w:rPr>
@@ -37781,7 +35218,7 @@
       <w:r>
         <w:t xml:space="preserve"> </w:t>
       </w:r>
-      <w:hyperlink r:id="rId8" w:history="1">
+      <w:hyperlink r:id="rId9" w:history="1">
         <w:r>
           <w:rPr>
             <w:rStyle w:val="Hyperlink"/>
@@ -37790,7 +35227,759 @@
         </w:r>
       </w:hyperlink>
     </w:p>
-    <w:p/>
+    <w:p>
+      <w:pPr>
+        <w:rPr>
+          <w:color w:val="2F5496" w:themeColor="accent5" w:themeShade="BF"/>
+        </w:rPr>
+      </w:pPr>
+      <w:r>
+        <w:t xml:space="preserve">Explanation: </w:t>
+      </w:r>
+      <w:r>
+        <w:rPr>
+          <w:color w:val="2F5496" w:themeColor="accent5" w:themeShade="BF"/>
+        </w:rPr>
+        <w:t xml:space="preserve">The recommendation that will </w:t>
+      </w:r>
+      <w:r>
+        <w:rPr>
+          <w:b/>
+          <w:bCs/>
+          <w:color w:val="2F5496" w:themeColor="accent5" w:themeShade="BF"/>
+        </w:rPr>
+        <w:t>NOT</w:t>
+      </w:r>
+      <w:r>
+        <w:rPr>
+          <w:color w:val="2F5496" w:themeColor="accent5" w:themeShade="BF"/>
+        </w:rPr>
+        <w:t xml:space="preserve"> help improve security related to instance access for the developers is:</w:t>
+      </w:r>
+    </w:p>
+    <w:p>
+      <w:pPr>
+        <w:rPr>
+          <w:color w:val="2F5496" w:themeColor="accent5" w:themeShade="BF"/>
+        </w:rPr>
+      </w:pPr>
+      <w:r>
+        <w:rPr>
+          <w:b/>
+          <w:bCs/>
+          <w:color w:val="2F5496" w:themeColor="accent5" w:themeShade="BF"/>
+        </w:rPr>
+        <w:t>B. Create an IAM policy allowing only IAM users to connect to the EC2 instances with their own SSH key.</w:t>
+      </w:r>
+    </w:p>
+    <w:p>
+      <w:pPr>
+        <w:rPr>
+          <w:color w:val="2F5496" w:themeColor="accent5" w:themeShade="BF"/>
+        </w:rPr>
+      </w:pPr>
+      <w:r>
+        <w:rPr>
+          <w:color w:val="2F5496" w:themeColor="accent5" w:themeShade="BF"/>
+        </w:rPr>
+        <w:pict w14:anchorId="13CC055C">
+          <v:rect id="_x0000_i1059" style="width:0;height:1.5pt" o:hralign="center" o:hrstd="t" o:hrnoshade="t" o:hr="t" fillcolor="gray" stroked="f"/>
+        </w:pict>
+      </w:r>
+    </w:p>
+    <w:p>
+      <w:pPr>
+        <w:rPr>
+          <w:b/>
+          <w:bCs/>
+          <w:color w:val="2F5496" w:themeColor="accent5" w:themeShade="BF"/>
+        </w:rPr>
+      </w:pPr>
+      <w:r>
+        <w:rPr>
+          <w:b/>
+          <w:bCs/>
+          <w:color w:val="2F5496" w:themeColor="accent5" w:themeShade="BF"/>
+        </w:rPr>
+        <w:t>Explanation</w:t>
+      </w:r>
+    </w:p>
+    <w:p>
+      <w:pPr>
+        <w:numPr>
+          <w:ilvl w:val="0"/>
+          <w:numId w:val="79"/>
+        </w:numPr>
+        <w:rPr>
+          <w:color w:val="2F5496" w:themeColor="accent5" w:themeShade="BF"/>
+        </w:rPr>
+      </w:pPr>
+      <w:r>
+        <w:rPr>
+          <w:b/>
+          <w:bCs/>
+          <w:color w:val="2F5496" w:themeColor="accent5" w:themeShade="BF"/>
+        </w:rPr>
+        <w:t>Instance Access vs. OS Patching:</w:t>
+      </w:r>
+      <w:r>
+        <w:rPr>
+          <w:color w:val="2F5496" w:themeColor="accent5" w:themeShade="BF"/>
+        </w:rPr>
+        <w:t xml:space="preserve"> The question specifically asks about security best practices related to </w:t>
+      </w:r>
+      <w:r>
+        <w:rPr>
+          <w:b/>
+          <w:bCs/>
+          <w:color w:val="2F5496" w:themeColor="accent5" w:themeShade="BF"/>
+        </w:rPr>
+        <w:t>instance access</w:t>
+      </w:r>
+      <w:r>
+        <w:rPr>
+          <w:color w:val="2F5496" w:themeColor="accent5" w:themeShade="BF"/>
+        </w:rPr>
+        <w:t xml:space="preserve"> for developers.</w:t>
+      </w:r>
+    </w:p>
+    <w:p>
+      <w:pPr>
+        <w:numPr>
+          <w:ilvl w:val="0"/>
+          <w:numId w:val="79"/>
+        </w:numPr>
+        <w:rPr>
+          <w:color w:val="2F5496" w:themeColor="accent5" w:themeShade="BF"/>
+        </w:rPr>
+      </w:pPr>
+      <w:r>
+        <w:rPr>
+          <w:b/>
+          <w:bCs/>
+          <w:color w:val="2F5496" w:themeColor="accent5" w:themeShade="BF"/>
+        </w:rPr>
+        <w:t>Recommendation B's Flaw:</w:t>
+      </w:r>
+      <w:r>
+        <w:rPr>
+          <w:color w:val="2F5496" w:themeColor="accent5" w:themeShade="BF"/>
+        </w:rPr>
+        <w:t xml:space="preserve"> Creating an IAM policy </w:t>
+      </w:r>
+      <w:r>
+        <w:rPr>
+          <w:i/>
+          <w:iCs/>
+          <w:color w:val="2F5496" w:themeColor="accent5" w:themeShade="BF"/>
+        </w:rPr>
+        <w:t>allowing</w:t>
+      </w:r>
+      <w:r>
+        <w:rPr>
+          <w:color w:val="2F5496" w:themeColor="accent5" w:themeShade="BF"/>
+        </w:rPr>
+        <w:t xml:space="preserve"> IAM users to connect with their own SSH key is a </w:t>
+      </w:r>
+      <w:r>
+        <w:rPr>
+          <w:b/>
+          <w:bCs/>
+          <w:color w:val="2F5496" w:themeColor="accent5" w:themeShade="BF"/>
+        </w:rPr>
+        <w:t xml:space="preserve">valid </w:t>
+      </w:r>
+      <w:r>
+        <w:rPr>
+          <w:color w:val="2F5496" w:themeColor="accent5" w:themeShade="BF"/>
+        </w:rPr>
+        <w:t>and</w:t>
+      </w:r>
+      <w:r>
+        <w:rPr>
+          <w:b/>
+          <w:bCs/>
+          <w:color w:val="2F5496" w:themeColor="accent5" w:themeShade="BF"/>
+        </w:rPr>
+        <w:t xml:space="preserve"> recommended practice</w:t>
+      </w:r>
+      <w:r>
+        <w:rPr>
+          <w:color w:val="2F5496" w:themeColor="accent5" w:themeShade="BF"/>
+        </w:rPr>
+        <w:t xml:space="preserve"> for controlling </w:t>
+      </w:r>
+      <w:r>
+        <w:rPr>
+          <w:i/>
+          <w:iCs/>
+          <w:color w:val="2F5496" w:themeColor="accent5" w:themeShade="BF"/>
+          <w:sz w:val="28"/>
+          <w:szCs w:val="28"/>
+        </w:rPr>
+        <w:t>who</w:t>
+      </w:r>
+      <w:r>
+        <w:rPr>
+          <w:color w:val="2F5496" w:themeColor="accent5" w:themeShade="BF"/>
+          <w:sz w:val="28"/>
+          <w:szCs w:val="28"/>
+        </w:rPr>
+        <w:t xml:space="preserve"> </w:t>
+      </w:r>
+      <w:r>
+        <w:rPr>
+          <w:color w:val="2F5496" w:themeColor="accent5" w:themeShade="BF"/>
+        </w:rPr>
+        <w:t xml:space="preserve">can access the instance in the AWS environment. However, the action of </w:t>
+      </w:r>
+      <w:r>
+        <w:rPr>
+          <w:i/>
+          <w:iCs/>
+          <w:color w:val="2F5496" w:themeColor="accent5" w:themeShade="BF"/>
+        </w:rPr>
+        <w:t>connecting to the EC2 instance</w:t>
+      </w:r>
+      <w:r>
+        <w:rPr>
+          <w:color w:val="2F5496" w:themeColor="accent5" w:themeShade="BF"/>
+        </w:rPr>
+        <w:t xml:space="preserve"> itself using an SSH key is handled by the </w:t>
+      </w:r>
+      <w:r>
+        <w:rPr>
+          <w:b/>
+          <w:bCs/>
+          <w:color w:val="2F5496" w:themeColor="accent5" w:themeShade="BF"/>
+        </w:rPr>
+        <w:t>OS running on the EC2 instance</w:t>
+      </w:r>
+      <w:r>
+        <w:rPr>
+          <w:color w:val="2F5496" w:themeColor="accent5" w:themeShade="BF"/>
+        </w:rPr>
+        <w:t xml:space="preserve"> and its user management (e.g., /</w:t>
+      </w:r>
+      <w:r>
+        <w:rPr>
+          <w:b/>
+          <w:bCs/>
+          <w:color w:val="2F5496" w:themeColor="accent5" w:themeShade="BF"/>
+        </w:rPr>
+        <w:t>etc/ssh/sshd_config</w:t>
+      </w:r>
+      <w:r>
+        <w:rPr>
+          <w:color w:val="2F5496" w:themeColor="accent5" w:themeShade="BF"/>
+        </w:rPr>
+        <w:t xml:space="preserve"> and user directories) and </w:t>
+      </w:r>
+      <w:r>
+        <w:rPr>
+          <w:b/>
+          <w:bCs/>
+          <w:color w:val="EE0000"/>
+          <w:highlight w:val="yellow"/>
+        </w:rPr>
+        <w:t xml:space="preserve">NOT </w:t>
+      </w:r>
+      <w:r>
+        <w:rPr>
+          <w:b/>
+          <w:bCs/>
+          <w:color w:val="2F5496" w:themeColor="accent5" w:themeShade="BF"/>
+          <w:highlight w:val="yellow"/>
+        </w:rPr>
+        <w:t>directly</w:t>
+      </w:r>
+      <w:r>
+        <w:rPr>
+          <w:b/>
+          <w:bCs/>
+          <w:color w:val="2F5496" w:themeColor="accent5" w:themeShade="BF"/>
+        </w:rPr>
+        <w:t xml:space="preserve"> by an IAM policy</w:t>
+      </w:r>
+      <w:r>
+        <w:rPr>
+          <w:color w:val="2F5496" w:themeColor="accent5" w:themeShade="BF"/>
+        </w:rPr>
+        <w:t xml:space="preserve">. An </w:t>
+      </w:r>
+      <w:r>
+        <w:rPr>
+          <w:color w:val="2F5496" w:themeColor="accent5" w:themeShade="BF"/>
+          <w:highlight w:val="cyan"/>
+        </w:rPr>
+        <w:t>IAM policy</w:t>
+      </w:r>
+      <w:r>
+        <w:rPr>
+          <w:color w:val="2F5496" w:themeColor="accent5" w:themeShade="BF"/>
+        </w:rPr>
+        <w:t xml:space="preserve"> can </w:t>
+      </w:r>
+      <w:r>
+        <w:rPr>
+          <w:color w:val="2F5496" w:themeColor="accent5" w:themeShade="BF"/>
+          <w:highlight w:val="cyan"/>
+        </w:rPr>
+        <w:t>control the ability</w:t>
+      </w:r>
+      <w:r>
+        <w:rPr>
+          <w:color w:val="2F5496" w:themeColor="accent5" w:themeShade="BF"/>
+        </w:rPr>
+        <w:t xml:space="preserve"> to </w:t>
+      </w:r>
+      <w:r>
+        <w:rPr>
+          <w:i/>
+          <w:iCs/>
+          <w:color w:val="2F5496" w:themeColor="accent5" w:themeShade="BF"/>
+        </w:rPr>
+        <w:t>use</w:t>
+      </w:r>
+      <w:r>
+        <w:rPr>
+          <w:color w:val="2F5496" w:themeColor="accent5" w:themeShade="BF"/>
+        </w:rPr>
+        <w:t xml:space="preserve"> AWS services </w:t>
+      </w:r>
+      <w:r>
+        <w:rPr>
+          <w:color w:val="2F5496" w:themeColor="accent5" w:themeShade="BF"/>
+          <w:highlight w:val="cyan"/>
+        </w:rPr>
+        <w:t>related to the</w:t>
+      </w:r>
+      <w:r>
+        <w:rPr>
+          <w:color w:val="2F5496" w:themeColor="accent5" w:themeShade="BF"/>
+        </w:rPr>
+        <w:t xml:space="preserve"> instance (like retrieving the instance's public IP or using AWS Systems Manager to connect), but it </w:t>
+      </w:r>
+      <w:r>
+        <w:rPr>
+          <w:b/>
+          <w:bCs/>
+          <w:color w:val="EE0000"/>
+          <w:highlight w:val="yellow"/>
+        </w:rPr>
+        <w:t>DOESN'T</w:t>
+      </w:r>
+      <w:r>
+        <w:rPr>
+          <w:color w:val="2F5496" w:themeColor="accent5" w:themeShade="BF"/>
+        </w:rPr>
+        <w:t xml:space="preserve"> </w:t>
+      </w:r>
+      <w:r>
+        <w:rPr>
+          <w:i/>
+          <w:iCs/>
+          <w:color w:val="2F5496" w:themeColor="accent5" w:themeShade="BF"/>
+        </w:rPr>
+        <w:t>directly</w:t>
+      </w:r>
+      <w:r>
+        <w:rPr>
+          <w:color w:val="2F5496" w:themeColor="accent5" w:themeShade="BF"/>
+        </w:rPr>
+        <w:t xml:space="preserve"> control the </w:t>
+      </w:r>
+      <w:r>
+        <w:rPr>
+          <w:color w:val="2F5496" w:themeColor="accent5" w:themeShade="BF"/>
+          <w:highlight w:val="cyan"/>
+        </w:rPr>
+        <w:t>SSH key validation</w:t>
+      </w:r>
+      <w:r>
+        <w:rPr>
+          <w:color w:val="2F5496" w:themeColor="accent5" w:themeShade="BF"/>
+        </w:rPr>
+        <w:t xml:space="preserve"> process on the </w:t>
+      </w:r>
+      <w:r>
+        <w:rPr>
+          <w:color w:val="2F5496" w:themeColor="accent5" w:themeShade="BF"/>
+          <w:highlight w:val="cyan"/>
+        </w:rPr>
+        <w:t>instance itself</w:t>
+      </w:r>
+      <w:r>
+        <w:rPr>
+          <w:color w:val="2F5496" w:themeColor="accent5" w:themeShade="BF"/>
+        </w:rPr>
+        <w:t>.</w:t>
+      </w:r>
+      <w:r>
+        <w:rPr>
+          <w:color w:val="2F5496" w:themeColor="accent5" w:themeShade="BF"/>
+          <w:vertAlign w:val="superscript"/>
+        </w:rPr>
+        <w:t>1</w:t>
+      </w:r>
+      <w:r>
+        <w:rPr>
+          <w:color w:val="2F5496" w:themeColor="accent5" w:themeShade="BF"/>
+        </w:rPr>
+        <w:t xml:space="preserve"> </w:t>
+      </w:r>
+      <w:r>
+        <w:rPr>
+          <w:b/>
+          <w:bCs/>
+          <w:color w:val="2F5496" w:themeColor="accent5" w:themeShade="BF"/>
+        </w:rPr>
+        <w:t xml:space="preserve">Crucially, the statement </w:t>
+      </w:r>
+      <w:r>
+        <w:rPr>
+          <w:color w:val="2F5496" w:themeColor="accent5" w:themeShade="BF"/>
+        </w:rPr>
+        <w:t xml:space="preserve">as </w:t>
+      </w:r>
+      <w:r>
+        <w:rPr>
+          <w:b/>
+          <w:bCs/>
+          <w:color w:val="2F5496" w:themeColor="accent5" w:themeShade="BF"/>
+        </w:rPr>
+        <w:t xml:space="preserve">written implies </w:t>
+      </w:r>
+      <w:r>
+        <w:rPr>
+          <w:color w:val="2F5496" w:themeColor="accent5" w:themeShade="BF"/>
+        </w:rPr>
+        <w:t>an</w:t>
+      </w:r>
+      <w:r>
+        <w:rPr>
+          <w:b/>
+          <w:bCs/>
+          <w:color w:val="2F5496" w:themeColor="accent5" w:themeShade="BF"/>
+        </w:rPr>
+        <w:t xml:space="preserve"> IAM policy governs </w:t>
+      </w:r>
+      <w:r>
+        <w:rPr>
+          <w:color w:val="2F5496" w:themeColor="accent5" w:themeShade="BF"/>
+        </w:rPr>
+        <w:t>the</w:t>
+      </w:r>
+      <w:r>
+        <w:rPr>
+          <w:b/>
+          <w:bCs/>
+          <w:color w:val="2F5496" w:themeColor="accent5" w:themeShade="BF"/>
+        </w:rPr>
+        <w:t xml:space="preserve"> SSH key-based access </w:t>
+      </w:r>
+      <w:r>
+        <w:rPr>
+          <w:color w:val="2F5496" w:themeColor="accent5" w:themeShade="BF"/>
+        </w:rPr>
+        <w:t>on the</w:t>
+      </w:r>
+      <w:r>
+        <w:rPr>
+          <w:b/>
+          <w:bCs/>
+          <w:color w:val="2F5496" w:themeColor="accent5" w:themeShade="BF"/>
+        </w:rPr>
+        <w:t xml:space="preserve"> instance OS level, </w:t>
+      </w:r>
+      <w:r>
+        <w:rPr>
+          <w:color w:val="2F5496" w:themeColor="accent5" w:themeShade="BF"/>
+        </w:rPr>
+        <w:t>which it</w:t>
+      </w:r>
+      <w:r>
+        <w:rPr>
+          <w:b/>
+          <w:bCs/>
+          <w:color w:val="2F5496" w:themeColor="accent5" w:themeShade="BF"/>
+        </w:rPr>
+        <w:t xml:space="preserve"> doesn't, or </w:t>
+      </w:r>
+      <w:r>
+        <w:rPr>
+          <w:color w:val="2F5496" w:themeColor="accent5" w:themeShade="BF"/>
+        </w:rPr>
+        <w:t>it is</w:t>
+      </w:r>
+      <w:r>
+        <w:rPr>
+          <w:b/>
+          <w:bCs/>
+          <w:color w:val="2F5496" w:themeColor="accent5" w:themeShade="BF"/>
+        </w:rPr>
+        <w:t xml:space="preserve"> a poor phrasing </w:t>
+      </w:r>
+      <w:r>
+        <w:rPr>
+          <w:color w:val="2F5496" w:themeColor="accent5" w:themeShade="BF"/>
+        </w:rPr>
+        <w:t>of a</w:t>
+      </w:r>
+      <w:r>
+        <w:rPr>
+          <w:b/>
+          <w:bCs/>
+          <w:color w:val="2F5496" w:themeColor="accent5" w:themeShade="BF"/>
+        </w:rPr>
+        <w:t xml:space="preserve"> good practice (like using AWS Systems Manager Session Manager, which </w:t>
+      </w:r>
+      <w:r>
+        <w:rPr>
+          <w:b/>
+          <w:bCs/>
+          <w:i/>
+          <w:iCs/>
+          <w:color w:val="2F5496" w:themeColor="accent5" w:themeShade="BF"/>
+        </w:rPr>
+        <w:t>is</w:t>
+      </w:r>
+      <w:r>
+        <w:rPr>
+          <w:b/>
+          <w:bCs/>
+          <w:color w:val="2F5496" w:themeColor="accent5" w:themeShade="BF"/>
+        </w:rPr>
+        <w:t xml:space="preserve"> IAM-controlled).</w:t>
+      </w:r>
+      <w:r>
+        <w:rPr>
+          <w:color w:val="2F5496" w:themeColor="accent5" w:themeShade="BF"/>
+        </w:rPr>
+        <w:t xml:space="preserve"> In the context of the other, clearly beneficial options, this option is the least direct or helpful method to improve the security of the standard SSH access mechanism.</w:t>
+      </w:r>
+    </w:p>
+    <w:p>
+      <w:pPr>
+        <w:numPr>
+          <w:ilvl w:val="0"/>
+          <w:numId w:val="79"/>
+        </w:numPr>
+        <w:rPr>
+          <w:color w:val="2F5496" w:themeColor="accent5" w:themeShade="BF"/>
+        </w:rPr>
+      </w:pPr>
+      <w:r>
+        <w:rPr>
+          <w:b/>
+          <w:bCs/>
+          <w:color w:val="2F5496" w:themeColor="accent5" w:themeShade="BF"/>
+        </w:rPr>
+        <w:t>Why the Others Improve Security:</w:t>
+      </w:r>
+    </w:p>
+    <w:p>
+      <w:pPr>
+        <w:numPr>
+          <w:ilvl w:val="1"/>
+          <w:numId w:val="79"/>
+        </w:numPr>
+        <w:rPr>
+          <w:color w:val="2F5496" w:themeColor="accent5" w:themeShade="BF"/>
+        </w:rPr>
+      </w:pPr>
+      <w:r>
+        <w:rPr>
+          <w:b/>
+          <w:bCs/>
+          <w:color w:val="2F5496" w:themeColor="accent5" w:themeShade="BF"/>
+        </w:rPr>
+        <w:t>A. Disable password-based login and use keys:</w:t>
+      </w:r>
+      <w:r>
+        <w:rPr>
+          <w:color w:val="2F5496" w:themeColor="accent5" w:themeShade="BF"/>
+        </w:rPr>
+        <w:t xml:space="preserve"> This is a </w:t>
+      </w:r>
+      <w:r>
+        <w:rPr>
+          <w:b/>
+          <w:bCs/>
+          <w:color w:val="2F5496" w:themeColor="accent5" w:themeShade="BF"/>
+        </w:rPr>
+        <w:t>fundamental security best practice</w:t>
+      </w:r>
+      <w:r>
+        <w:rPr>
+          <w:color w:val="2F5496" w:themeColor="accent5" w:themeShade="BF"/>
+        </w:rPr>
+        <w:t>. Passwords can be brute-forced or guessed, while strong SSH keys are cryptographically secure. This directly improves instance access security.</w:t>
+      </w:r>
+    </w:p>
+    <w:p>
+      <w:pPr>
+        <w:numPr>
+          <w:ilvl w:val="1"/>
+          <w:numId w:val="79"/>
+        </w:numPr>
+        <w:rPr>
+          <w:color w:val="2F5496" w:themeColor="accent5" w:themeShade="BF"/>
+        </w:rPr>
+      </w:pPr>
+      <w:r>
+        <w:rPr>
+          <w:b/>
+          <w:bCs/>
+          <w:color w:val="2F5496" w:themeColor="accent5" w:themeShade="BF"/>
+        </w:rPr>
+        <w:t>C. Revoke access when not needed (Principle of Least Privilege/Offboarding):</w:t>
+      </w:r>
+      <w:r>
+        <w:rPr>
+          <w:color w:val="2F5496" w:themeColor="accent5" w:themeShade="BF"/>
+        </w:rPr>
+        <w:t xml:space="preserve"> This is a </w:t>
+      </w:r>
+      <w:r>
+        <w:rPr>
+          <w:b/>
+          <w:bCs/>
+          <w:color w:val="2F5496" w:themeColor="accent5" w:themeShade="BF"/>
+        </w:rPr>
+        <w:t>critical security best practice</w:t>
+      </w:r>
+      <w:r>
+        <w:rPr>
+          <w:color w:val="2F5496" w:themeColor="accent5" w:themeShade="BF"/>
+        </w:rPr>
+        <w:t>. Permanently removing a developer's SSH key from the instance when they leave or change roles prevents unauthorized future access. This directly improves instance access security.</w:t>
+      </w:r>
+    </w:p>
+    <w:p>
+      <w:pPr>
+        <w:numPr>
+          <w:ilvl w:val="1"/>
+          <w:numId w:val="79"/>
+        </w:numPr>
+        <w:rPr>
+          <w:color w:val="2F5496" w:themeColor="accent5" w:themeShade="BF"/>
+        </w:rPr>
+      </w:pPr>
+      <w:r>
+        <w:rPr>
+          <w:b/>
+          <w:bCs/>
+          <w:color w:val="2F5496" w:themeColor="accent5" w:themeShade="BF"/>
+        </w:rPr>
+        <w:t>D. Apply the latest OS patch:</w:t>
+      </w:r>
+      <w:r>
+        <w:rPr>
+          <w:color w:val="2F5496" w:themeColor="accent5" w:themeShade="BF"/>
+        </w:rPr>
+        <w:t xml:space="preserve"> While not </w:t>
+      </w:r>
+      <w:r>
+        <w:rPr>
+          <w:i/>
+          <w:iCs/>
+          <w:color w:val="2F5496" w:themeColor="accent5" w:themeShade="BF"/>
+        </w:rPr>
+        <w:t>directly</w:t>
+      </w:r>
+      <w:r>
+        <w:rPr>
+          <w:color w:val="2F5496" w:themeColor="accent5" w:themeShade="BF"/>
+        </w:rPr>
+        <w:t xml:space="preserve"> related to the </w:t>
+      </w:r>
+      <w:r>
+        <w:rPr>
+          <w:b/>
+          <w:bCs/>
+          <w:color w:val="2F5496" w:themeColor="accent5" w:themeShade="BF"/>
+        </w:rPr>
+        <w:t>developer's access credentials</w:t>
+      </w:r>
+      <w:r>
+        <w:rPr>
+          <w:color w:val="2F5496" w:themeColor="accent5" w:themeShade="BF"/>
+        </w:rPr>
+        <w:t xml:space="preserve"> (keys, passwords), keeping the OS patched prevents </w:t>
+      </w:r>
+      <w:r>
+        <w:rPr>
+          <w:b/>
+          <w:bCs/>
+          <w:color w:val="2F5496" w:themeColor="accent5" w:themeShade="BF"/>
+        </w:rPr>
+        <w:t>vulnerabilities</w:t>
+      </w:r>
+      <w:r>
+        <w:rPr>
+          <w:color w:val="2F5496" w:themeColor="accent5" w:themeShade="BF"/>
+        </w:rPr>
+        <w:t xml:space="preserve"> in the SSH daemon (sshd) or the underlying OS/kernel from being exploited to gain unauthorized </w:t>
+      </w:r>
+      <w:r>
+        <w:rPr>
+          <w:i/>
+          <w:iCs/>
+          <w:color w:val="2F5496" w:themeColor="accent5" w:themeShade="BF"/>
+        </w:rPr>
+        <w:t>access</w:t>
+      </w:r>
+      <w:r>
+        <w:rPr>
+          <w:color w:val="2F5496" w:themeColor="accent5" w:themeShade="BF"/>
+        </w:rPr>
+        <w:t xml:space="preserve"> or </w:t>
+      </w:r>
+      <w:r>
+        <w:rPr>
+          <w:i/>
+          <w:iCs/>
+          <w:color w:val="2F5496" w:themeColor="accent5" w:themeShade="BF"/>
+        </w:rPr>
+        <w:t>privilege escalation</w:t>
+      </w:r>
+      <w:r>
+        <w:rPr>
+          <w:color w:val="2F5496" w:themeColor="accent5" w:themeShade="BF"/>
+        </w:rPr>
+        <w:t xml:space="preserve">, which is a vital part of overall instance security. This is an </w:t>
+      </w:r>
+      <w:r>
+        <w:rPr>
+          <w:b/>
+          <w:bCs/>
+          <w:color w:val="2F5496" w:themeColor="accent5" w:themeShade="BF"/>
+        </w:rPr>
+        <w:t>essential security best practice</w:t>
+      </w:r>
+      <w:r>
+        <w:rPr>
+          <w:color w:val="2F5496" w:themeColor="accent5" w:themeShade="BF"/>
+        </w:rPr>
+        <w:t xml:space="preserve"> for the instance itself.</w:t>
+      </w:r>
+    </w:p>
+    <w:p>
+      <w:pPr>
+        <w:rPr>
+          <w:color w:val="2F5496" w:themeColor="accent5" w:themeShade="BF"/>
+        </w:rPr>
+      </w:pPr>
+      <w:r>
+        <w:rPr>
+          <w:b/>
+          <w:bCs/>
+          <w:color w:val="2F5496" w:themeColor="accent5" w:themeShade="BF"/>
+        </w:rPr>
+        <w:t>In summary, Option B is the odd one out because the SSH key validation happens on the EC2 instance's OS, not directly through an IAM policy. Furthermore, Options A, C, and D are all definitive and essential security best practices.</w:t>
+      </w:r>
+    </w:p>
     <w:p>
       <w:r>
         <w:rPr>
@@ -37842,23 +36031,7 @@
           <w:b/>
           <w:bCs/>
         </w:rPr>
-        <w:t xml:space="preserve"> </w:t>
-      </w:r>
-      <w:proofErr w:type="gramStart"/>
-      <w:r>
-        <w:rPr>
-          <w:b/>
-          <w:bCs/>
-        </w:rPr>
-        <w:t>on-premise</w:t>
-      </w:r>
-      <w:proofErr w:type="gramEnd"/>
-      <w:r>
-        <w:rPr>
-          <w:b/>
-          <w:bCs/>
-        </w:rPr>
-        <w:t xml:space="preserve"> resources </w:t>
+        <w:t xml:space="preserve"> on-premise resources </w:t>
       </w:r>
       <w:r>
         <w:t>or</w:t>
@@ -37914,15 +36087,7 @@
         <w:t xml:space="preserve"> Task Runner package</w:t>
       </w:r>
       <w:r>
-        <w:t xml:space="preserve"> that can be installed on your </w:t>
-      </w:r>
-      <w:proofErr w:type="gramStart"/>
-      <w:r>
-        <w:t>on-premise</w:t>
-      </w:r>
-      <w:proofErr w:type="gramEnd"/>
-      <w:r>
-        <w:t xml:space="preserve"> hosts</w:t>
+        <w:t xml:space="preserve"> that can be installed on your on-premise hosts</w:t>
       </w:r>
     </w:p>
     <w:p>
@@ -37969,23 +36134,7 @@
         <w:t>D.</w:t>
       </w:r>
       <w:r>
-        <w:t xml:space="preserve"> By supplying a Task Runner </w:t>
-      </w:r>
-      <w:proofErr w:type="spellStart"/>
-      <w:r>
-        <w:t>json</w:t>
-      </w:r>
-      <w:proofErr w:type="spellEnd"/>
-      <w:r>
-        <w:t xml:space="preserve"> script that can be installed on your </w:t>
-      </w:r>
-      <w:proofErr w:type="gramStart"/>
-      <w:r>
-        <w:t>on-premise</w:t>
-      </w:r>
-      <w:proofErr w:type="gramEnd"/>
-      <w:r>
-        <w:t xml:space="preserve"> hosts</w:t>
+        <w:t> By supplying a Task Runner json script that can be installed on your on-premise hosts</w:t>
       </w:r>
     </w:p>
     <w:p>
@@ -38004,31 +36153,7 @@
         <w:t xml:space="preserve">   </w:t>
       </w:r>
       <w:r>
-        <w:t xml:space="preserve">To enable running activities using </w:t>
-      </w:r>
-      <w:proofErr w:type="gramStart"/>
-      <w:r>
-        <w:t>on-premise</w:t>
-      </w:r>
-      <w:proofErr w:type="gramEnd"/>
-      <w:r>
-        <w:t xml:space="preserve"> resources, AWS Data Pipeline does the following: It supply a Task Runner package that can be installed on your </w:t>
-      </w:r>
-      <w:proofErr w:type="gramStart"/>
-      <w:r>
-        <w:t>on-premise</w:t>
-      </w:r>
-      <w:proofErr w:type="gramEnd"/>
-      <w:r>
-        <w:t xml:space="preserve"> hosts. This package continuously polls the AWS Data Pipeline service for work to perform. When it's time to run a particular activity on your </w:t>
-      </w:r>
-      <w:proofErr w:type="gramStart"/>
-      <w:r>
-        <w:t>on-premise</w:t>
-      </w:r>
-      <w:proofErr w:type="gramEnd"/>
-      <w:r>
-        <w:t xml:space="preserve"> resources, it will issue the appropriate command to the Task Runner.</w:t>
+        <w:t>To enable running activities using on-premise resources, AWS Data Pipeline does the following: It supply a Task Runner package that can be installed on your on-premise hosts. This package continuously polls the AWS Data Pipeline service for work to perform. When it's time to run a particular activity on your on-premise resources, it will issue the appropriate command to the Task Runner.</w:t>
       </w:r>
       <w:r>
         <w:br/>
@@ -38224,21 +36349,13 @@
         <w:t xml:space="preserve">Q </w:t>
       </w:r>
       <w:r>
-        <w:t>117/</w:t>
-      </w:r>
-      <w:proofErr w:type="gramStart"/>
-      <w:r>
-        <w:t>218</w:t>
+        <w:t>117/218</w:t>
       </w:r>
       <w:r>
         <w:t xml:space="preserve">  </w:t>
       </w:r>
       <w:r>
-        <w:t>You</w:t>
-      </w:r>
-      <w:proofErr w:type="gramEnd"/>
-      <w:r>
-        <w:t xml:space="preserve"> are playing around with </w:t>
+        <w:t xml:space="preserve">You are playing around with </w:t>
       </w:r>
       <w:r>
         <w:rPr>
@@ -38450,15 +36567,7 @@
           <w:b/>
           <w:bCs/>
         </w:rPr>
-        <w:t>Correct Answer: </w:t>
-      </w:r>
-      <w:proofErr w:type="gramStart"/>
-      <w:r>
-        <w:rPr>
-          <w:b/>
-          <w:bCs/>
-        </w:rPr>
-        <w:t>D</w:t>
+        <w:t>Correct Answer: D</w:t>
       </w:r>
       <w:r>
         <w:rPr>
@@ -38468,11 +36577,7 @@
         <w:t xml:space="preserve">  </w:t>
       </w:r>
       <w:r>
-        <w:t>Explanation</w:t>
-      </w:r>
-      <w:proofErr w:type="gramEnd"/>
-      <w:r>
-        <w:t>/Reference:</w:t>
+        <w:t>Explanation/Reference:</w:t>
       </w:r>
       <w:r>
         <w:t xml:space="preserve">   </w:t>
@@ -38577,9 +36682,11 @@
           <w:color w:val="E2EFD9" w:themeColor="accent6" w:themeTint="33"/>
           <w:highlight w:val="darkCyan"/>
         </w:rPr>
-        <w:t xml:space="preserve">and </w:t>
-      </w:r>
-      <w:proofErr w:type="gramStart"/>
+        <w:t>and all of its related resources</w:t>
+      </w:r>
+      <w:r>
+        <w:t xml:space="preserve"> are </w:t>
+      </w:r>
       <w:r>
         <w:rPr>
           <w:i/>
@@ -38587,64 +36694,42 @@
           <w:color w:val="E2EFD9" w:themeColor="accent6" w:themeTint="33"/>
           <w:highlight w:val="darkCyan"/>
         </w:rPr>
-        <w:t>all of</w:t>
-      </w:r>
-      <w:proofErr w:type="gramEnd"/>
-      <w:r>
-        <w:rPr>
-          <w:i/>
-          <w:iCs/>
+        <w:t>deleted.</w:t>
+      </w:r>
+      <w:r>
+        <w:t xml:space="preserve"> You are </w:t>
+      </w:r>
+      <w:r>
+        <w:rPr>
           <w:color w:val="E2EFD9" w:themeColor="accent6" w:themeTint="33"/>
           <w:highlight w:val="darkCyan"/>
         </w:rPr>
-        <w:t xml:space="preserve"> its related resources</w:t>
-      </w:r>
-      <w:r>
-        <w:t xml:space="preserve"> are </w:t>
-      </w:r>
-      <w:r>
-        <w:rPr>
-          <w:i/>
-          <w:iCs/>
+        <w:t>charge</w:t>
+      </w:r>
+      <w:r>
+        <w:rPr>
+          <w:highlight w:val="darkCyan"/>
+        </w:rPr>
+        <w:t>d</w:t>
+      </w:r>
+      <w:r>
+        <w:t xml:space="preserve"> for the </w:t>
+      </w:r>
+      <w:r>
+        <w:rPr>
           <w:color w:val="E2EFD9" w:themeColor="accent6" w:themeTint="33"/>
           <w:highlight w:val="darkCyan"/>
         </w:rPr>
-        <w:t>deleted.</w:t>
-      </w:r>
-      <w:r>
-        <w:t xml:space="preserve"> You are </w:t>
+        <w:t>stack resources</w:t>
+      </w:r>
+      <w:r>
+        <w:t xml:space="preserve"> for the time they were </w:t>
       </w:r>
       <w:r>
         <w:rPr>
           <w:color w:val="E2EFD9" w:themeColor="accent6" w:themeTint="33"/>
           <w:highlight w:val="darkCyan"/>
         </w:rPr>
-        <w:t>charge</w:t>
-      </w:r>
-      <w:r>
-        <w:rPr>
-          <w:highlight w:val="darkCyan"/>
-        </w:rPr>
-        <w:t>d</w:t>
-      </w:r>
-      <w:r>
-        <w:t xml:space="preserve"> for the </w:t>
-      </w:r>
-      <w:r>
-        <w:rPr>
-          <w:color w:val="E2EFD9" w:themeColor="accent6" w:themeTint="33"/>
-          <w:highlight w:val="darkCyan"/>
-        </w:rPr>
-        <w:t>stack resources</w:t>
-      </w:r>
-      <w:r>
-        <w:t xml:space="preserve"> for the time they were </w:t>
-      </w:r>
-      <w:r>
-        <w:rPr>
-          <w:color w:val="E2EFD9" w:themeColor="accent6" w:themeTint="33"/>
-          <w:highlight w:val="darkCyan"/>
-        </w:rPr>
         <w:t>operating</w:t>
       </w:r>
       <w:r>
@@ -38653,7 +36738,7 @@
       <w:r>
         <w:br/>
       </w:r>
-      <w:hyperlink r:id="rId9" w:history="1">
+      <w:hyperlink r:id="rId10" w:history="1">
         <w:r>
           <w:rPr>
             <w:rStyle w:val="Hyperlink"/>
@@ -38667,21 +36752,13 @@
         <w:t xml:space="preserve">Q </w:t>
       </w:r>
       <w:r>
-        <w:t>118/</w:t>
-      </w:r>
-      <w:proofErr w:type="gramStart"/>
-      <w:r>
-        <w:t>218</w:t>
+        <w:t>118/218</w:t>
       </w:r>
       <w:r>
         <w:t xml:space="preserve">  </w:t>
       </w:r>
       <w:r>
-        <w:t>A</w:t>
-      </w:r>
-      <w:proofErr w:type="gramEnd"/>
-      <w:r>
-        <w:t xml:space="preserve"> solutions architect needs to </w:t>
+        <w:t xml:space="preserve">A solutions architect needs to </w:t>
       </w:r>
       <w:r>
         <w:rPr>
@@ -38873,7 +36950,6 @@
         </w:rPr>
         <w:t xml:space="preserve">   </w:t>
       </w:r>
-      <w:proofErr w:type="gramStart"/>
       <w:r>
         <w:t>Explanation</w:t>
       </w:r>
@@ -38881,19 +36957,7 @@
         <w:t xml:space="preserve">  </w:t>
       </w:r>
       <w:r>
-        <w:t>To</w:t>
-      </w:r>
-      <w:proofErr w:type="gramEnd"/>
-      <w:r>
-        <w:t xml:space="preserve"> determine the best solution, let's </w:t>
-      </w:r>
-      <w:proofErr w:type="spellStart"/>
-      <w:r>
-        <w:t>analyze</w:t>
-      </w:r>
-      <w:proofErr w:type="spellEnd"/>
-      <w:r>
-        <w:t xml:space="preserve"> each option in the context of transferring tens of millions of small files to a Snowball Edge device, where the current file interface (NFS) is experiencing slowness due to encryption and network overhead.</w:t>
+        <w:t>To determine the best solution, let's analyze each option in the context of transferring tens of millions of small files to a Snowball Edge device, where the current file interface (NFS) is experiencing slowness due to encryption and network overhead.</w:t>
       </w:r>
     </w:p>
     <w:p>
@@ -39259,7 +37323,6 @@
       <w:r>
         <w:t xml:space="preserve">like the </w:t>
       </w:r>
-      <w:proofErr w:type="spellStart"/>
       <w:r>
         <w:rPr>
           <w:b/>
@@ -39267,9 +37330,11 @@
           <w:i/>
           <w:iCs/>
         </w:rPr>
-        <w:t>aws</w:t>
-      </w:r>
-      <w:proofErr w:type="spellEnd"/>
+        <w:t>aws s3 cp</w:t>
+      </w:r>
+      <w:r>
+        <w:t xml:space="preserve"> or </w:t>
+      </w:r>
       <w:r>
         <w:rPr>
           <w:b/>
@@ -39277,30 +37342,7 @@
           <w:i/>
           <w:iCs/>
         </w:rPr>
-        <w:t xml:space="preserve"> s3 cp</w:t>
-      </w:r>
-      <w:r>
-        <w:t xml:space="preserve"> or </w:t>
-      </w:r>
-      <w:proofErr w:type="spellStart"/>
-      <w:r>
-        <w:rPr>
-          <w:b/>
-          <w:bCs/>
-          <w:i/>
-          <w:iCs/>
-        </w:rPr>
-        <w:t>aws</w:t>
-      </w:r>
-      <w:proofErr w:type="spellEnd"/>
-      <w:r>
-        <w:rPr>
-          <w:b/>
-          <w:bCs/>
-          <w:i/>
-          <w:iCs/>
-        </w:rPr>
-        <w:t xml:space="preserve"> s3 sync</w:t>
+        <w:t>aws s3 sync</w:t>
       </w:r>
       <w:r>
         <w:t xml:space="preserve"> commands. These tools are </w:t>
@@ -39667,7 +37709,6 @@
           <w:bCs/>
         </w:rPr>
       </w:pPr>
-      <w:proofErr w:type="gramStart"/>
       <w:r>
         <w:rPr>
           <w:lang w:val="en-US"/>
@@ -39675,11 +37716,7 @@
         <w:t xml:space="preserve">Q </w:t>
       </w:r>
       <w:r>
-        <w:t> 120</w:t>
-      </w:r>
-      <w:proofErr w:type="gramEnd"/>
-      <w:r>
-        <w:t>/218</w:t>
+        <w:t> 120/218</w:t>
       </w:r>
       <w:r>
         <w:t xml:space="preserve"> </w:t>
@@ -39774,21 +37811,13 @@
         <w:t xml:space="preserve">Q </w:t>
       </w:r>
       <w:r>
-        <w:t>121/</w:t>
-      </w:r>
-      <w:proofErr w:type="gramStart"/>
-      <w:r>
-        <w:t>218</w:t>
+        <w:t>121/218</w:t>
       </w:r>
       <w:r>
         <w:t xml:space="preserve">  </w:t>
       </w:r>
       <w:r>
-        <w:t>Your</w:t>
-      </w:r>
-      <w:proofErr w:type="gramEnd"/>
-      <w:r>
-        <w:t xml:space="preserve"> supervisor has asked you to build a </w:t>
+        <w:t xml:space="preserve">Your supervisor has asked you to build a </w:t>
       </w:r>
       <w:r>
         <w:rPr>
@@ -39814,73 +37843,65 @@
         <w:rPr>
           <w:highlight w:val="yellow"/>
         </w:rPr>
-        <w:t xml:space="preserve">too much </w:t>
-      </w:r>
-      <w:proofErr w:type="gramStart"/>
+        <w:t>too much money</w:t>
+      </w:r>
+      <w:r>
+        <w:t xml:space="preserve"> and he wants to be </w:t>
+      </w:r>
       <w:r>
         <w:rPr>
           <w:highlight w:val="yellow"/>
         </w:rPr>
-        <w:t>money</w:t>
-      </w:r>
-      <w:proofErr w:type="gramEnd"/>
-      <w:r>
-        <w:t xml:space="preserve"> and he wants to be </w:t>
+        <w:t>notified</w:t>
+      </w:r>
+      <w:r>
+        <w:t xml:space="preserve"> of any changes to files </w:t>
       </w:r>
       <w:r>
         <w:rPr>
           <w:highlight w:val="yellow"/>
         </w:rPr>
-        <w:t>notified</w:t>
-      </w:r>
-      <w:r>
-        <w:t xml:space="preserve"> of any changes to files </w:t>
+        <w:t>by email</w:t>
+      </w:r>
+      <w:r>
+        <w:t xml:space="preserve">. What do you think would be the </w:t>
       </w:r>
       <w:r>
         <w:rPr>
           <w:highlight w:val="yellow"/>
         </w:rPr>
-        <w:t>by email</w:t>
-      </w:r>
-      <w:r>
-        <w:t xml:space="preserve">. What do you think would be the </w:t>
+        <w:t>best A</w:t>
+      </w:r>
+      <w:r>
+        <w:t xml:space="preserve">mazon service to use </w:t>
       </w:r>
       <w:r>
         <w:rPr>
           <w:highlight w:val="yellow"/>
         </w:rPr>
-        <w:t>best A</w:t>
-      </w:r>
-      <w:r>
-        <w:t xml:space="preserve">mazon service to use </w:t>
-      </w:r>
-      <w:r>
-        <w:rPr>
+        <w:t>for the</w:t>
+      </w:r>
+      <w:r>
+        <w:t xml:space="preserve"> email solution?</w:t>
+      </w:r>
+    </w:p>
+    <w:p>
+      <w:r>
+        <w:rPr>
+          <w:b/>
+          <w:bCs/>
+        </w:rPr>
+        <w:t>A.</w:t>
+      </w:r>
+      <w:r>
+        <w:t xml:space="preserve"> Amazon </w:t>
+      </w:r>
+      <w:r>
+        <w:rPr>
+          <w:b/>
+          <w:bCs/>
           <w:highlight w:val="yellow"/>
         </w:rPr>
-        <w:t>for the</w:t>
-      </w:r>
-      <w:r>
-        <w:t xml:space="preserve"> email solution?</w:t>
-      </w:r>
-    </w:p>
-    <w:p>
-      <w:r>
-        <w:rPr>
-          <w:b/>
-          <w:bCs/>
-        </w:rPr>
-        <w:t>A.</w:t>
-      </w:r>
-      <w:r>
-        <w:t xml:space="preserve"> Amazon </w:t>
-      </w:r>
-      <w:r>
-        <w:rPr>
-          <w:b/>
-          <w:bCs/>
-          <w:highlight w:val="yellow"/>
-        </w:rPr>
         <w:t>SES</w:t>
       </w:r>
       <w:r>
@@ -39908,13 +37929,8 @@
         <w:t>B.</w:t>
       </w:r>
       <w:r>
-        <w:t xml:space="preserve"> Amazon </w:t>
-      </w:r>
-      <w:proofErr w:type="spellStart"/>
-      <w:r>
-        <w:t>CloudSearch</w:t>
-      </w:r>
-      <w:proofErr w:type="spellEnd"/>
+        <w:t> Amazon CloudSearch</w:t>
+      </w:r>
     </w:p>
     <w:p>
       <w:r>
@@ -39937,13 +37953,8 @@
         <w:t>D.</w:t>
       </w:r>
       <w:r>
-        <w:t xml:space="preserve"> Amazon </w:t>
-      </w:r>
-      <w:proofErr w:type="spellStart"/>
-      <w:r>
-        <w:t>AppStream</w:t>
-      </w:r>
-      <w:proofErr w:type="spellEnd"/>
+        <w:t> Amazon AppStream</w:t>
+      </w:r>
     </w:p>
     <w:p>
       <w:r>
@@ -39967,13 +37978,8 @@
         </w:rPr>
         <w:t xml:space="preserve">   </w:t>
       </w:r>
-      <w:proofErr w:type="gramStart"/>
-      <w:r>
-        <w:t>File change notifications</w:t>
-      </w:r>
-      <w:proofErr w:type="gramEnd"/>
-      <w:r>
-        <w:t xml:space="preserve"> can be sent via email to users following the resource with Amazon Simple Email</w:t>
+      <w:r>
+        <w:t>File change notifications can be sent via email to users following the resource with Amazon Simple Email</w:t>
       </w:r>
       <w:r>
         <w:br/>
@@ -39994,21 +38000,13 @@
         <w:t xml:space="preserve">Q </w:t>
       </w:r>
       <w:r>
-        <w:t>122/</w:t>
-      </w:r>
-      <w:proofErr w:type="gramStart"/>
-      <w:r>
-        <w:t>218</w:t>
+        <w:t>122/218</w:t>
       </w:r>
       <w:r>
         <w:t xml:space="preserve">  </w:t>
       </w:r>
       <w:r>
-        <w:t>A</w:t>
-      </w:r>
-      <w:proofErr w:type="gramEnd"/>
-      <w:r>
-        <w:t xml:space="preserve"> media company asked a Solutions Architect to design a </w:t>
+        <w:t xml:space="preserve">A media company asked a Solutions Architect to design a </w:t>
       </w:r>
       <w:r>
         <w:rPr>
@@ -40099,15 +38097,7 @@
         <w:t>A.</w:t>
       </w:r>
       <w:r>
-        <w:t xml:space="preserve"> Create an Amazon S3 bucket and store </w:t>
-      </w:r>
-      <w:proofErr w:type="gramStart"/>
-      <w:r>
-        <w:t>all of</w:t>
-      </w:r>
-      <w:proofErr w:type="gramEnd"/>
-      <w:r>
-        <w:t xml:space="preserve"> the documents in this bucket.</w:t>
+        <w:t> Create an Amazon S3 bucket and store all of the documents in this bucket.</w:t>
       </w:r>
     </w:p>
     <w:p>
@@ -40139,15 +38129,7 @@
         <w:t>C.</w:t>
       </w:r>
       <w:r>
-        <w:t xml:space="preserve"> Use Amazon Glacier to store </w:t>
-      </w:r>
-      <w:proofErr w:type="gramStart"/>
-      <w:r>
-        <w:t>all of</w:t>
-      </w:r>
-      <w:proofErr w:type="gramEnd"/>
-      <w:r>
-        <w:t xml:space="preserve"> the documents.</w:t>
+        <w:t> Use Amazon Glacier to store all of the documents.</w:t>
       </w:r>
     </w:p>
     <w:p>
@@ -40171,15 +38153,7 @@
           <w:b/>
           <w:bCs/>
         </w:rPr>
-        <w:t>Correct Answer: </w:t>
-      </w:r>
-      <w:proofErr w:type="gramStart"/>
-      <w:r>
-        <w:rPr>
-          <w:b/>
-          <w:bCs/>
-        </w:rPr>
-        <w:t>D</w:t>
+        <w:t>Correct Answer: D</w:t>
       </w:r>
       <w:r>
         <w:rPr>
@@ -40191,7 +38165,6 @@
       <w:r>
         <w:t>Explanation</w:t>
       </w:r>
-      <w:proofErr w:type="gramEnd"/>
       <w:r>
         <w:t xml:space="preserve">  </w:t>
       </w:r>
@@ -40200,19 +38173,10 @@
       </w:r>
       <w:r>
         <w:br/>
-        <w:t xml:space="preserve">Creating Resources for Amazon EFS Amazon EFS provides elastic, shared file storage that is POSIX-compliant. The file system you create supports concurrent read and write access from multiple Amazon EC2 instances and is accessible from </w:t>
-      </w:r>
-      <w:proofErr w:type="gramStart"/>
-      <w:r>
-        <w:t>all of</w:t>
-      </w:r>
-      <w:proofErr w:type="gramEnd"/>
-      <w:r>
-        <w:t xml:space="preserve"> the Availability Zones in the AWS Region where it is created.</w:t>
-      </w:r>
-    </w:p>
-    <w:p>
-      <w:proofErr w:type="gramStart"/>
+        <w:t>Creating Resources for Amazon EFS Amazon EFS provides elastic, shared file storage that is POSIX-compliant. The file system you create supports concurrent read and write access from multiple Amazon EC2 instances and is accessible from all of the Availability Zones in the AWS Region where it is created.</w:t>
+      </w:r>
+    </w:p>
+    <w:p>
       <w:r>
         <w:rPr>
           <w:lang w:val="en-US"/>
@@ -40220,25 +38184,13 @@
         <w:t xml:space="preserve">Q </w:t>
       </w:r>
       <w:r>
-        <w:t> 123</w:t>
-      </w:r>
-      <w:proofErr w:type="gramEnd"/>
-      <w:r>
-        <w:t>/</w:t>
-      </w:r>
-      <w:proofErr w:type="gramStart"/>
-      <w:r>
-        <w:t>218</w:t>
+        <w:t> 123/218</w:t>
       </w:r>
       <w:r>
         <w:t xml:space="preserve">  </w:t>
       </w:r>
       <w:r>
-        <w:t>A</w:t>
-      </w:r>
-      <w:proofErr w:type="gramEnd"/>
-      <w:r>
-        <w:t xml:space="preserve"> company wants to </w:t>
+        <w:t xml:space="preserve">A company wants to </w:t>
       </w:r>
       <w:r>
         <w:rPr>
@@ -40336,15 +38288,7 @@
         <w:t>NFS</w:t>
       </w:r>
       <w:r>
-        <w:t xml:space="preserve"> </w:t>
-      </w:r>
-      <w:proofErr w:type="gramStart"/>
-      <w:r>
-        <w:t>protocol, and</w:t>
-      </w:r>
-      <w:proofErr w:type="gramEnd"/>
-      <w:r>
-        <w:t xml:space="preserve"> </w:t>
+        <w:t xml:space="preserve"> protocol, and </w:t>
       </w:r>
       <w:r>
         <w:rPr>
@@ -40450,7 +38394,6 @@
       </w:r>
     </w:p>
     <w:p>
-      <w:proofErr w:type="spellStart"/>
       <w:r>
         <w:rPr>
           <w:b/>
@@ -40465,16 +38408,7 @@
           <w:bCs/>
           <w:strike/>
         </w:rPr>
-        <w:t>Correct</w:t>
-      </w:r>
-      <w:proofErr w:type="spellEnd"/>
-      <w:r>
-        <w:rPr>
-          <w:b/>
-          <w:bCs/>
-          <w:strike/>
-        </w:rPr>
-        <w:t xml:space="preserve"> Answer: </w:t>
+        <w:t>Correct Answer: </w:t>
       </w:r>
       <w:r>
         <w:rPr>
@@ -40678,15 +38612,7 @@
         <w:t>Stored Volume Gateway</w:t>
       </w:r>
       <w:r>
-        <w:t xml:space="preserve"> keeps the primary data copy on-premises and asynchronously backs up point-in-time snapshots to S3 (as EBS snapshots). </w:t>
-      </w:r>
-      <w:proofErr w:type="gramStart"/>
-      <w:r>
-        <w:t>Similar to</w:t>
-      </w:r>
-      <w:proofErr w:type="gramEnd"/>
-      <w:r>
-        <w:t xml:space="preserve"> cached volumes, the data is not in a format easily accessible by cloud analytics services directly from S3. This is primarily for disaster recovery and backup, not active hybrid access for analytics.</w:t>
+        <w:t xml:space="preserve"> keeps the primary data copy on-premises and asynchronously backs up point-in-time snapshots to S3 (as EBS snapshots). Similar to cached volumes, the data is not in a format easily accessible by cloud analytics services directly from S3. This is primarily for disaster recovery and backup, not active hybrid access for analytics.</w:t>
       </w:r>
     </w:p>
     <w:p>
@@ -40785,15 +38711,7 @@
         <w:t>directly accessible by a wide range of AWS cloud services</w:t>
       </w:r>
       <w:r>
-        <w:t xml:space="preserve"> for analytics (e.g., Amazon Athena, Amazon EMR, AWS Glue, Amazon Redshift Spectrum) and batch processing. This </w:t>
-      </w:r>
-      <w:proofErr w:type="spellStart"/>
-      <w:r>
-        <w:t>fulfills</w:t>
-      </w:r>
-      <w:proofErr w:type="spellEnd"/>
-      <w:r>
-        <w:t xml:space="preserve"> the requirement for cloud accessibility for analytics and batch processing.</w:t>
+        <w:t xml:space="preserve"> for analytics (e.g., Amazon Athena, Amazon EMR, AWS Glue, Amazon Redshift Spectrum) and batch processing. This fulfills the requirement for cloud accessibility for analytics and batch processing.</w:t>
       </w:r>
     </w:p>
     <w:p>
@@ -40921,15 +38839,7 @@
         <w:t>D.</w:t>
       </w:r>
       <w:r>
-        <w:t> Only if the tag "</w:t>
-      </w:r>
-      <w:proofErr w:type="spellStart"/>
-      <w:r>
-        <w:t>VPC_Change_Group</w:t>
-      </w:r>
-      <w:proofErr w:type="spellEnd"/>
-      <w:r>
-        <w:t>" is true</w:t>
+        <w:t> Only if the tag "VPC_Change_Group" is true</w:t>
       </w:r>
     </w:p>
     <w:p>
@@ -40975,23 +38885,7 @@
           <w:bCs/>
         </w:rPr>
         <w:br/>
-        <w:t xml:space="preserve">The average volume of data collected per site each day is 500 GB. Each site has a high-speed internet connection. The company's weather forecasting applications are based in a single Region and </w:t>
-      </w:r>
-      <w:proofErr w:type="spellStart"/>
-      <w:r>
-        <w:rPr>
-          <w:b/>
-          <w:bCs/>
-        </w:rPr>
-        <w:t>analyze</w:t>
-      </w:r>
-      <w:proofErr w:type="spellEnd"/>
-      <w:r>
-        <w:rPr>
-          <w:b/>
-          <w:bCs/>
-        </w:rPr>
-        <w:t xml:space="preserve"> the data daily.</w:t>
+        <w:t>The average volume of data collected per site each day is 500 GB. Each site has a high-speed internet connection. The company's weather forecasting applications are based in a single Region and analyze the data daily.</w:t>
       </w:r>
       <w:r>
         <w:rPr>
@@ -40999,23 +38893,7 @@
           <w:bCs/>
         </w:rPr>
         <w:br/>
-        <w:t xml:space="preserve">What is the FASTEST way to aggregate data for </w:t>
-      </w:r>
-      <w:proofErr w:type="gramStart"/>
-      <w:r>
-        <w:rPr>
-          <w:b/>
-          <w:bCs/>
-        </w:rPr>
-        <w:t>all of</w:t>
-      </w:r>
-      <w:proofErr w:type="gramEnd"/>
-      <w:r>
-        <w:rPr>
-          <w:b/>
-          <w:bCs/>
-        </w:rPr>
-        <w:t xml:space="preserve"> these global sites?</w:t>
+        <w:t>What is the FASTEST way to aggregate data for all of these global sites?</w:t>
       </w:r>
     </w:p>
     <w:p>
@@ -41203,16 +39081,11 @@
       </w:r>
     </w:p>
     <w:p>
-      <w:proofErr w:type="gramStart"/>
       <w:r>
         <w:t xml:space="preserve">Q </w:t>
       </w:r>
       <w:r>
-        <w:t> 127</w:t>
-      </w:r>
-      <w:proofErr w:type="gramEnd"/>
-      <w:r>
-        <w:t>/218</w:t>
+        <w:t> 127/218</w:t>
       </w:r>
     </w:p>
     <w:p>
@@ -41251,15 +39124,7 @@
         <w:t>B.</w:t>
       </w:r>
       <w:r>
-        <w:t xml:space="preserve"> You can delete a connection </w:t>
-      </w:r>
-      <w:proofErr w:type="gramStart"/>
-      <w:r>
-        <w:t>as long as</w:t>
-      </w:r>
-      <w:proofErr w:type="gramEnd"/>
-      <w:r>
-        <w:t xml:space="preserve"> there are no virtual interfaces attached to it.</w:t>
+        <w:t> You can delete a connection as long as there are no virtual interfaces attached to it.</w:t>
       </w:r>
     </w:p>
     <w:p>
@@ -41303,31 +39168,7 @@
     </w:p>
     <w:p>
       <w:r>
-        <w:t xml:space="preserve">You can manage your AWS Direct Connect connections and view connection details, accept hosted connections, and delete connections. You can view the </w:t>
-      </w:r>
-      <w:proofErr w:type="gramStart"/>
-      <w:r>
-        <w:t>current status</w:t>
-      </w:r>
-      <w:proofErr w:type="gramEnd"/>
-      <w:r>
-        <w:t xml:space="preserve"> of your connection. You can also view your connection ID, which looks </w:t>
-      </w:r>
-      <w:proofErr w:type="gramStart"/>
-      <w:r>
-        <w:t>similar to</w:t>
-      </w:r>
-      <w:proofErr w:type="gramEnd"/>
-      <w:r>
-        <w:t xml:space="preserve"> this example </w:t>
-      </w:r>
-      <w:proofErr w:type="spellStart"/>
-      <w:r>
-        <w:t>dxcon-xxxx</w:t>
-      </w:r>
-      <w:proofErr w:type="spellEnd"/>
-      <w:r>
-        <w:t>, and verify that it matches the connection ID on the Letter of Authorization (LOA) that you received from Amazon.</w:t>
+        <w:t>You can manage your AWS Direct Connect connections and view connection details, accept hosted connections, and delete connections. You can view the current status of your connection. You can also view your connection ID, which looks similar to this example dxcon-xxxx, and verify that it matches the connection ID on the Letter of Authorization (LOA) that you received from Amazon.</w:t>
       </w:r>
       <w:r>
         <w:br/>
@@ -41444,6 +39285,10 @@
       </w:r>
     </w:p>
     <w:p>
+      <w:pPr>
+        <w:pStyle w:val="NoSpacing"/>
+        <w:ind w:left="720"/>
+      </w:pPr>
       <w:r>
         <w:rPr>
           <w:b/>
@@ -41452,10 +39297,28 @@
         <w:t>A.</w:t>
       </w:r>
       <w:r>
-        <w:t> Amazon 53</w:t>
-      </w:r>
-    </w:p>
-    <w:p>
+        <w:t xml:space="preserve"> Amazon </w:t>
+      </w:r>
+      <w:r>
+        <w:rPr>
+          <w:b/>
+          <w:bCs/>
+        </w:rPr>
+        <w:t>S</w:t>
+      </w:r>
+      <w:r>
+        <w:rPr>
+          <w:b/>
+          <w:bCs/>
+        </w:rPr>
+        <w:t>3</w:t>
+      </w:r>
+    </w:p>
+    <w:p>
+      <w:pPr>
+        <w:pStyle w:val="NoSpacing"/>
+        <w:ind w:left="720"/>
+      </w:pPr>
       <w:r>
         <w:rPr>
           <w:b/>
@@ -41468,6 +39331,10 @@
       </w:r>
     </w:p>
     <w:p>
+      <w:pPr>
+        <w:pStyle w:val="NoSpacing"/>
+        <w:ind w:left="720"/>
+      </w:pPr>
       <w:r>
         <w:rPr>
           <w:b/>
@@ -41480,6 +39347,9 @@
       </w:r>
     </w:p>
     <w:p>
+      <w:pPr>
+        <w:ind w:left="720"/>
+      </w:pPr>
       <w:r>
         <w:rPr>
           <w:b/>
@@ -41507,20 +39377,21 @@
       </w:r>
     </w:p>
     <w:p>
+      <w:pPr>
+        <w:rPr>
+          <w:b/>
+          <w:bCs/>
+        </w:rPr>
+      </w:pPr>
       <w:r>
         <w:t xml:space="preserve">Q </w:t>
       </w:r>
       <w:r>
         <w:t>130/218</w:t>
       </w:r>
-    </w:p>
-    <w:p>
-      <w:pPr>
-        <w:rPr>
-          <w:b/>
-          <w:bCs/>
-        </w:rPr>
-      </w:pPr>
+      <w:r>
+        <w:t xml:space="preserve">  </w:t>
+      </w:r>
       <w:r>
         <w:rPr>
           <w:b/>
@@ -41551,6 +39422,10 @@
       </w:r>
     </w:p>
     <w:p>
+      <w:pPr>
+        <w:pStyle w:val="NoSpacing"/>
+        <w:ind w:left="720"/>
+      </w:pPr>
       <w:r>
         <w:rPr>
           <w:b/>
@@ -41559,18 +39434,14 @@
         <w:t>A.</w:t>
       </w:r>
       <w:r>
-        <w:t xml:space="preserve"> Rehost the application in AWS Elastic Beanstalk with the .NET platform in a </w:t>
-      </w:r>
-      <w:proofErr w:type="gramStart"/>
-      <w:r>
-        <w:t>Multi-AZ</w:t>
-      </w:r>
-      <w:proofErr w:type="gramEnd"/>
-      <w:r>
-        <w:t xml:space="preserve"> deployment.</w:t>
-      </w:r>
-    </w:p>
-    <w:p>
+        <w:t> Rehost the application in AWS Elastic Beanstalk with the .NET platform in a Multi-AZ deployment.</w:t>
+      </w:r>
+    </w:p>
+    <w:p>
+      <w:pPr>
+        <w:pStyle w:val="NoSpacing"/>
+        <w:ind w:left="720"/>
+      </w:pPr>
       <w:r>
         <w:rPr>
           <w:b/>
@@ -41579,18 +39450,14 @@
         <w:t>B.</w:t>
       </w:r>
       <w:r>
-        <w:t> </w:t>
-      </w:r>
-      <w:proofErr w:type="spellStart"/>
-      <w:r>
-        <w:t>Replatform</w:t>
-      </w:r>
-      <w:proofErr w:type="spellEnd"/>
-      <w:r>
-        <w:t xml:space="preserve"> the application to run on Amazon EC2 with the Amazon Linus Amazon Machine Image (AMI).</w:t>
-      </w:r>
-    </w:p>
-    <w:p>
+        <w:t> Replatform the application to run on Amazon EC2 with the Amazon Linus Amazon Machine Image (AMI).</w:t>
+      </w:r>
+    </w:p>
+    <w:p>
+      <w:pPr>
+        <w:pStyle w:val="NoSpacing"/>
+        <w:ind w:left="720"/>
+      </w:pPr>
       <w:r>
         <w:rPr>
           <w:b/>
@@ -41603,6 +39470,10 @@
       </w:r>
     </w:p>
     <w:p>
+      <w:pPr>
+        <w:pStyle w:val="NoSpacing"/>
+        <w:ind w:left="720"/>
+      </w:pPr>
       <w:r>
         <w:rPr>
           <w:b/>
@@ -41615,6 +39486,10 @@
       </w:r>
     </w:p>
     <w:p>
+      <w:pPr>
+        <w:pStyle w:val="NoSpacing"/>
+        <w:ind w:left="720"/>
+      </w:pPr>
       <w:r>
         <w:rPr>
           <w:b/>
@@ -41638,38 +39513,25 @@
           <w:b/>
           <w:bCs/>
         </w:rPr>
-        <w:t>Correct Answer: </w:t>
-      </w:r>
-      <w:proofErr w:type="gramStart"/>
-      <w:r>
-        <w:rPr>
-          <w:b/>
-          <w:bCs/>
-        </w:rPr>
-        <w:t>D,E</w:t>
-      </w:r>
-      <w:proofErr w:type="gramEnd"/>
-    </w:p>
-    <w:p>
-      <w:proofErr w:type="gramStart"/>
+        <w:t>Correct Answer: D,E</w:t>
+      </w:r>
+    </w:p>
+    <w:p>
+      <w:pPr>
+        <w:rPr>
+          <w:b/>
+          <w:bCs/>
+        </w:rPr>
+      </w:pPr>
       <w:r>
         <w:t xml:space="preserve">Q </w:t>
       </w:r>
       <w:r>
-        <w:t> 131</w:t>
-      </w:r>
-      <w:proofErr w:type="gramEnd"/>
-      <w:r>
-        <w:t>/218</w:t>
-      </w:r>
-    </w:p>
-    <w:p>
-      <w:pPr>
-        <w:rPr>
-          <w:b/>
-          <w:bCs/>
-        </w:rPr>
-      </w:pPr>
+        <w:t> 131/218</w:t>
+      </w:r>
+      <w:r>
+        <w:t xml:space="preserve"> </w:t>
+      </w:r>
       <w:r>
         <w:rPr>
           <w:b/>
@@ -41682,7 +39544,13 @@
           <w:b/>
           <w:bCs/>
         </w:rPr>
-        <w:br/>
+        <w:t xml:space="preserve"> </w:t>
+      </w:r>
+      <w:r>
+        <w:rPr>
+          <w:b/>
+          <w:bCs/>
+        </w:rPr>
         <w:t>Session state is stored in a database.</w:t>
       </w:r>
       <w:r>
@@ -41690,11 +39558,22 @@
           <w:b/>
           <w:bCs/>
         </w:rPr>
-        <w:br/>
+        <w:t xml:space="preserve"> </w:t>
+      </w:r>
+      <w:r>
+        <w:rPr>
+          <w:b/>
+          <w:bCs/>
+        </w:rPr>
         <w:t>How should the Solutions Architect modify this workload to be both highly available and scalable?</w:t>
       </w:r>
     </w:p>
     <w:p>
+      <w:pPr>
+        <w:pStyle w:val="NoSpacing"/>
+        <w:ind w:left="720"/>
+        <w:jc w:val="both"/>
+      </w:pPr>
       <w:r>
         <w:rPr>
           <w:b/>
@@ -41707,6 +39586,11 @@
       </w:r>
     </w:p>
     <w:p>
+      <w:pPr>
+        <w:pStyle w:val="NoSpacing"/>
+        <w:ind w:left="720"/>
+        <w:jc w:val="both"/>
+      </w:pPr>
       <w:r>
         <w:rPr>
           <w:b/>
@@ -41715,18 +39599,15 @@
         <w:t>B.</w:t>
       </w:r>
       <w:r>
-        <w:t xml:space="preserve"> Create a launch configuration with the AMI ID of the web server image. Create an Auto Scaling group using the </w:t>
-      </w:r>
-      <w:proofErr w:type="gramStart"/>
-      <w:r>
-        <w:t>newly-created</w:t>
-      </w:r>
-      <w:proofErr w:type="gramEnd"/>
-      <w:r>
-        <w:t xml:space="preserve"> launch configuration, and a desired capacity of two web servers across multiple Availability Zones. Use Amazon Route 53 weighted routing to balance traffic across the Auto Scaling group.</w:t>
-      </w:r>
-    </w:p>
-    <w:p>
+        <w:t> Create a launch configuration with the AMI ID of the web server image. Create an Auto Scaling group using the newly-created launch configuration, and a desired capacity of two web servers across multiple Availability Zones. Use Amazon Route 53 weighted routing to balance traffic across the Auto Scaling group.</w:t>
+      </w:r>
+    </w:p>
+    <w:p>
+      <w:pPr>
+        <w:pStyle w:val="NoSpacing"/>
+        <w:ind w:left="720"/>
+        <w:jc w:val="both"/>
+      </w:pPr>
       <w:r>
         <w:rPr>
           <w:b/>
@@ -41735,18 +39616,15 @@
         <w:t>C.</w:t>
       </w:r>
       <w:r>
-        <w:t xml:space="preserve"> Create a launch configuration with the AMI ID of the web server image. Create an Auto Scaling group using the </w:t>
-      </w:r>
-      <w:proofErr w:type="gramStart"/>
-      <w:r>
-        <w:t>newly-created</w:t>
-      </w:r>
-      <w:proofErr w:type="gramEnd"/>
-      <w:r>
-        <w:t xml:space="preserve"> launch configuration, and a desired capacity of two web servers across multiple Availability Zones. Use an ALB to balance traffic across the Auto Scaling group.</w:t>
-      </w:r>
-    </w:p>
-    <w:p>
+        <w:t> Create a launch configuration with the AMI ID of the web server image. Create an Auto Scaling group using the newly-created launch configuration, and a desired capacity of two web servers across multiple Availability Zones. Use an ALB to balance traffic across the Auto Scaling group.</w:t>
+      </w:r>
+    </w:p>
+    <w:p>
+      <w:pPr>
+        <w:pStyle w:val="NoSpacing"/>
+        <w:ind w:left="720"/>
+        <w:jc w:val="both"/>
+      </w:pPr>
       <w:r>
         <w:rPr>
           <w:b/>
@@ -41755,15 +39633,7 @@
         <w:t>D.</w:t>
       </w:r>
       <w:r>
-        <w:t xml:space="preserve"> Create a launch configuration with the AMI ID of the web server image. Create an Auto Scaling group using the </w:t>
-      </w:r>
-      <w:proofErr w:type="gramStart"/>
-      <w:r>
-        <w:t>newly-created</w:t>
-      </w:r>
-      <w:proofErr w:type="gramEnd"/>
-      <w:r>
-        <w:t xml:space="preserve"> launch configuration, and a desired capacity of two web servers across multiple regions. Use an Application Load Balancer (ALB) to balance traffic across the Auto Scaling group.</w:t>
+        <w:t> Create a launch configuration with the AMI ID of the web server image. Create an Auto Scaling group using the newly-created launch configuration, and a desired capacity of two web servers across multiple regions. Use an Application Load Balancer (ALB) to balance traffic across the Auto Scaling group.</w:t>
       </w:r>
     </w:p>
     <w:p>
@@ -41813,13 +39683,8 @@
         <w:t>A.</w:t>
       </w:r>
       <w:r>
-        <w:t> </w:t>
-      </w:r>
-      <w:proofErr w:type="spellStart"/>
-      <w:r>
-        <w:t>lnnoDB</w:t>
-      </w:r>
-      <w:proofErr w:type="spellEnd"/>
+        <w:t> lnnoDB</w:t>
+      </w:r>
     </w:p>
     <w:p>
       <w:r>
@@ -41830,13 +39695,8 @@
         <w:t>B.</w:t>
       </w:r>
       <w:r>
-        <w:t> </w:t>
-      </w:r>
-      <w:proofErr w:type="spellStart"/>
-      <w:r>
-        <w:t>MyISAM</w:t>
-      </w:r>
-      <w:proofErr w:type="spellEnd"/>
+        <w:t> MyISAM</w:t>
+      </w:r>
     </w:p>
     <w:p>
       <w:pPr>
@@ -47471,6 +45331,155 @@
     </w:lvl>
   </w:abstractNum>
   <w:abstractNum w:abstractNumId="39" w15:restartNumberingAfterBreak="0">
+    <w:nsid w:val="316B23E9"/>
+    <w:multiLevelType w:val="multilevel"/>
+    <w:tmpl w:val="919E0590"/>
+    <w:lvl w:ilvl="0">
+      <w:start w:val="1"/>
+      <w:numFmt w:val="bullet"/>
+      <w:lvlText w:val=""/>
+      <w:lvlJc w:val="left"/>
+      <w:pPr>
+        <w:tabs>
+          <w:tab w:val="num" w:pos="720"/>
+        </w:tabs>
+        <w:ind w:left="720" w:hanging="360"/>
+      </w:pPr>
+      <w:rPr>
+        <w:rFonts w:ascii="Symbol" w:hAnsi="Symbol" w:hint="default"/>
+        <w:sz w:val="20"/>
+      </w:rPr>
+    </w:lvl>
+    <w:lvl w:ilvl="1">
+      <w:start w:val="1"/>
+      <w:numFmt w:val="bullet"/>
+      <w:lvlText w:val="o"/>
+      <w:lvlJc w:val="left"/>
+      <w:pPr>
+        <w:tabs>
+          <w:tab w:val="num" w:pos="1440"/>
+        </w:tabs>
+        <w:ind w:left="1440" w:hanging="360"/>
+      </w:pPr>
+      <w:rPr>
+        <w:rFonts w:ascii="Courier New" w:hAnsi="Courier New" w:hint="default"/>
+        <w:sz w:val="20"/>
+      </w:rPr>
+    </w:lvl>
+    <w:lvl w:ilvl="2" w:tentative="1">
+      <w:start w:val="1"/>
+      <w:numFmt w:val="bullet"/>
+      <w:lvlText w:val=""/>
+      <w:lvlJc w:val="left"/>
+      <w:pPr>
+        <w:tabs>
+          <w:tab w:val="num" w:pos="2160"/>
+        </w:tabs>
+        <w:ind w:left="2160" w:hanging="360"/>
+      </w:pPr>
+      <w:rPr>
+        <w:rFonts w:ascii="Wingdings" w:hAnsi="Wingdings" w:hint="default"/>
+        <w:sz w:val="20"/>
+      </w:rPr>
+    </w:lvl>
+    <w:lvl w:ilvl="3" w:tentative="1">
+      <w:start w:val="1"/>
+      <w:numFmt w:val="bullet"/>
+      <w:lvlText w:val=""/>
+      <w:lvlJc w:val="left"/>
+      <w:pPr>
+        <w:tabs>
+          <w:tab w:val="num" w:pos="2880"/>
+        </w:tabs>
+        <w:ind w:left="2880" w:hanging="360"/>
+      </w:pPr>
+      <w:rPr>
+        <w:rFonts w:ascii="Wingdings" w:hAnsi="Wingdings" w:hint="default"/>
+        <w:sz w:val="20"/>
+      </w:rPr>
+    </w:lvl>
+    <w:lvl w:ilvl="4" w:tentative="1">
+      <w:start w:val="1"/>
+      <w:numFmt w:val="bullet"/>
+      <w:lvlText w:val=""/>
+      <w:lvlJc w:val="left"/>
+      <w:pPr>
+        <w:tabs>
+          <w:tab w:val="num" w:pos="3600"/>
+        </w:tabs>
+        <w:ind w:left="3600" w:hanging="360"/>
+      </w:pPr>
+      <w:rPr>
+        <w:rFonts w:ascii="Wingdings" w:hAnsi="Wingdings" w:hint="default"/>
+        <w:sz w:val="20"/>
+      </w:rPr>
+    </w:lvl>
+    <w:lvl w:ilvl="5" w:tentative="1">
+      <w:start w:val="1"/>
+      <w:numFmt w:val="bullet"/>
+      <w:lvlText w:val=""/>
+      <w:lvlJc w:val="left"/>
+      <w:pPr>
+        <w:tabs>
+          <w:tab w:val="num" w:pos="4320"/>
+        </w:tabs>
+        <w:ind w:left="4320" w:hanging="360"/>
+      </w:pPr>
+      <w:rPr>
+        <w:rFonts w:ascii="Wingdings" w:hAnsi="Wingdings" w:hint="default"/>
+        <w:sz w:val="20"/>
+      </w:rPr>
+    </w:lvl>
+    <w:lvl w:ilvl="6" w:tentative="1">
+      <w:start w:val="1"/>
+      <w:numFmt w:val="bullet"/>
+      <w:lvlText w:val=""/>
+      <w:lvlJc w:val="left"/>
+      <w:pPr>
+        <w:tabs>
+          <w:tab w:val="num" w:pos="5040"/>
+        </w:tabs>
+        <w:ind w:left="5040" w:hanging="360"/>
+      </w:pPr>
+      <w:rPr>
+        <w:rFonts w:ascii="Wingdings" w:hAnsi="Wingdings" w:hint="default"/>
+        <w:sz w:val="20"/>
+      </w:rPr>
+    </w:lvl>
+    <w:lvl w:ilvl="7" w:tentative="1">
+      <w:start w:val="1"/>
+      <w:numFmt w:val="bullet"/>
+      <w:lvlText w:val=""/>
+      <w:lvlJc w:val="left"/>
+      <w:pPr>
+        <w:tabs>
+          <w:tab w:val="num" w:pos="5760"/>
+        </w:tabs>
+        <w:ind w:left="5760" w:hanging="360"/>
+      </w:pPr>
+      <w:rPr>
+        <w:rFonts w:ascii="Wingdings" w:hAnsi="Wingdings" w:hint="default"/>
+        <w:sz w:val="20"/>
+      </w:rPr>
+    </w:lvl>
+    <w:lvl w:ilvl="8" w:tentative="1">
+      <w:start w:val="1"/>
+      <w:numFmt w:val="bullet"/>
+      <w:lvlText w:val=""/>
+      <w:lvlJc w:val="left"/>
+      <w:pPr>
+        <w:tabs>
+          <w:tab w:val="num" w:pos="6480"/>
+        </w:tabs>
+        <w:ind w:left="6480" w:hanging="360"/>
+      </w:pPr>
+      <w:rPr>
+        <w:rFonts w:ascii="Wingdings" w:hAnsi="Wingdings" w:hint="default"/>
+        <w:sz w:val="20"/>
+      </w:rPr>
+    </w:lvl>
+  </w:abstractNum>
+  <w:abstractNum w:abstractNumId="40" w15:restartNumberingAfterBreak="0">
     <w:nsid w:val="3306218F"/>
     <w:multiLevelType w:val="multilevel"/>
     <w:tmpl w:val="85DCF05E"/>
@@ -47619,7 +45628,7 @@
       </w:rPr>
     </w:lvl>
   </w:abstractNum>
-  <w:abstractNum w:abstractNumId="40" w15:restartNumberingAfterBreak="0">
+  <w:abstractNum w:abstractNumId="41" w15:restartNumberingAfterBreak="0">
     <w:nsid w:val="34491C29"/>
     <w:multiLevelType w:val="multilevel"/>
     <w:tmpl w:val="85DCF05E"/>
@@ -47768,7 +45777,7 @@
       </w:rPr>
     </w:lvl>
   </w:abstractNum>
-  <w:abstractNum w:abstractNumId="41" w15:restartNumberingAfterBreak="0">
+  <w:abstractNum w:abstractNumId="42" w15:restartNumberingAfterBreak="0">
     <w:nsid w:val="36117222"/>
     <w:multiLevelType w:val="multilevel"/>
     <w:tmpl w:val="A5B21074"/>
@@ -47881,7 +45890,7 @@
       </w:pPr>
     </w:lvl>
   </w:abstractNum>
-  <w:abstractNum w:abstractNumId="42" w15:restartNumberingAfterBreak="0">
+  <w:abstractNum w:abstractNumId="43" w15:restartNumberingAfterBreak="0">
     <w:nsid w:val="39D27692"/>
     <w:multiLevelType w:val="multilevel"/>
     <w:tmpl w:val="85DCF05E"/>
@@ -48030,7 +46039,7 @@
       </w:rPr>
     </w:lvl>
   </w:abstractNum>
-  <w:abstractNum w:abstractNumId="43" w15:restartNumberingAfterBreak="0">
+  <w:abstractNum w:abstractNumId="44" w15:restartNumberingAfterBreak="0">
     <w:nsid w:val="3CDD2299"/>
     <w:multiLevelType w:val="multilevel"/>
     <w:tmpl w:val="85DCF05E"/>
@@ -48179,7 +46188,7 @@
       </w:rPr>
     </w:lvl>
   </w:abstractNum>
-  <w:abstractNum w:abstractNumId="44" w15:restartNumberingAfterBreak="0">
+  <w:abstractNum w:abstractNumId="45" w15:restartNumberingAfterBreak="0">
     <w:nsid w:val="3F1C4DF7"/>
     <w:multiLevelType w:val="multilevel"/>
     <w:tmpl w:val="85DCF05E"/>
@@ -48328,7 +46337,7 @@
       </w:rPr>
     </w:lvl>
   </w:abstractNum>
-  <w:abstractNum w:abstractNumId="45" w15:restartNumberingAfterBreak="0">
+  <w:abstractNum w:abstractNumId="46" w15:restartNumberingAfterBreak="0">
     <w:nsid w:val="40A94398"/>
     <w:multiLevelType w:val="multilevel"/>
     <w:tmpl w:val="85DCF05E"/>
@@ -48477,7 +46486,7 @@
       </w:rPr>
     </w:lvl>
   </w:abstractNum>
-  <w:abstractNum w:abstractNumId="46" w15:restartNumberingAfterBreak="0">
+  <w:abstractNum w:abstractNumId="47" w15:restartNumberingAfterBreak="0">
     <w:nsid w:val="44ED0001"/>
     <w:multiLevelType w:val="hybridMultilevel"/>
     <w:tmpl w:val="A58426EC"/>
@@ -48622,7 +46631,7 @@
       </w:rPr>
     </w:lvl>
   </w:abstractNum>
-  <w:abstractNum w:abstractNumId="47" w15:restartNumberingAfterBreak="0">
+  <w:abstractNum w:abstractNumId="48" w15:restartNumberingAfterBreak="0">
     <w:nsid w:val="45D674CE"/>
     <w:multiLevelType w:val="multilevel"/>
     <w:tmpl w:val="85DCF05E"/>
@@ -48771,7 +46780,7 @@
       </w:rPr>
     </w:lvl>
   </w:abstractNum>
-  <w:abstractNum w:abstractNumId="48" w15:restartNumberingAfterBreak="0">
+  <w:abstractNum w:abstractNumId="49" w15:restartNumberingAfterBreak="0">
     <w:nsid w:val="4A740E7B"/>
     <w:multiLevelType w:val="multilevel"/>
     <w:tmpl w:val="85DCF05E"/>
@@ -48920,7 +46929,7 @@
       </w:rPr>
     </w:lvl>
   </w:abstractNum>
-  <w:abstractNum w:abstractNumId="49" w15:restartNumberingAfterBreak="0">
+  <w:abstractNum w:abstractNumId="50" w15:restartNumberingAfterBreak="0">
     <w:nsid w:val="4B2E57C8"/>
     <w:multiLevelType w:val="multilevel"/>
     <w:tmpl w:val="85DCF05E"/>
@@ -49069,7 +47078,7 @@
       </w:rPr>
     </w:lvl>
   </w:abstractNum>
-  <w:abstractNum w:abstractNumId="50" w15:restartNumberingAfterBreak="0">
+  <w:abstractNum w:abstractNumId="51" w15:restartNumberingAfterBreak="0">
     <w:nsid w:val="4B861CBC"/>
     <w:multiLevelType w:val="multilevel"/>
     <w:tmpl w:val="2ECE1CEE"/>
@@ -49186,7 +47195,7 @@
       </w:pPr>
     </w:lvl>
   </w:abstractNum>
-  <w:abstractNum w:abstractNumId="51" w15:restartNumberingAfterBreak="0">
+  <w:abstractNum w:abstractNumId="52" w15:restartNumberingAfterBreak="0">
     <w:nsid w:val="4B9C5790"/>
     <w:multiLevelType w:val="multilevel"/>
     <w:tmpl w:val="FF923B78"/>
@@ -49335,7 +47344,7 @@
       </w:rPr>
     </w:lvl>
   </w:abstractNum>
-  <w:abstractNum w:abstractNumId="52" w15:restartNumberingAfterBreak="0">
+  <w:abstractNum w:abstractNumId="53" w15:restartNumberingAfterBreak="0">
     <w:nsid w:val="4C24419B"/>
     <w:multiLevelType w:val="multilevel"/>
     <w:tmpl w:val="85DCF05E"/>
@@ -49484,7 +47493,7 @@
       </w:rPr>
     </w:lvl>
   </w:abstractNum>
-  <w:abstractNum w:abstractNumId="53" w15:restartNumberingAfterBreak="0">
+  <w:abstractNum w:abstractNumId="54" w15:restartNumberingAfterBreak="0">
     <w:nsid w:val="4C495BE3"/>
     <w:multiLevelType w:val="multilevel"/>
     <w:tmpl w:val="B7E41A58"/>
@@ -49633,7 +47642,7 @@
       </w:rPr>
     </w:lvl>
   </w:abstractNum>
-  <w:abstractNum w:abstractNumId="54" w15:restartNumberingAfterBreak="0">
+  <w:abstractNum w:abstractNumId="55" w15:restartNumberingAfterBreak="0">
     <w:nsid w:val="4E1C5891"/>
     <w:multiLevelType w:val="multilevel"/>
     <w:tmpl w:val="FD28AB64"/>
@@ -49782,7 +47791,7 @@
       </w:rPr>
     </w:lvl>
   </w:abstractNum>
-  <w:abstractNum w:abstractNumId="55" w15:restartNumberingAfterBreak="0">
+  <w:abstractNum w:abstractNumId="56" w15:restartNumberingAfterBreak="0">
     <w:nsid w:val="4E820739"/>
     <w:multiLevelType w:val="multilevel"/>
     <w:tmpl w:val="92B839C4"/>
@@ -49931,7 +47940,7 @@
       </w:rPr>
     </w:lvl>
   </w:abstractNum>
-  <w:abstractNum w:abstractNumId="56" w15:restartNumberingAfterBreak="0">
+  <w:abstractNum w:abstractNumId="57" w15:restartNumberingAfterBreak="0">
     <w:nsid w:val="4F83078C"/>
     <w:multiLevelType w:val="multilevel"/>
     <w:tmpl w:val="61603102"/>
@@ -50080,7 +48089,7 @@
       </w:rPr>
     </w:lvl>
   </w:abstractNum>
-  <w:abstractNum w:abstractNumId="57" w15:restartNumberingAfterBreak="0">
+  <w:abstractNum w:abstractNumId="58" w15:restartNumberingAfterBreak="0">
     <w:nsid w:val="50E10C95"/>
     <w:multiLevelType w:val="multilevel"/>
     <w:tmpl w:val="E96EBC56"/>
@@ -50193,7 +48202,7 @@
       </w:pPr>
     </w:lvl>
   </w:abstractNum>
-  <w:abstractNum w:abstractNumId="58" w15:restartNumberingAfterBreak="0">
+  <w:abstractNum w:abstractNumId="59" w15:restartNumberingAfterBreak="0">
     <w:nsid w:val="53C16905"/>
     <w:multiLevelType w:val="multilevel"/>
     <w:tmpl w:val="85DCF05E"/>
@@ -50342,7 +48351,7 @@
       </w:rPr>
     </w:lvl>
   </w:abstractNum>
-  <w:abstractNum w:abstractNumId="59" w15:restartNumberingAfterBreak="0">
+  <w:abstractNum w:abstractNumId="60" w15:restartNumberingAfterBreak="0">
     <w:nsid w:val="554B644F"/>
     <w:multiLevelType w:val="multilevel"/>
     <w:tmpl w:val="F378F2A2"/>
@@ -50491,7 +48500,7 @@
       </w:rPr>
     </w:lvl>
   </w:abstractNum>
-  <w:abstractNum w:abstractNumId="60" w15:restartNumberingAfterBreak="0">
+  <w:abstractNum w:abstractNumId="61" w15:restartNumberingAfterBreak="0">
     <w:nsid w:val="59155114"/>
     <w:multiLevelType w:val="multilevel"/>
     <w:tmpl w:val="85DCF05E"/>
@@ -50640,7 +48649,7 @@
       </w:rPr>
     </w:lvl>
   </w:abstractNum>
-  <w:abstractNum w:abstractNumId="61" w15:restartNumberingAfterBreak="0">
+  <w:abstractNum w:abstractNumId="62" w15:restartNumberingAfterBreak="0">
     <w:nsid w:val="5CFF5E67"/>
     <w:multiLevelType w:val="multilevel"/>
     <w:tmpl w:val="85DCF05E"/>
@@ -50789,7 +48798,7 @@
       </w:rPr>
     </w:lvl>
   </w:abstractNum>
-  <w:abstractNum w:abstractNumId="62" w15:restartNumberingAfterBreak="0">
+  <w:abstractNum w:abstractNumId="63" w15:restartNumberingAfterBreak="0">
     <w:nsid w:val="5E81417F"/>
     <w:multiLevelType w:val="multilevel"/>
     <w:tmpl w:val="85DCF05E"/>
@@ -50938,7 +48947,7 @@
       </w:rPr>
     </w:lvl>
   </w:abstractNum>
-  <w:abstractNum w:abstractNumId="63" w15:restartNumberingAfterBreak="0">
+  <w:abstractNum w:abstractNumId="64" w15:restartNumberingAfterBreak="0">
     <w:nsid w:val="698F6E75"/>
     <w:multiLevelType w:val="multilevel"/>
     <w:tmpl w:val="85DCF05E"/>
@@ -51087,7 +49096,7 @@
       </w:rPr>
     </w:lvl>
   </w:abstractNum>
-  <w:abstractNum w:abstractNumId="64" w15:restartNumberingAfterBreak="0">
+  <w:abstractNum w:abstractNumId="65" w15:restartNumberingAfterBreak="0">
     <w:nsid w:val="6A1F0058"/>
     <w:multiLevelType w:val="multilevel"/>
     <w:tmpl w:val="85DCF05E"/>
@@ -51236,7 +49245,7 @@
       </w:rPr>
     </w:lvl>
   </w:abstractNum>
-  <w:abstractNum w:abstractNumId="65" w15:restartNumberingAfterBreak="0">
+  <w:abstractNum w:abstractNumId="66" w15:restartNumberingAfterBreak="0">
     <w:nsid w:val="6B3A6BF6"/>
     <w:multiLevelType w:val="multilevel"/>
     <w:tmpl w:val="85DCF05E"/>
@@ -51385,7 +49394,7 @@
       </w:rPr>
     </w:lvl>
   </w:abstractNum>
-  <w:abstractNum w:abstractNumId="66" w15:restartNumberingAfterBreak="0">
+  <w:abstractNum w:abstractNumId="67" w15:restartNumberingAfterBreak="0">
     <w:nsid w:val="6B49298E"/>
     <w:multiLevelType w:val="multilevel"/>
     <w:tmpl w:val="F244D246"/>
@@ -51502,7 +49511,7 @@
       </w:pPr>
     </w:lvl>
   </w:abstractNum>
-  <w:abstractNum w:abstractNumId="67" w15:restartNumberingAfterBreak="0">
+  <w:abstractNum w:abstractNumId="68" w15:restartNumberingAfterBreak="0">
     <w:nsid w:val="6ED82E9F"/>
     <w:multiLevelType w:val="multilevel"/>
     <w:tmpl w:val="8940F83C"/>
@@ -51651,7 +49660,7 @@
       </w:rPr>
     </w:lvl>
   </w:abstractNum>
-  <w:abstractNum w:abstractNumId="68" w15:restartNumberingAfterBreak="0">
+  <w:abstractNum w:abstractNumId="69" w15:restartNumberingAfterBreak="0">
     <w:nsid w:val="6FB30541"/>
     <w:multiLevelType w:val="multilevel"/>
     <w:tmpl w:val="85DCF05E"/>
@@ -51800,7 +49809,7 @@
       </w:rPr>
     </w:lvl>
   </w:abstractNum>
-  <w:abstractNum w:abstractNumId="69" w15:restartNumberingAfterBreak="0">
+  <w:abstractNum w:abstractNumId="70" w15:restartNumberingAfterBreak="0">
     <w:nsid w:val="70C87ACF"/>
     <w:multiLevelType w:val="multilevel"/>
     <w:tmpl w:val="85DCF05E"/>
@@ -51949,7 +49958,7 @@
       </w:rPr>
     </w:lvl>
   </w:abstractNum>
-  <w:abstractNum w:abstractNumId="70" w15:restartNumberingAfterBreak="0">
+  <w:abstractNum w:abstractNumId="71" w15:restartNumberingAfterBreak="0">
     <w:nsid w:val="71575696"/>
     <w:multiLevelType w:val="hybridMultilevel"/>
     <w:tmpl w:val="07B06E2E"/>
@@ -52062,7 +50071,7 @@
       </w:rPr>
     </w:lvl>
   </w:abstractNum>
-  <w:abstractNum w:abstractNumId="71" w15:restartNumberingAfterBreak="0">
+  <w:abstractNum w:abstractNumId="72" w15:restartNumberingAfterBreak="0">
     <w:nsid w:val="72FC0CE8"/>
     <w:multiLevelType w:val="multilevel"/>
     <w:tmpl w:val="800E02BA"/>
@@ -52179,7 +50188,7 @@
       </w:pPr>
     </w:lvl>
   </w:abstractNum>
-  <w:abstractNum w:abstractNumId="72" w15:restartNumberingAfterBreak="0">
+  <w:abstractNum w:abstractNumId="73" w15:restartNumberingAfterBreak="0">
     <w:nsid w:val="75504BA3"/>
     <w:multiLevelType w:val="multilevel"/>
     <w:tmpl w:val="D3421AC0"/>
@@ -52296,7 +50305,7 @@
       </w:pPr>
     </w:lvl>
   </w:abstractNum>
-  <w:abstractNum w:abstractNumId="73" w15:restartNumberingAfterBreak="0">
+  <w:abstractNum w:abstractNumId="74" w15:restartNumberingAfterBreak="0">
     <w:nsid w:val="76E73AC7"/>
     <w:multiLevelType w:val="multilevel"/>
     <w:tmpl w:val="5CBC2864"/>
@@ -52445,7 +50454,7 @@
       </w:rPr>
     </w:lvl>
   </w:abstractNum>
-  <w:abstractNum w:abstractNumId="74" w15:restartNumberingAfterBreak="0">
+  <w:abstractNum w:abstractNumId="75" w15:restartNumberingAfterBreak="0">
     <w:nsid w:val="77FF4947"/>
     <w:multiLevelType w:val="multilevel"/>
     <w:tmpl w:val="85DCF05E"/>
@@ -52594,7 +50603,7 @@
       </w:rPr>
     </w:lvl>
   </w:abstractNum>
-  <w:abstractNum w:abstractNumId="75" w15:restartNumberingAfterBreak="0">
+  <w:abstractNum w:abstractNumId="76" w15:restartNumberingAfterBreak="0">
     <w:nsid w:val="78AF1B5F"/>
     <w:multiLevelType w:val="multilevel"/>
     <w:tmpl w:val="85DCF05E"/>
@@ -52743,7 +50752,7 @@
       </w:rPr>
     </w:lvl>
   </w:abstractNum>
-  <w:abstractNum w:abstractNumId="76" w15:restartNumberingAfterBreak="0">
+  <w:abstractNum w:abstractNumId="77" w15:restartNumberingAfterBreak="0">
     <w:nsid w:val="7A427C61"/>
     <w:multiLevelType w:val="multilevel"/>
     <w:tmpl w:val="85DCF05E"/>
@@ -52892,7 +50901,7 @@
       </w:rPr>
     </w:lvl>
   </w:abstractNum>
-  <w:abstractNum w:abstractNumId="77" w15:restartNumberingAfterBreak="0">
+  <w:abstractNum w:abstractNumId="78" w15:restartNumberingAfterBreak="0">
     <w:nsid w:val="7D212DD2"/>
     <w:multiLevelType w:val="multilevel"/>
     <w:tmpl w:val="85DCF05E"/>
@@ -53048,13 +51057,13 @@
     <w:abstractNumId w:val="9"/>
   </w:num>
   <w:num w:numId="3" w16cid:durableId="1804692084">
-    <w:abstractNumId w:val="67"/>
+    <w:abstractNumId w:val="68"/>
   </w:num>
   <w:num w:numId="4" w16cid:durableId="1247112044">
-    <w:abstractNumId w:val="54"/>
+    <w:abstractNumId w:val="55"/>
   </w:num>
   <w:num w:numId="5" w16cid:durableId="852645676">
-    <w:abstractNumId w:val="55"/>
+    <w:abstractNumId w:val="56"/>
   </w:num>
   <w:num w:numId="6" w16cid:durableId="562445880">
     <w:abstractNumId w:val="32"/>
@@ -53066,28 +51075,28 @@
     <w:abstractNumId w:val="27"/>
   </w:num>
   <w:num w:numId="9" w16cid:durableId="856886229">
-    <w:abstractNumId w:val="66"/>
+    <w:abstractNumId w:val="67"/>
   </w:num>
   <w:num w:numId="10" w16cid:durableId="117142957">
     <w:abstractNumId w:val="23"/>
   </w:num>
   <w:num w:numId="11" w16cid:durableId="2066491253">
-    <w:abstractNumId w:val="51"/>
+    <w:abstractNumId w:val="52"/>
   </w:num>
   <w:num w:numId="12" w16cid:durableId="1308435423">
     <w:abstractNumId w:val="19"/>
   </w:num>
   <w:num w:numId="13" w16cid:durableId="1165126683">
-    <w:abstractNumId w:val="56"/>
+    <w:abstractNumId w:val="57"/>
   </w:num>
   <w:num w:numId="14" w16cid:durableId="1285622425">
     <w:abstractNumId w:val="22"/>
   </w:num>
   <w:num w:numId="15" w16cid:durableId="313946310">
-    <w:abstractNumId w:val="53"/>
+    <w:abstractNumId w:val="54"/>
   </w:num>
   <w:num w:numId="16" w16cid:durableId="96488359">
-    <w:abstractNumId w:val="73"/>
+    <w:abstractNumId w:val="74"/>
   </w:num>
   <w:num w:numId="17" w16cid:durableId="1934047431">
     <w:abstractNumId w:val="26"/>
@@ -53108,34 +51117,34 @@
     <w:abstractNumId w:val="31"/>
   </w:num>
   <w:num w:numId="23" w16cid:durableId="801390371">
-    <w:abstractNumId w:val="50"/>
+    <w:abstractNumId w:val="51"/>
   </w:num>
   <w:num w:numId="24" w16cid:durableId="289434592">
     <w:abstractNumId w:val="14"/>
   </w:num>
   <w:num w:numId="25" w16cid:durableId="66657925">
-    <w:abstractNumId w:val="63"/>
+    <w:abstractNumId w:val="64"/>
   </w:num>
   <w:num w:numId="26" w16cid:durableId="1767070574">
     <w:abstractNumId w:val="1"/>
   </w:num>
   <w:num w:numId="27" w16cid:durableId="1635254789">
-    <w:abstractNumId w:val="59"/>
+    <w:abstractNumId w:val="60"/>
   </w:num>
   <w:num w:numId="28" w16cid:durableId="757143566">
-    <w:abstractNumId w:val="77"/>
+    <w:abstractNumId w:val="78"/>
   </w:num>
   <w:num w:numId="29" w16cid:durableId="1553036114">
-    <w:abstractNumId w:val="61"/>
+    <w:abstractNumId w:val="62"/>
   </w:num>
   <w:num w:numId="30" w16cid:durableId="284431008">
-    <w:abstractNumId w:val="43"/>
+    <w:abstractNumId w:val="44"/>
   </w:num>
   <w:num w:numId="31" w16cid:durableId="1056320052">
     <w:abstractNumId w:val="6"/>
   </w:num>
   <w:num w:numId="32" w16cid:durableId="1472937383">
-    <w:abstractNumId w:val="41"/>
+    <w:abstractNumId w:val="42"/>
   </w:num>
   <w:num w:numId="33" w16cid:durableId="1843936160">
     <w:abstractNumId w:val="3"/>
@@ -53144,7 +51153,7 @@
     <w:abstractNumId w:val="29"/>
   </w:num>
   <w:num w:numId="35" w16cid:durableId="1099831440">
-    <w:abstractNumId w:val="70"/>
+    <w:abstractNumId w:val="71"/>
   </w:num>
   <w:num w:numId="36" w16cid:durableId="497037272">
     <w:abstractNumId w:val="36"/>
@@ -53153,13 +51162,13 @@
     <w:abstractNumId w:val="38"/>
   </w:num>
   <w:num w:numId="38" w16cid:durableId="686519505">
-    <w:abstractNumId w:val="39"/>
+    <w:abstractNumId w:val="40"/>
   </w:num>
   <w:num w:numId="39" w16cid:durableId="1366373509">
-    <w:abstractNumId w:val="47"/>
+    <w:abstractNumId w:val="48"/>
   </w:num>
   <w:num w:numId="40" w16cid:durableId="1778788742">
-    <w:abstractNumId w:val="71"/>
+    <w:abstractNumId w:val="72"/>
   </w:num>
   <w:num w:numId="41" w16cid:durableId="931283484">
     <w:abstractNumId w:val="30"/>
@@ -53171,7 +51180,7 @@
     <w:abstractNumId w:val="13"/>
   </w:num>
   <w:num w:numId="44" w16cid:durableId="1564484193">
-    <w:abstractNumId w:val="49"/>
+    <w:abstractNumId w:val="50"/>
   </w:num>
   <w:num w:numId="45" w16cid:durableId="1083335042">
     <w:abstractNumId w:val="24"/>
@@ -53180,31 +51189,31 @@
     <w:abstractNumId w:val="12"/>
   </w:num>
   <w:num w:numId="47" w16cid:durableId="79496283">
-    <w:abstractNumId w:val="65"/>
+    <w:abstractNumId w:val="66"/>
   </w:num>
   <w:num w:numId="48" w16cid:durableId="2037727134">
-    <w:abstractNumId w:val="40"/>
+    <w:abstractNumId w:val="41"/>
   </w:num>
   <w:num w:numId="49" w16cid:durableId="939752344">
-    <w:abstractNumId w:val="44"/>
+    <w:abstractNumId w:val="45"/>
   </w:num>
   <w:num w:numId="50" w16cid:durableId="2025937755">
-    <w:abstractNumId w:val="74"/>
+    <w:abstractNumId w:val="75"/>
   </w:num>
   <w:num w:numId="51" w16cid:durableId="1574511333">
-    <w:abstractNumId w:val="72"/>
+    <w:abstractNumId w:val="73"/>
   </w:num>
   <w:num w:numId="52" w16cid:durableId="1294018088">
-    <w:abstractNumId w:val="64"/>
+    <w:abstractNumId w:val="65"/>
   </w:num>
   <w:num w:numId="53" w16cid:durableId="337584756">
     <w:abstractNumId w:val="4"/>
   </w:num>
   <w:num w:numId="54" w16cid:durableId="1712613985">
-    <w:abstractNumId w:val="76"/>
+    <w:abstractNumId w:val="77"/>
   </w:num>
   <w:num w:numId="55" w16cid:durableId="1111316505">
-    <w:abstractNumId w:val="58"/>
+    <w:abstractNumId w:val="59"/>
   </w:num>
   <w:num w:numId="56" w16cid:durableId="1762797023">
     <w:abstractNumId w:val="0"/>
@@ -53213,13 +51222,13 @@
     <w:abstractNumId w:val="11"/>
   </w:num>
   <w:num w:numId="58" w16cid:durableId="1242831534">
-    <w:abstractNumId w:val="52"/>
+    <w:abstractNumId w:val="53"/>
   </w:num>
   <w:num w:numId="59" w16cid:durableId="856231769">
     <w:abstractNumId w:val="5"/>
   </w:num>
   <w:num w:numId="60" w16cid:durableId="699277891">
-    <w:abstractNumId w:val="48"/>
+    <w:abstractNumId w:val="49"/>
   </w:num>
   <w:num w:numId="61" w16cid:durableId="1253010758">
     <w:abstractNumId w:val="28"/>
@@ -53234,46 +51243,49 @@
     <w:abstractNumId w:val="15"/>
   </w:num>
   <w:num w:numId="65" w16cid:durableId="767000353">
-    <w:abstractNumId w:val="69"/>
+    <w:abstractNumId w:val="70"/>
   </w:num>
   <w:num w:numId="66" w16cid:durableId="940257982">
-    <w:abstractNumId w:val="68"/>
+    <w:abstractNumId w:val="69"/>
   </w:num>
   <w:num w:numId="67" w16cid:durableId="597644932">
     <w:abstractNumId w:val="20"/>
   </w:num>
   <w:num w:numId="68" w16cid:durableId="1853449936">
-    <w:abstractNumId w:val="62"/>
+    <w:abstractNumId w:val="63"/>
   </w:num>
   <w:num w:numId="69" w16cid:durableId="1803839080">
     <w:abstractNumId w:val="16"/>
   </w:num>
   <w:num w:numId="70" w16cid:durableId="1071125636">
-    <w:abstractNumId w:val="60"/>
+    <w:abstractNumId w:val="61"/>
   </w:num>
   <w:num w:numId="71" w16cid:durableId="301084240">
     <w:abstractNumId w:val="35"/>
   </w:num>
   <w:num w:numId="72" w16cid:durableId="574366042">
-    <w:abstractNumId w:val="42"/>
+    <w:abstractNumId w:val="43"/>
   </w:num>
   <w:num w:numId="73" w16cid:durableId="2085714089">
     <w:abstractNumId w:val="37"/>
   </w:num>
   <w:num w:numId="74" w16cid:durableId="1381320253">
-    <w:abstractNumId w:val="45"/>
+    <w:abstractNumId w:val="46"/>
   </w:num>
   <w:num w:numId="75" w16cid:durableId="1325402655">
-    <w:abstractNumId w:val="46"/>
+    <w:abstractNumId w:val="47"/>
   </w:num>
   <w:num w:numId="76" w16cid:durableId="438909784">
     <w:abstractNumId w:val="8"/>
   </w:num>
   <w:num w:numId="77" w16cid:durableId="1784113914">
-    <w:abstractNumId w:val="57"/>
+    <w:abstractNumId w:val="58"/>
   </w:num>
   <w:num w:numId="78" w16cid:durableId="1992714483">
-    <w:abstractNumId w:val="75"/>
+    <w:abstractNumId w:val="76"/>
+  </w:num>
+  <w:num w:numId="79" w16cid:durableId="1733507622">
+    <w:abstractNumId w:val="39"/>
   </w:num>
 </w:numbering>
 </file>
@@ -53881,7 +51893,6 @@
   <w:style w:type="character" w:default="1" w:styleId="DefaultParagraphFont">
     <w:name w:val="Default Paragraph Font"/>
     <w:uiPriority w:val="1"/>
-    <w:semiHidden/>
     <w:unhideWhenUsed/>
   </w:style>
   <w:style w:type="table" w:default="1" w:styleId="TableNormal">
